--- a/5_concepts/04_Network_and_Multifractal_Analysis.docx
+++ b/5_concepts/04_Network_and_Multifractal_Analysis.docx
@@ -5413,7 +5413,7 @@
                 <w:sz w:val="19"/>
                 <w:szCs w:val="19"/>
               </w:rPr>
-              <w:t xml:space="preserve">1.84 – 1.86</w:t>
+              <w:t xml:space="preserve">1.59 – 1.89</w:t>
             </w:r>
           </w:p>
         </w:tc>
@@ -5439,7 +5439,7 @@
                 <w:sz w:val="19"/>
                 <w:szCs w:val="19"/>
               </w:rPr>
-              <w:t xml:space="preserve">0.03</w:t>
+              <w:t xml:space="preserve">0.29</w:t>
             </w:r>
           </w:p>
         </w:tc>
@@ -5574,7 +5574,7 @@
                 <w:sz w:val="19"/>
                 <w:szCs w:val="19"/>
               </w:rPr>
-              <w:t xml:space="preserve">1.91 – 2.00</w:t>
+              <w:t xml:space="preserve">1.47 – 1.95</w:t>
             </w:r>
           </w:p>
         </w:tc>
@@ -5600,7 +5600,7 @@
                 <w:sz w:val="19"/>
                 <w:szCs w:val="19"/>
               </w:rPr>
-              <w:t xml:space="preserve">0.09</w:t>
+              <w:t xml:space="preserve">0.49</w:t>
             </w:r>
           </w:p>
         </w:tc>
@@ -5735,7 +5735,7 @@
                 <w:sz w:val="19"/>
                 <w:szCs w:val="19"/>
               </w:rPr>
-              <w:t xml:space="preserve">1.98 – 1.99</w:t>
+              <w:t xml:space="preserve">1.19 – 1.99</w:t>
             </w:r>
           </w:p>
         </w:tc>
@@ -5761,7 +5761,7 @@
                 <w:sz w:val="19"/>
                 <w:szCs w:val="19"/>
               </w:rPr>
-              <w:t xml:space="preserve">0.01</w:t>
+              <w:t xml:space="preserve">0.80</w:t>
             </w:r>
           </w:p>
         </w:tc>
@@ -5788,20 +5788,424 @@
             <w:r>
               <w:rPr>
                 <w:rFonts w:ascii="Calibri" w:cs="Calibri" w:eastAsia="Calibri" w:hAnsi="Calibri"/>
+                <w:color w:val="1A1A2E"/>
+                <w:sz w:val="19"/>
+                <w:szCs w:val="19"/>
+              </w:rPr>
+              <w:t xml:space="preserve">UiO-66</w:t>
+            </w:r>
+          </w:p>
+        </w:tc>
+        <w:tc>
+          <w:tcPr>
+            <w:tcW w:type="dxa" w:w="1030"/>
+            <w:shd w:fill="F6F8FB" w:val="clear"/>
+            <w:tcMar>
+              <w:top w:type="dxa" w:w="70"/>
+              <w:left w:type="dxa" w:w="100"/>
+              <w:bottom w:type="dxa" w:w="70"/>
+              <w:right w:type="dxa" w:w="100"/>
+            </w:tcMar>
+          </w:tcPr>
+          <w:p>
+            <w:pPr>
+              <w:spacing w:after="0" w:line="260"/>
+            </w:pPr>
+            <w:r>
+              <w:rPr>
+                <w:rFonts w:ascii="Calibri" w:cs="Calibri" w:eastAsia="Calibri" w:hAnsi="Calibri"/>
+                <w:color w:val="1A1A2E"/>
+                <w:sz w:val="19"/>
+                <w:szCs w:val="19"/>
+              </w:rPr>
+              <w:t xml:space="preserve">Zr</w:t>
+            </w:r>
+          </w:p>
+        </w:tc>
+        <w:tc>
+          <w:tcPr>
+            <w:tcW w:type="dxa" w:w="1217"/>
+            <w:shd w:fill="F6F8FB" w:val="clear"/>
+            <w:tcMar>
+              <w:top w:type="dxa" w:w="70"/>
+              <w:left w:type="dxa" w:w="100"/>
+              <w:bottom w:type="dxa" w:w="70"/>
+              <w:right w:type="dxa" w:w="100"/>
+            </w:tcMar>
+          </w:tcPr>
+          <w:p>
+            <w:pPr>
+              <w:spacing w:after="0" w:line="260"/>
+            </w:pPr>
+            <w:r>
+              <w:rPr>
+                <w:rFonts w:ascii="Calibri" w:cs="Calibri" w:eastAsia="Calibri" w:hAnsi="Calibri"/>
+                <w:color w:val="1A1A2E"/>
+                <w:sz w:val="19"/>
+                <w:szCs w:val="19"/>
+              </w:rPr>
+              <w:t xml:space="preserve">189</w:t>
+            </w:r>
+          </w:p>
+        </w:tc>
+        <w:tc>
+          <w:tcPr>
+            <w:tcW w:type="dxa" w:w="1591"/>
+            <w:shd w:fill="F6F8FB" w:val="clear"/>
+            <w:tcMar>
+              <w:top w:type="dxa" w:w="70"/>
+              <w:left w:type="dxa" w:w="100"/>
+              <w:bottom w:type="dxa" w:w="70"/>
+              <w:right w:type="dxa" w:w="100"/>
+            </w:tcMar>
+          </w:tcPr>
+          <w:p>
+            <w:pPr>
+              <w:spacing w:after="0" w:line="260"/>
+            </w:pPr>
+            <w:r>
+              <w:rPr>
+                <w:rFonts w:ascii="Calibri" w:cs="Calibri" w:eastAsia="Calibri" w:hAnsi="Calibri"/>
+                <w:color w:val="1A1A2E"/>
+                <w:sz w:val="19"/>
+                <w:szCs w:val="19"/>
+              </w:rPr>
+              <w:t xml:space="preserve">57</w:t>
+            </w:r>
+          </w:p>
+        </w:tc>
+        <w:tc>
+          <w:tcPr>
+            <w:tcW w:type="dxa" w:w="2246"/>
+            <w:shd w:fill="F6F8FB" w:val="clear"/>
+            <w:tcMar>
+              <w:top w:type="dxa" w:w="70"/>
+              <w:left w:type="dxa" w:w="100"/>
+              <w:bottom w:type="dxa" w:w="70"/>
+              <w:right w:type="dxa" w:w="100"/>
+            </w:tcMar>
+          </w:tcPr>
+          <w:p>
+            <w:pPr>
+              <w:spacing w:after="0" w:line="260"/>
+            </w:pPr>
+            <w:r>
+              <w:rPr>
+                <w:rFonts w:ascii="Calibri" w:cs="Calibri" w:eastAsia="Calibri" w:hAnsi="Calibri"/>
+                <w:color w:val="1A1A2E"/>
+                <w:sz w:val="19"/>
+                <w:szCs w:val="19"/>
+              </w:rPr>
+              <w:t xml:space="preserve">1.80 – 2.57</w:t>
+            </w:r>
+          </w:p>
+        </w:tc>
+        <w:tc>
+          <w:tcPr>
+            <w:tcW w:type="dxa" w:w="1498"/>
+            <w:shd w:fill="F6F8FB" w:val="clear"/>
+            <w:tcMar>
+              <w:top w:type="dxa" w:w="70"/>
+              <w:left w:type="dxa" w:w="100"/>
+              <w:bottom w:type="dxa" w:w="70"/>
+              <w:right w:type="dxa" w:w="100"/>
+            </w:tcMar>
+          </w:tcPr>
+          <w:p>
+            <w:pPr>
+              <w:spacing w:after="0" w:line="260"/>
+            </w:pPr>
+            <w:r>
+              <w:rPr>
+                <w:rFonts w:ascii="Calibri" w:cs="Calibri" w:eastAsia="Calibri" w:hAnsi="Calibri"/>
+                <w:color w:val="1A1A2E"/>
+                <w:sz w:val="19"/>
+                <w:szCs w:val="19"/>
+              </w:rPr>
+              <w:t xml:space="preserve">0.77</w:t>
+            </w:r>
+          </w:p>
+        </w:tc>
+      </w:tr>
+    </w:tbl>
+    <w:p>
+      <w:pPr>
+        <w:spacing w:after="190"/>
+      </w:pPr>
+    </w:p>
+    <w:p>
+      <w:pPr>
+        <w:spacing w:after="130" w:before="0" w:line="300"/>
+      </w:pPr>
+      <w:r>
+        <w:rPr>
+          <w:rFonts w:ascii="Calibri" w:cs="Calibri" w:eastAsia="Calibri" w:hAnsi="Calibri"/>
+          <w:color w:val="1A1A2E"/>
+          <w:sz w:val="21"/>
+          <w:szCs w:val="21"/>
+        </w:rPr>
+        <w:t xml:space="preserve">On the box-growing NMFA (5.3) the Zr structure separates cleanly: its node fractal dimension is the highest by a clear margin, which is what a 12-connected cluster should give, since more connections per node means mass grows faster with radius.</w:t>
+      </w:r>
+    </w:p>
+    <w:p>
+      <w:pPr>
+        <w:pBdr>
+          <w:left w:val="single" w:color="E0A030" w:sz="18" w:space="8"/>
+        </w:pBdr>
+        <w:shd w:fill="FFF6E5" w:val="clear"/>
+        <w:spacing w:after="0" w:before="140"/>
+        <w:ind w:left="144"/>
+      </w:pPr>
+      <w:r>
+        <w:rPr>
+          <w:rFonts w:ascii="Calibri" w:cs="Calibri" w:eastAsia="Calibri" w:hAnsi="Calibri"/>
+          <w:b/>
+          <w:bCs/>
+          <w:color w:val="7A5200"/>
+          <w:sz w:val="20"/>
+          <w:szCs w:val="20"/>
+        </w:rPr>
+        <w:t xml:space="preserve">An earlier version of this table was wrong, and the correction changed the conclusion</w:t>
+      </w:r>
+    </w:p>
+    <w:p>
+      <w:pPr>
+        <w:pBdr>
+          <w:left w:val="single" w:color="E0A030" w:sz="18" w:space="8"/>
+        </w:pBdr>
+        <w:shd w:fill="FFF6E5" w:val="clear"/>
+        <w:spacing w:after="60" w:line="290"/>
+        <w:ind w:left="144"/>
+      </w:pPr>
+      <w:r>
+        <w:rPr>
+          <w:rFonts w:ascii="Calibri" w:cs="Calibri" w:eastAsia="Calibri" w:hAnsi="Calibri"/>
+          <w:color w:val="4A3800"/>
+          <w:sz w:val="20"/>
+          <w:szCs w:val="20"/>
+        </w:rPr>
+        <w:t xml:space="preserve">The iNMFA widths above used to read 0.03, 0.09, 0.01 and 0.36, and were presented as showing Zr separating from Cu and Zn. </w:t>
+      </w:r>
+      <w:r>
+        <w:rPr>
+          <w:rFonts w:ascii="Calibri" w:cs="Calibri" w:eastAsia="Calibri" w:hAnsi="Calibri"/>
+          <w:b/>
+          <w:bCs/>
+          <w:color w:val="4A3800"/>
+          <w:sz w:val="20"/>
+          <w:szCs w:val="20"/>
+        </w:rPr>
+        <w:t xml:space="preserve">That separation was an artefact of an estimator bug</w:t>
+      </w:r>
+      <w:r>
+        <w:rPr>
+          <w:rFonts w:ascii="Calibri" w:cs="Calibri" w:eastAsia="Calibri" w:hAnsi="Calibri"/>
+          <w:color w:val="4A3800"/>
+          <w:sz w:val="20"/>
+          <w:szCs w:val="20"/>
+        </w:rPr>
+        <w:t xml:space="preserve"> (Section 5.5). With the bug fixed, ZIF-8 (0.80, Zn) and UiO-66 (0.77, Zr) overlap almost completely, so </w:t>
+      </w:r>
+      <w:r>
+        <w:rPr>
+          <w:rFonts w:ascii="Calibri" w:cs="Calibri" w:eastAsia="Calibri" w:hAnsi="Calibri"/>
+          <w:b/>
+          <w:bCs/>
+          <w:color w:val="4A3800"/>
+          <w:sz w:val="20"/>
+          <w:szCs w:val="20"/>
+        </w:rPr>
+        <w:t xml:space="preserve">iNMFA alone does not separate the metals</w:t>
+      </w:r>
+      <w:r>
+        <w:rPr>
+          <w:rFonts w:ascii="Calibri" w:cs="Calibri" w:eastAsia="Calibri" w:hAnsi="Calibri"/>
+          <w:color w:val="4A3800"/>
+          <w:sz w:val="20"/>
+          <w:szCs w:val="20"/>
+        </w:rPr>
+        <w:t xml:space="preserve">.</w:t>
+      </w:r>
+    </w:p>
+    <w:p>
+      <w:pPr>
+        <w:pBdr>
+          <w:left w:val="single" w:color="E0A030" w:sz="18" w:space="8"/>
+        </w:pBdr>
+        <w:shd w:fill="FFF6E5" w:val="clear"/>
+        <w:spacing w:after="170" w:line="290"/>
+        <w:ind w:left="144"/>
+      </w:pPr>
+      <w:r>
+        <w:rPr>
+          <w:rFonts w:ascii="Calibri" w:cs="Calibri" w:eastAsia="Calibri" w:hAnsi="Calibri"/>
+          <w:color w:val="4A3800"/>
+          <w:sz w:val="20"/>
+          <w:szCs w:val="20"/>
+        </w:rPr>
+        <w:t xml:space="preserve">The box-growing NMFA in 5.3 is computed differently and is not affected by the bug; its separation stands. Reporting both, and saying which one changed, is the honest presentation.</w:t>
+      </w:r>
+    </w:p>
+    <w:p>
+      <w:pPr>
+        <w:pStyle w:val="Heading2"/>
+        <w:spacing w:after="120" w:before="280"/>
+      </w:pPr>
+      <w:r>
+        <w:rPr>
+          <w:rFonts w:ascii="Calibri" w:cs="Calibri" w:eastAsia="Calibri" w:hAnsi="Calibri"/>
+          <w:b/>
+          <w:bCs/>
+          <w:color w:val="1A1A2E"/>
+          <w:sz w:val="26"/>
+          <w:szCs w:val="26"/>
+        </w:rPr>
+        <w:t xml:space="preserve">5.5 · The averaging-order bug</w:t>
+      </w:r>
+    </w:p>
+    <w:p>
+      <w:pPr>
+        <w:spacing w:after="130" w:before="0" w:line="300"/>
+      </w:pPr>
+      <w:r>
+        <w:rPr>
+          <w:rFonts w:ascii="Calibri" w:cs="Calibri" w:eastAsia="Calibri" w:hAnsi="Calibri"/>
+          <w:color w:val="1A1A2E"/>
+          <w:sz w:val="21"/>
+          <w:szCs w:val="21"/>
+        </w:rPr>
+        <w:t xml:space="preserve">Box covering is random, so it is repeated many times and the results averaged. </w:t>
+      </w:r>
+      <w:r>
+        <w:rPr>
+          <w:rFonts w:ascii="Calibri" w:cs="Calibri" w:eastAsia="Calibri" w:hAnsi="Calibri"/>
+          <w:b/>
+          <w:bCs/>
+          <w:color w:val="1A1A2E"/>
+          <w:sz w:val="21"/>
+          <w:szCs w:val="21"/>
+        </w:rPr>
+        <w:t xml:space="preserve">The order of those two operations matters.</w:t>
+      </w:r>
+      <w:r>
+        <w:rPr>
+          <w:rFonts w:ascii="Calibri" w:cs="Calibri" w:eastAsia="Calibri" w:hAnsi="Calibri"/>
+          <w:color w:val="1A1A2E"/>
+          <w:sz w:val="21"/>
+          <w:szCs w:val="21"/>
+        </w:rPr>
+        <w:t xml:space="preserve"> The partition function must be built per realisation and then averaged in log space. Averaging the probability measure </w:t>
+      </w:r>
+      <w:r>
+        <w:rPr>
+          <w:rFonts w:ascii="Consolas" w:cs="Consolas" w:eastAsia="Consolas" w:hAnsi="Consolas"/>
+          <w:color w:val="B03060"/>
+          <w:sz w:val="19"/>
+          <w:szCs w:val="19"/>
+        </w:rPr>
+        <w:t xml:space="preserve">p_i(r)</w:t>
+      </w:r>
+      <w:r>
+        <w:rPr>
+          <w:rFonts w:ascii="Calibri" w:cs="Calibri" w:eastAsia="Calibri" w:hAnsi="Calibri"/>
+          <w:color w:val="1A1A2E"/>
+          <w:sz w:val="21"/>
+          <w:szCs w:val="21"/>
+        </w:rPr>
+        <w:t xml:space="preserve"> across trials </w:t>
+      </w:r>
+      <w:r>
+        <w:rPr>
+          <w:rFonts w:ascii="Calibri" w:cs="Calibri" w:eastAsia="Calibri" w:hAnsi="Calibri"/>
+          <w:i/>
+          <w:iCs/>
+          <w:color w:val="1A1A2E"/>
+          <w:sz w:val="21"/>
+          <w:szCs w:val="21"/>
+        </w:rPr>
+        <w:t xml:space="preserve">first</w:t>
+      </w:r>
+      <w:r>
+        <w:rPr>
+          <w:rFonts w:ascii="Calibri" w:cs="Calibri" w:eastAsia="Calibri" w:hAnsi="Calibri"/>
+          <w:color w:val="1A1A2E"/>
+          <w:sz w:val="21"/>
+          <w:szCs w:val="21"/>
+        </w:rPr>
+        <w:t xml:space="preserve">, and only then raising it to the power </w:t>
+      </w:r>
+      <w:r>
+        <w:rPr>
+          <w:rFonts w:ascii="Consolas" w:cs="Consolas" w:eastAsia="Consolas" w:hAnsi="Consolas"/>
+          <w:color w:val="B03060"/>
+          <w:sz w:val="19"/>
+          <w:szCs w:val="19"/>
+        </w:rPr>
+        <w:t xml:space="preserve">q</w:t>
+      </w:r>
+      <w:r>
+        <w:rPr>
+          <w:rFonts w:ascii="Calibri" w:cs="Calibri" w:eastAsia="Calibri" w:hAnsi="Calibri"/>
+          <w:color w:val="1A1A2E"/>
+          <w:sz w:val="21"/>
+          <w:szCs w:val="21"/>
+        </w:rPr>
+        <w:t xml:space="preserve">, exponentiates an already-smoothed quantity — which suppresses exactly the fluctuation that multifractality exists to measure, and biases every spectrum narrow.</w:t>
+      </w:r>
+    </w:p>
+    <w:tbl>
+      <w:tblPr>
+        <w:tblW w:type="dxa" w:w="9360"/>
+        <w:tblBorders>
+          <w:top w:val="single" w:color="D6DCE5" w:sz="4"/>
+          <w:left w:val="single" w:color="D6DCE5" w:sz="4"/>
+          <w:bottom w:val="single" w:color="D6DCE5" w:sz="4"/>
+          <w:right w:val="single" w:color="D6DCE5" w:sz="4"/>
+          <w:insideH w:val="single" w:color="D6DCE5" w:sz="4"/>
+          <w:insideV w:val="single" w:color="D6DCE5" w:sz="4"/>
+        </w:tblBorders>
+      </w:tblPr>
+      <w:tblGrid>
+        <w:gridCol w:w="4680"/>
+        <w:gridCol w:w="2434"/>
+        <w:gridCol w:w="2246"/>
+      </w:tblGrid>
+      <w:tr>
+        <w:trPr>
+          <w:tblHeader/>
+        </w:trPr>
+        <w:tc>
+          <w:tcPr>
+            <w:tcW w:type="dxa" w:w="4680"/>
+            <w:shd w:fill="1F5FA8" w:val="clear"/>
+            <w:tcMar>
+              <w:top w:type="dxa" w:w="70"/>
+              <w:left w:type="dxa" w:w="100"/>
+              <w:bottom w:type="dxa" w:w="70"/>
+              <w:right w:type="dxa" w:w="100"/>
+            </w:tcMar>
+          </w:tcPr>
+          <w:p>
+            <w:pPr>
+              <w:spacing w:after="0" w:line="260"/>
+            </w:pPr>
+            <w:r>
+              <w:rPr>
+                <w:rFonts w:ascii="Calibri" w:cs="Calibri" w:eastAsia="Calibri" w:hAnsi="Calibri"/>
                 <w:b/>
                 <w:bCs/>
-                <w:color w:val="1A1A2E"/>
-                <w:sz w:val="19"/>
-                <w:szCs w:val="19"/>
-              </w:rPr>
-              <w:t xml:space="preserve">UiO-66</w:t>
-            </w:r>
-          </w:p>
-        </w:tc>
-        <w:tc>
-          <w:tcPr>
-            <w:tcW w:type="dxa" w:w="1030"/>
-            <w:shd w:fill="F6F8FB" w:val="clear"/>
+                <w:color w:val="FFFFFF"/>
+                <w:sz w:val="18"/>
+                <w:szCs w:val="18"/>
+              </w:rPr>
+              <w:t xml:space="preserve">Estimator</w:t>
+            </w:r>
+          </w:p>
+        </w:tc>
+        <w:tc>
+          <w:tcPr>
+            <w:tcW w:type="dxa" w:w="2434"/>
+            <w:shd w:fill="1F5FA8" w:val="clear"/>
             <w:tcMar>
               <w:top w:type="dxa" w:w="70"/>
               <w:left w:type="dxa" w:w="100"/>
@@ -5818,17 +6222,169 @@
                 <w:rFonts w:ascii="Calibri" w:cs="Calibri" w:eastAsia="Calibri" w:hAnsi="Calibri"/>
                 <w:b/>
                 <w:bCs/>
-                <w:color w:val="1A1A2E"/>
-                <w:sz w:val="19"/>
-                <w:szCs w:val="19"/>
-              </w:rPr>
-              <w:t xml:space="preserve">Zr</w:t>
-            </w:r>
-          </w:p>
-        </w:tc>
-        <w:tc>
-          <w:tcPr>
-            <w:tcW w:type="dxa" w:w="1217"/>
+                <w:color w:val="FFFFFF"/>
+                <w:sz w:val="18"/>
+                <w:szCs w:val="18"/>
+              </w:rPr>
+              <w:t xml:space="preserve">HKUST-1 width</w:t>
+            </w:r>
+          </w:p>
+        </w:tc>
+        <w:tc>
+          <w:tcPr>
+            <w:tcW w:type="dxa" w:w="2246"/>
+            <w:shd w:fill="1F5FA8" w:val="clear"/>
+            <w:tcMar>
+              <w:top w:type="dxa" w:w="70"/>
+              <w:left w:type="dxa" w:w="100"/>
+              <w:bottom w:type="dxa" w:w="70"/>
+              <w:right w:type="dxa" w:w="100"/>
+            </w:tcMar>
+          </w:tcPr>
+          <w:p>
+            <w:pPr>
+              <w:spacing w:after="0" w:line="260"/>
+            </w:pPr>
+            <w:r>
+              <w:rPr>
+                <w:rFonts w:ascii="Calibri" w:cs="Calibri" w:eastAsia="Calibri" w:hAnsi="Calibri"/>
+                <w:b/>
+                <w:bCs/>
+                <w:color w:val="FFFFFF"/>
+                <w:sz w:val="18"/>
+                <w:szCs w:val="18"/>
+              </w:rPr>
+              <w:t xml:space="preserve">Seed-to-seed scatter</w:t>
+            </w:r>
+          </w:p>
+        </w:tc>
+      </w:tr>
+      <w:tr>
+        <w:trPr>
+          <w:tblHeader w:val="false"/>
+        </w:trPr>
+        <w:tc>
+          <w:tcPr>
+            <w:tcW w:type="dxa" w:w="4680"/>
+            <w:shd w:fill="FFFFFF" w:val="clear"/>
+            <w:tcMar>
+              <w:top w:type="dxa" w:w="70"/>
+              <w:left w:type="dxa" w:w="100"/>
+              <w:bottom w:type="dxa" w:w="70"/>
+              <w:right w:type="dxa" w:w="100"/>
+            </w:tcMar>
+          </w:tcPr>
+          <w:p>
+            <w:pPr>
+              <w:spacing w:after="0" w:line="260"/>
+            </w:pPr>
+            <w:r>
+              <w:rPr>
+                <w:rFonts w:ascii="Calibri" w:cs="Calibri" w:eastAsia="Calibri" w:hAnsi="Calibri"/>
+                <w:color w:val="1A1A2E"/>
+                <w:sz w:val="19"/>
+                <w:szCs w:val="19"/>
+              </w:rPr>
+              <w:t xml:space="preserve">Average </w:t>
+            </w:r>
+            <w:r>
+              <w:rPr>
+                <w:rFonts w:ascii="Consolas" w:cs="Consolas" w:eastAsia="Consolas" w:hAnsi="Consolas"/>
+                <w:color w:val="B03060"/>
+                <w:sz w:val="17"/>
+                <w:szCs w:val="17"/>
+              </w:rPr>
+              <w:t xml:space="preserve">p(r)</w:t>
+            </w:r>
+            <w:r>
+              <w:rPr>
+                <w:rFonts w:ascii="Calibri" w:cs="Calibri" w:eastAsia="Calibri" w:hAnsi="Calibri"/>
+                <w:color w:val="1A1A2E"/>
+                <w:sz w:val="19"/>
+                <w:szCs w:val="19"/>
+              </w:rPr>
+              <w:t xml:space="preserve"> first, then raise to </w:t>
+            </w:r>
+            <w:r>
+              <w:rPr>
+                <w:rFonts w:ascii="Consolas" w:cs="Consolas" w:eastAsia="Consolas" w:hAnsi="Consolas"/>
+                <w:color w:val="B03060"/>
+                <w:sz w:val="17"/>
+                <w:szCs w:val="17"/>
+              </w:rPr>
+              <w:t xml:space="preserve">q</w:t>
+            </w:r>
+            <w:r>
+              <w:rPr>
+                <w:rFonts w:ascii="Calibri" w:cs="Calibri" w:eastAsia="Calibri" w:hAnsi="Calibri"/>
+                <w:color w:val="1A1A2E"/>
+                <w:sz w:val="19"/>
+                <w:szCs w:val="19"/>
+              </w:rPr>
+              <w:t xml:space="preserve"> (wrong)</w:t>
+            </w:r>
+          </w:p>
+        </w:tc>
+        <w:tc>
+          <w:tcPr>
+            <w:tcW w:type="dxa" w:w="2434"/>
+            <w:shd w:fill="FFFFFF" w:val="clear"/>
+            <w:tcMar>
+              <w:top w:type="dxa" w:w="70"/>
+              <w:left w:type="dxa" w:w="100"/>
+              <w:bottom w:type="dxa" w:w="70"/>
+              <w:right w:type="dxa" w:w="100"/>
+            </w:tcMar>
+          </w:tcPr>
+          <w:p>
+            <w:pPr>
+              <w:spacing w:after="0" w:line="260"/>
+            </w:pPr>
+            <w:r>
+              <w:rPr>
+                <w:rFonts w:ascii="Calibri" w:cs="Calibri" w:eastAsia="Calibri" w:hAnsi="Calibri"/>
+                <w:color w:val="1A1A2E"/>
+                <w:sz w:val="19"/>
+                <w:szCs w:val="19"/>
+              </w:rPr>
+              <w:t xml:space="preserve">0.021 ± 0.004</w:t>
+            </w:r>
+          </w:p>
+        </w:tc>
+        <w:tc>
+          <w:tcPr>
+            <w:tcW w:type="dxa" w:w="2246"/>
+            <w:shd w:fill="FFFFFF" w:val="clear"/>
+            <w:tcMar>
+              <w:top w:type="dxa" w:w="70"/>
+              <w:left w:type="dxa" w:w="100"/>
+              <w:bottom w:type="dxa" w:w="70"/>
+              <w:right w:type="dxa" w:w="100"/>
+            </w:tcMar>
+          </w:tcPr>
+          <w:p>
+            <w:pPr>
+              <w:spacing w:after="0" w:line="260"/>
+            </w:pPr>
+            <w:r>
+              <w:rPr>
+                <w:rFonts w:ascii="Calibri" w:cs="Calibri" w:eastAsia="Calibri" w:hAnsi="Calibri"/>
+                <w:color w:val="1A1A2E"/>
+                <w:sz w:val="19"/>
+                <w:szCs w:val="19"/>
+              </w:rPr>
+              <w:t xml:space="preserve">17%</w:t>
+            </w:r>
+          </w:p>
+        </w:tc>
+      </w:tr>
+      <w:tr>
+        <w:trPr>
+          <w:tblHeader w:val="false"/>
+        </w:trPr>
+        <w:tc>
+          <w:tcPr>
+            <w:tcW w:type="dxa" w:w="4680"/>
             <w:shd w:fill="F6F8FB" w:val="clear"/>
             <w:tcMar>
               <w:top w:type="dxa" w:w="70"/>
@@ -5848,13 +6404,49 @@
                 <w:sz w:val="19"/>
                 <w:szCs w:val="19"/>
               </w:rPr>
-              <w:t xml:space="preserve">189</w:t>
-            </w:r>
-          </w:p>
-        </w:tc>
-        <w:tc>
-          <w:tcPr>
-            <w:tcW w:type="dxa" w:w="1591"/>
+              <w:t xml:space="preserve">Raise to </w:t>
+            </w:r>
+            <w:r>
+              <w:rPr>
+                <w:rFonts w:ascii="Consolas" w:cs="Consolas" w:eastAsia="Consolas" w:hAnsi="Consolas"/>
+                <w:color w:val="B03060"/>
+                <w:sz w:val="17"/>
+                <w:szCs w:val="17"/>
+              </w:rPr>
+              <w:t xml:space="preserve">q</w:t>
+            </w:r>
+            <w:r>
+              <w:rPr>
+                <w:rFonts w:ascii="Calibri" w:cs="Calibri" w:eastAsia="Calibri" w:hAnsi="Calibri"/>
+                <w:color w:val="1A1A2E"/>
+                <w:sz w:val="19"/>
+                <w:szCs w:val="19"/>
+              </w:rPr>
+              <w:t xml:space="preserve"> per trial, average </w:t>
+            </w:r>
+            <w:r>
+              <w:rPr>
+                <w:rFonts w:ascii="Consolas" w:cs="Consolas" w:eastAsia="Consolas" w:hAnsi="Consolas"/>
+                <w:color w:val="B03060"/>
+                <w:sz w:val="17"/>
+                <w:szCs w:val="17"/>
+              </w:rPr>
+              <w:t xml:space="preserve">ln Z</w:t>
+            </w:r>
+            <w:r>
+              <w:rPr>
+                <w:rFonts w:ascii="Calibri" w:cs="Calibri" w:eastAsia="Calibri" w:hAnsi="Calibri"/>
+                <w:color w:val="1A1A2E"/>
+                <w:sz w:val="19"/>
+                <w:szCs w:val="19"/>
+              </w:rPr>
+              <w:t xml:space="preserve"> (correct)</w:t>
+            </w:r>
+          </w:p>
+        </w:tc>
+        <w:tc>
+          <w:tcPr>
+            <w:tcW w:type="dxa" w:w="2434"/>
             <w:shd w:fill="F6F8FB" w:val="clear"/>
             <w:tcMar>
               <w:top w:type="dxa" w:w="70"/>
@@ -5874,7 +6466,7 @@
                 <w:sz w:val="19"/>
                 <w:szCs w:val="19"/>
               </w:rPr>
-              <w:t xml:space="preserve">57</w:t>
+              <w:t xml:space="preserve">0.327 ± 0.032</w:t>
             </w:r>
           </w:p>
         </w:tc>
@@ -5896,41 +6488,11 @@
             <w:r>
               <w:rPr>
                 <w:rFonts w:ascii="Calibri" w:cs="Calibri" w:eastAsia="Calibri" w:hAnsi="Calibri"/>
-                <w:b/>
-                <w:bCs/>
-                <w:color w:val="1A1A2E"/>
-                <w:sz w:val="19"/>
-                <w:szCs w:val="19"/>
-              </w:rPr>
-              <w:t xml:space="preserve">2.29 – 2.65</w:t>
-            </w:r>
-          </w:p>
-        </w:tc>
-        <w:tc>
-          <w:tcPr>
-            <w:tcW w:type="dxa" w:w="1498"/>
-            <w:shd w:fill="F6F8FB" w:val="clear"/>
-            <w:tcMar>
-              <w:top w:type="dxa" w:w="70"/>
-              <w:left w:type="dxa" w:w="100"/>
-              <w:bottom w:type="dxa" w:w="70"/>
-              <w:right w:type="dxa" w:w="100"/>
-            </w:tcMar>
-          </w:tcPr>
-          <w:p>
-            <w:pPr>
-              <w:spacing w:after="0" w:line="260"/>
-            </w:pPr>
-            <w:r>
-              <w:rPr>
-                <w:rFonts w:ascii="Calibri" w:cs="Calibri" w:eastAsia="Calibri" w:hAnsi="Calibri"/>
-                <w:b/>
-                <w:bCs/>
-                <w:color w:val="1A1A2E"/>
-                <w:sz w:val="19"/>
-                <w:szCs w:val="19"/>
-              </w:rPr>
-              <w:t xml:space="preserve">0.36</w:t>
+                <w:color w:val="1A1A2E"/>
+                <w:sz w:val="19"/>
+                <w:szCs w:val="19"/>
+              </w:rPr>
+              <w:t xml:space="preserve">10%</w:t>
             </w:r>
           </w:p>
         </w:tc>
@@ -5952,7 +6514,7 @@
           <w:sz w:val="21"/>
           <w:szCs w:val="21"/>
         </w:rPr>
-        <w:t xml:space="preserve">The Zr structure separates cleanly from the three Cu/Zn structures on both methods. Its α range does not overlap theirs at all, and its node fractal dimension is the highest by a clear margin — which is what you would expect from a 12-connected cluster, since more connections per node means mass grows faster with radius.</w:t>
+        <w:t xml:space="preserve">Same graph, same random seeds, same box coverings — only the averaging order differs. The bug was present in both this project's implementation and, independently, in a teammate's separate notebook working on a different set of structures and a different graph construction. Two people found it on two datasets, which is reasonable evidence it is a genuine methodological trap rather than a typo. The browser implementation and the Python implementation were both corrected and re-cross-validated (0.317 vs 0.327, agreeing within seed scatter).</w:t>
       </w:r>
     </w:p>
     <w:p>
@@ -6751,7 +7313,7 @@
           <w:sz w:val="20"/>
           <w:szCs w:val="20"/>
         </w:rPr>
-        <w:t xml:space="preserve">One structure cannot define a family band. What has been shown is that the machinery works, that it separates a real family from non-members, and that Zr separates from Cu and Zn on the measures used.</w:t>
+        <w:t xml:space="preserve">One structure cannot define a family band. What has been shown is that the machinery works, that it separates a real family from non-members, and that Zr separates from Cu and Zn on the box-growing measure.</w:t>
       </w:r>
     </w:p>
     <w:p>
@@ -6771,6 +7333,2532 @@
           <w:szCs w:val="20"/>
         </w:rPr>
         <w:t xml:space="preserve">Establishing the actual claim needs a few hundred MOFs grouped by metal — CoRE MOF or QMOF. Every module runs per-CIF, so scaling up is a loop over the same functions, not new research. Saying this plainly is stronger than overclaiming from n = 1.</w:t>
+      </w:r>
+    </w:p>
+    <w:p>
+      <w:r>
+        <w:br w:type="page"/>
+      </w:r>
+    </w:p>
+    <w:p>
+      <w:pPr>
+        <w:pStyle w:val="Heading1"/>
+        <w:pBdr>
+          <w:bottom w:val="single" w:color="1F5FA8" w:sz="10" w:space="6"/>
+        </w:pBdr>
+        <w:spacing w:after="170" w:before="360"/>
+      </w:pPr>
+      <w:r>
+        <w:rPr>
+          <w:rFonts w:ascii="Calibri" w:cs="Calibri" w:eastAsia="Calibri" w:hAnsi="Calibri"/>
+          <w:b/>
+          <w:bCs/>
+          <w:color w:val="1F5FA8"/>
+          <w:sz w:val="34"/>
+          <w:szCs w:val="34"/>
+        </w:rPr>
+        <w:t xml:space="preserve">8 · The band across eight real frameworks</w:t>
+      </w:r>
+    </w:p>
+    <w:p>
+      <w:pPr>
+        <w:spacing w:after="130" w:before="0" w:line="300"/>
+      </w:pPr>
+      <w:r>
+        <w:rPr>
+          <w:rFonts w:ascii="Calibri" w:cs="Calibri" w:eastAsia="Calibri" w:hAnsi="Calibri"/>
+          <w:color w:val="1A1A2E"/>
+          <w:sz w:val="21"/>
+          <w:szCs w:val="21"/>
+        </w:rPr>
+        <w:t xml:space="preserve">The band work above uses our block quotient graph on four structures. It was extended to </w:t>
+      </w:r>
+      <w:r>
+        <w:rPr>
+          <w:rFonts w:ascii="Calibri" w:cs="Calibri" w:eastAsia="Calibri" w:hAnsi="Calibri"/>
+          <w:b/>
+          <w:bCs/>
+          <w:color w:val="1A1A2E"/>
+          <w:sz w:val="21"/>
+          <w:szCs w:val="21"/>
+        </w:rPr>
+        <w:t xml:space="preserve">eight experimentally reported frameworks</w:t>
+      </w:r>
+      <w:r>
+        <w:rPr>
+          <w:rFonts w:ascii="Calibri" w:cs="Calibri" w:eastAsia="Calibri" w:hAnsi="Calibri"/>
+          <w:color w:val="1A1A2E"/>
+          <w:sz w:val="21"/>
+          <w:szCs w:val="21"/>
+        </w:rPr>
+        <w:t xml:space="preserve">, downloaded at run time from the RASPA2 structure library, and analysed on </w:t>
+      </w:r>
+      <w:r>
+        <w:rPr>
+          <w:rFonts w:ascii="Calibri" w:cs="Calibri" w:eastAsia="Calibri" w:hAnsi="Calibri"/>
+          <w:b/>
+          <w:bCs/>
+          <w:color w:val="1A1A2E"/>
+          <w:sz w:val="21"/>
+          <w:szCs w:val="21"/>
+        </w:rPr>
+        <w:t xml:space="preserve">full atomic graphs</w:t>
+      </w:r>
+      <w:r>
+        <w:rPr>
+          <w:rFonts w:ascii="Calibri" w:cs="Calibri" w:eastAsia="Calibri" w:hAnsi="Calibri"/>
+          <w:color w:val="1A1A2E"/>
+          <w:sz w:val="21"/>
+          <w:szCs w:val="21"/>
+        </w:rPr>
+        <w:t xml:space="preserve"> of 3,400–6,100 atoms rather than coarse-grained block graphs. The eight were chosen because they all appear in the xenon/krypton separation literature.</w:t>
+      </w:r>
+    </w:p>
+    <w:tbl>
+      <w:tblPr>
+        <w:tblW w:type="dxa" w:w="9360"/>
+        <w:tblBorders>
+          <w:top w:val="single" w:color="D6DCE5" w:sz="4"/>
+          <w:left w:val="single" w:color="D6DCE5" w:sz="4"/>
+          <w:bottom w:val="single" w:color="D6DCE5" w:sz="4"/>
+          <w:right w:val="single" w:color="D6DCE5" w:sz="4"/>
+          <w:insideH w:val="single" w:color="D6DCE5" w:sz="4"/>
+          <w:insideV w:val="single" w:color="D6DCE5" w:sz="4"/>
+        </w:tblBorders>
+      </w:tblPr>
+      <w:tblGrid>
+        <w:gridCol w:w="2246"/>
+        <w:gridCol w:w="936"/>
+        <w:gridCol w:w="1030"/>
+        <w:gridCol w:w="1217"/>
+        <w:gridCol w:w="1966"/>
+        <w:gridCol w:w="1965"/>
+      </w:tblGrid>
+      <w:tr>
+        <w:trPr>
+          <w:tblHeader/>
+        </w:trPr>
+        <w:tc>
+          <w:tcPr>
+            <w:tcW w:type="dxa" w:w="2246"/>
+            <w:shd w:fill="1F5FA8" w:val="clear"/>
+            <w:tcMar>
+              <w:top w:type="dxa" w:w="70"/>
+              <w:left w:type="dxa" w:w="100"/>
+              <w:bottom w:type="dxa" w:w="70"/>
+              <w:right w:type="dxa" w:w="100"/>
+            </w:tcMar>
+          </w:tcPr>
+          <w:p>
+            <w:pPr>
+              <w:spacing w:after="0" w:line="260"/>
+            </w:pPr>
+            <w:r>
+              <w:rPr>
+                <w:rFonts w:ascii="Calibri" w:cs="Calibri" w:eastAsia="Calibri" w:hAnsi="Calibri"/>
+                <w:b/>
+                <w:bCs/>
+                <w:color w:val="FFFFFF"/>
+                <w:sz w:val="18"/>
+                <w:szCs w:val="18"/>
+              </w:rPr>
+              <w:t xml:space="preserve">Framework</w:t>
+            </w:r>
+          </w:p>
+        </w:tc>
+        <w:tc>
+          <w:tcPr>
+            <w:tcW w:type="dxa" w:w="936"/>
+            <w:shd w:fill="1F5FA8" w:val="clear"/>
+            <w:tcMar>
+              <w:top w:type="dxa" w:w="70"/>
+              <w:left w:type="dxa" w:w="100"/>
+              <w:bottom w:type="dxa" w:w="70"/>
+              <w:right w:type="dxa" w:w="100"/>
+            </w:tcMar>
+          </w:tcPr>
+          <w:p>
+            <w:pPr>
+              <w:spacing w:after="0" w:line="260"/>
+            </w:pPr>
+            <w:r>
+              <w:rPr>
+                <w:rFonts w:ascii="Calibri" w:cs="Calibri" w:eastAsia="Calibri" w:hAnsi="Calibri"/>
+                <w:b/>
+                <w:bCs/>
+                <w:color w:val="FFFFFF"/>
+                <w:sz w:val="18"/>
+                <w:szCs w:val="18"/>
+              </w:rPr>
+              <w:t xml:space="preserve">Metal</w:t>
+            </w:r>
+          </w:p>
+        </w:tc>
+        <w:tc>
+          <w:tcPr>
+            <w:tcW w:type="dxa" w:w="1030"/>
+            <w:shd w:fill="1F5FA8" w:val="clear"/>
+            <w:tcMar>
+              <w:top w:type="dxa" w:w="70"/>
+              <w:left w:type="dxa" w:w="100"/>
+              <w:bottom w:type="dxa" w:w="70"/>
+              <w:right w:type="dxa" w:w="100"/>
+            </w:tcMar>
+          </w:tcPr>
+          <w:p>
+            <w:pPr>
+              <w:spacing w:after="0" w:line="260"/>
+            </w:pPr>
+            <w:r>
+              <w:rPr>
+                <w:rFonts w:ascii="Calibri" w:cs="Calibri" w:eastAsia="Calibri" w:hAnsi="Calibri"/>
+                <w:b/>
+                <w:bCs/>
+                <w:color w:val="FFFFFF"/>
+                <w:sz w:val="18"/>
+                <w:szCs w:val="18"/>
+              </w:rPr>
+              <w:t xml:space="preserve">Atoms</w:t>
+            </w:r>
+          </w:p>
+        </w:tc>
+        <w:tc>
+          <w:tcPr>
+            <w:tcW w:type="dxa" w:w="1217"/>
+            <w:shd w:fill="1F5FA8" w:val="clear"/>
+            <w:tcMar>
+              <w:top w:type="dxa" w:w="70"/>
+              <w:left w:type="dxa" w:w="100"/>
+              <w:bottom w:type="dxa" w:w="70"/>
+              <w:right w:type="dxa" w:w="100"/>
+            </w:tcMar>
+          </w:tcPr>
+          <w:p>
+            <w:pPr>
+              <w:spacing w:after="0" w:line="260"/>
+            </w:pPr>
+            <w:r>
+              <w:rPr>
+                <w:rFonts w:ascii="Calibri" w:cs="Calibri" w:eastAsia="Calibri" w:hAnsi="Calibri"/>
+                <w:b/>
+                <w:bCs/>
+                <w:color w:val="FFFFFF"/>
+                <w:sz w:val="18"/>
+                <w:szCs w:val="18"/>
+              </w:rPr>
+              <w:t xml:space="preserve">Diameter</w:t>
+            </w:r>
+          </w:p>
+        </w:tc>
+        <w:tc>
+          <w:tcPr>
+            <w:tcW w:type="dxa" w:w="1966"/>
+            <w:shd w:fill="1F5FA8" w:val="clear"/>
+            <w:tcMar>
+              <w:top w:type="dxa" w:w="70"/>
+              <w:left w:type="dxa" w:w="100"/>
+              <w:bottom w:type="dxa" w:w="70"/>
+              <w:right w:type="dxa" w:w="100"/>
+            </w:tcMar>
+          </w:tcPr>
+          <w:p>
+            <w:pPr>
+              <w:spacing w:after="0" w:line="260"/>
+            </w:pPr>
+            <w:r>
+              <w:rPr>
+                <w:rFonts w:ascii="Calibri" w:cs="Calibri" w:eastAsia="Calibri" w:hAnsi="Calibri"/>
+                <w:b/>
+                <w:bCs/>
+                <w:color w:val="FFFFFF"/>
+                <w:sz w:val="18"/>
+                <w:szCs w:val="18"/>
+              </w:rPr>
+              <w:t xml:space="preserve">Δα</w:t>
+            </w:r>
+          </w:p>
+        </w:tc>
+        <w:tc>
+          <w:tcPr>
+            <w:tcW w:type="dxa" w:w="1965"/>
+            <w:shd w:fill="1F5FA8" w:val="clear"/>
+            <w:tcMar>
+              <w:top w:type="dxa" w:w="70"/>
+              <w:left w:type="dxa" w:w="100"/>
+              <w:bottom w:type="dxa" w:w="70"/>
+              <w:right w:type="dxa" w:w="100"/>
+            </w:tcMar>
+          </w:tcPr>
+          <w:p>
+            <w:pPr>
+              <w:spacing w:after="0" w:line="260"/>
+            </w:pPr>
+            <w:r>
+              <w:rPr>
+                <w:rFonts w:ascii="Calibri" w:cs="Calibri" w:eastAsia="Calibri" w:hAnsi="Calibri"/>
+                <w:b/>
+                <w:bCs/>
+                <w:color w:val="FFFFFF"/>
+                <w:sz w:val="18"/>
+                <w:szCs w:val="18"/>
+              </w:rPr>
+              <w:t xml:space="preserve">Group</w:t>
+            </w:r>
+          </w:p>
+        </w:tc>
+      </w:tr>
+      <w:tr>
+        <w:trPr>
+          <w:tblHeader w:val="false"/>
+        </w:trPr>
+        <w:tc>
+          <w:tcPr>
+            <w:tcW w:type="dxa" w:w="2246"/>
+            <w:shd w:fill="FFFFFF" w:val="clear"/>
+            <w:tcMar>
+              <w:top w:type="dxa" w:w="70"/>
+              <w:left w:type="dxa" w:w="100"/>
+              <w:bottom w:type="dxa" w:w="70"/>
+              <w:right w:type="dxa" w:w="100"/>
+            </w:tcMar>
+          </w:tcPr>
+          <w:p>
+            <w:pPr>
+              <w:spacing w:after="0" w:line="260"/>
+            </w:pPr>
+            <w:r>
+              <w:rPr>
+                <w:rFonts w:ascii="Calibri" w:cs="Calibri" w:eastAsia="Calibri" w:hAnsi="Calibri"/>
+                <w:color w:val="1A1A2E"/>
+                <w:sz w:val="19"/>
+                <w:szCs w:val="19"/>
+              </w:rPr>
+              <w:t xml:space="preserve">Co-MOF-74</w:t>
+            </w:r>
+          </w:p>
+        </w:tc>
+        <w:tc>
+          <w:tcPr>
+            <w:tcW w:type="dxa" w:w="936"/>
+            <w:shd w:fill="FFFFFF" w:val="clear"/>
+            <w:tcMar>
+              <w:top w:type="dxa" w:w="70"/>
+              <w:left w:type="dxa" w:w="100"/>
+              <w:bottom w:type="dxa" w:w="70"/>
+              <w:right w:type="dxa" w:w="100"/>
+            </w:tcMar>
+          </w:tcPr>
+          <w:p>
+            <w:pPr>
+              <w:spacing w:after="0" w:line="260"/>
+            </w:pPr>
+            <w:r>
+              <w:rPr>
+                <w:rFonts w:ascii="Calibri" w:cs="Calibri" w:eastAsia="Calibri" w:hAnsi="Calibri"/>
+                <w:color w:val="1A1A2E"/>
+                <w:sz w:val="19"/>
+                <w:szCs w:val="19"/>
+              </w:rPr>
+              <w:t xml:space="preserve">Co</w:t>
+            </w:r>
+          </w:p>
+        </w:tc>
+        <w:tc>
+          <w:tcPr>
+            <w:tcW w:type="dxa" w:w="1030"/>
+            <w:shd w:fill="FFFFFF" w:val="clear"/>
+            <w:tcMar>
+              <w:top w:type="dxa" w:w="70"/>
+              <w:left w:type="dxa" w:w="100"/>
+              <w:bottom w:type="dxa" w:w="70"/>
+              <w:right w:type="dxa" w:w="100"/>
+            </w:tcMar>
+          </w:tcPr>
+          <w:p>
+            <w:pPr>
+              <w:spacing w:after="0" w:line="260"/>
+            </w:pPr>
+            <w:r>
+              <w:rPr>
+                <w:rFonts w:ascii="Calibri" w:cs="Calibri" w:eastAsia="Calibri" w:hAnsi="Calibri"/>
+                <w:color w:val="1A1A2E"/>
+                <w:sz w:val="19"/>
+                <w:szCs w:val="19"/>
+              </w:rPr>
+              <w:t xml:space="preserve">5184</w:t>
+            </w:r>
+          </w:p>
+        </w:tc>
+        <w:tc>
+          <w:tcPr>
+            <w:tcW w:type="dxa" w:w="1217"/>
+            <w:shd w:fill="FFFFFF" w:val="clear"/>
+            <w:tcMar>
+              <w:top w:type="dxa" w:w="70"/>
+              <w:left w:type="dxa" w:w="100"/>
+              <w:bottom w:type="dxa" w:w="70"/>
+              <w:right w:type="dxa" w:w="100"/>
+            </w:tcMar>
+          </w:tcPr>
+          <w:p>
+            <w:pPr>
+              <w:spacing w:after="0" w:line="260"/>
+            </w:pPr>
+            <w:r>
+              <w:rPr>
+                <w:rFonts w:ascii="Calibri" w:cs="Calibri" w:eastAsia="Calibri" w:hAnsi="Calibri"/>
+                <w:color w:val="1A1A2E"/>
+                <w:sz w:val="19"/>
+                <w:szCs w:val="19"/>
+              </w:rPr>
+              <w:t xml:space="preserve">38</w:t>
+            </w:r>
+          </w:p>
+        </w:tc>
+        <w:tc>
+          <w:tcPr>
+            <w:tcW w:type="dxa" w:w="1966"/>
+            <w:shd w:fill="FFFFFF" w:val="clear"/>
+            <w:tcMar>
+              <w:top w:type="dxa" w:w="70"/>
+              <w:left w:type="dxa" w:w="100"/>
+              <w:bottom w:type="dxa" w:w="70"/>
+              <w:right w:type="dxa" w:w="100"/>
+            </w:tcMar>
+          </w:tcPr>
+          <w:p>
+            <w:pPr>
+              <w:spacing w:after="0" w:line="260"/>
+            </w:pPr>
+            <w:r>
+              <w:rPr>
+                <w:rFonts w:ascii="Calibri" w:cs="Calibri" w:eastAsia="Calibri" w:hAnsi="Calibri"/>
+                <w:color w:val="1A1A2E"/>
+                <w:sz w:val="19"/>
+                <w:szCs w:val="19"/>
+              </w:rPr>
+              <w:t xml:space="preserve">0.941 ± 0.054</w:t>
+            </w:r>
+          </w:p>
+        </w:tc>
+        <w:tc>
+          <w:tcPr>
+            <w:tcW w:type="dxa" w:w="1965"/>
+            <w:shd w:fill="FFFFFF" w:val="clear"/>
+            <w:tcMar>
+              <w:top w:type="dxa" w:w="70"/>
+              <w:left w:type="dxa" w:w="100"/>
+              <w:bottom w:type="dxa" w:w="70"/>
+              <w:right w:type="dxa" w:w="100"/>
+            </w:tcMar>
+          </w:tcPr>
+          <w:p>
+            <w:pPr>
+              <w:spacing w:after="0" w:line="260"/>
+            </w:pPr>
+            <w:r>
+              <w:rPr>
+                <w:rFonts w:ascii="Calibri" w:cs="Calibri" w:eastAsia="Calibri" w:hAnsi="Calibri"/>
+                <w:color w:val="1A1A2E"/>
+                <w:sz w:val="19"/>
+                <w:szCs w:val="19"/>
+              </w:rPr>
+              <w:t xml:space="preserve">in band</w:t>
+            </w:r>
+          </w:p>
+        </w:tc>
+      </w:tr>
+      <w:tr>
+        <w:trPr>
+          <w:tblHeader w:val="false"/>
+        </w:trPr>
+        <w:tc>
+          <w:tcPr>
+            <w:tcW w:type="dxa" w:w="2246"/>
+            <w:shd w:fill="F6F8FB" w:val="clear"/>
+            <w:tcMar>
+              <w:top w:type="dxa" w:w="70"/>
+              <w:left w:type="dxa" w:w="100"/>
+              <w:bottom w:type="dxa" w:w="70"/>
+              <w:right w:type="dxa" w:w="100"/>
+            </w:tcMar>
+          </w:tcPr>
+          <w:p>
+            <w:pPr>
+              <w:spacing w:after="0" w:line="260"/>
+            </w:pPr>
+            <w:r>
+              <w:rPr>
+                <w:rFonts w:ascii="Calibri" w:cs="Calibri" w:eastAsia="Calibri" w:hAnsi="Calibri"/>
+                <w:color w:val="1A1A2E"/>
+                <w:sz w:val="19"/>
+                <w:szCs w:val="19"/>
+              </w:rPr>
+              <w:t xml:space="preserve">ZIF-8</w:t>
+            </w:r>
+          </w:p>
+        </w:tc>
+        <w:tc>
+          <w:tcPr>
+            <w:tcW w:type="dxa" w:w="936"/>
+            <w:shd w:fill="F6F8FB" w:val="clear"/>
+            <w:tcMar>
+              <w:top w:type="dxa" w:w="70"/>
+              <w:left w:type="dxa" w:w="100"/>
+              <w:bottom w:type="dxa" w:w="70"/>
+              <w:right w:type="dxa" w:w="100"/>
+            </w:tcMar>
+          </w:tcPr>
+          <w:p>
+            <w:pPr>
+              <w:spacing w:after="0" w:line="260"/>
+            </w:pPr>
+            <w:r>
+              <w:rPr>
+                <w:rFonts w:ascii="Calibri" w:cs="Calibri" w:eastAsia="Calibri" w:hAnsi="Calibri"/>
+                <w:color w:val="1A1A2E"/>
+                <w:sz w:val="19"/>
+                <w:szCs w:val="19"/>
+              </w:rPr>
+              <w:t xml:space="preserve">Zn</w:t>
+            </w:r>
+          </w:p>
+        </w:tc>
+        <w:tc>
+          <w:tcPr>
+            <w:tcW w:type="dxa" w:w="1030"/>
+            <w:shd w:fill="F6F8FB" w:val="clear"/>
+            <w:tcMar>
+              <w:top w:type="dxa" w:w="70"/>
+              <w:left w:type="dxa" w:w="100"/>
+              <w:bottom w:type="dxa" w:w="70"/>
+              <w:right w:type="dxa" w:w="100"/>
+            </w:tcMar>
+          </w:tcPr>
+          <w:p>
+            <w:pPr>
+              <w:spacing w:after="0" w:line="260"/>
+            </w:pPr>
+            <w:r>
+              <w:rPr>
+                <w:rFonts w:ascii="Calibri" w:cs="Calibri" w:eastAsia="Calibri" w:hAnsi="Calibri"/>
+                <w:color w:val="1A1A2E"/>
+                <w:sz w:val="19"/>
+                <w:szCs w:val="19"/>
+              </w:rPr>
+              <w:t xml:space="preserve">4968</w:t>
+            </w:r>
+          </w:p>
+        </w:tc>
+        <w:tc>
+          <w:tcPr>
+            <w:tcW w:type="dxa" w:w="1217"/>
+            <w:shd w:fill="F6F8FB" w:val="clear"/>
+            <w:tcMar>
+              <w:top w:type="dxa" w:w="70"/>
+              <w:left w:type="dxa" w:w="100"/>
+              <w:bottom w:type="dxa" w:w="70"/>
+              <w:right w:type="dxa" w:w="100"/>
+            </w:tcMar>
+          </w:tcPr>
+          <w:p>
+            <w:pPr>
+              <w:spacing w:after="0" w:line="260"/>
+            </w:pPr>
+            <w:r>
+              <w:rPr>
+                <w:rFonts w:ascii="Calibri" w:cs="Calibri" w:eastAsia="Calibri" w:hAnsi="Calibri"/>
+                <w:color w:val="1A1A2E"/>
+                <w:sz w:val="19"/>
+                <w:szCs w:val="19"/>
+              </w:rPr>
+              <w:t xml:space="preserve">40</w:t>
+            </w:r>
+          </w:p>
+        </w:tc>
+        <w:tc>
+          <w:tcPr>
+            <w:tcW w:type="dxa" w:w="1966"/>
+            <w:shd w:fill="F6F8FB" w:val="clear"/>
+            <w:tcMar>
+              <w:top w:type="dxa" w:w="70"/>
+              <w:left w:type="dxa" w:w="100"/>
+              <w:bottom w:type="dxa" w:w="70"/>
+              <w:right w:type="dxa" w:w="100"/>
+            </w:tcMar>
+          </w:tcPr>
+          <w:p>
+            <w:pPr>
+              <w:spacing w:after="0" w:line="260"/>
+            </w:pPr>
+            <w:r>
+              <w:rPr>
+                <w:rFonts w:ascii="Calibri" w:cs="Calibri" w:eastAsia="Calibri" w:hAnsi="Calibri"/>
+                <w:color w:val="1A1A2E"/>
+                <w:sz w:val="19"/>
+                <w:szCs w:val="19"/>
+              </w:rPr>
+              <w:t xml:space="preserve">0.897 ± 0.077</w:t>
+            </w:r>
+          </w:p>
+        </w:tc>
+        <w:tc>
+          <w:tcPr>
+            <w:tcW w:type="dxa" w:w="1965"/>
+            <w:shd w:fill="F6F8FB" w:val="clear"/>
+            <w:tcMar>
+              <w:top w:type="dxa" w:w="70"/>
+              <w:left w:type="dxa" w:w="100"/>
+              <w:bottom w:type="dxa" w:w="70"/>
+              <w:right w:type="dxa" w:w="100"/>
+            </w:tcMar>
+          </w:tcPr>
+          <w:p>
+            <w:pPr>
+              <w:spacing w:after="0" w:line="260"/>
+            </w:pPr>
+            <w:r>
+              <w:rPr>
+                <w:rFonts w:ascii="Calibri" w:cs="Calibri" w:eastAsia="Calibri" w:hAnsi="Calibri"/>
+                <w:color w:val="1A1A2E"/>
+                <w:sz w:val="19"/>
+                <w:szCs w:val="19"/>
+              </w:rPr>
+              <w:t xml:space="preserve">in band</w:t>
+            </w:r>
+          </w:p>
+        </w:tc>
+      </w:tr>
+      <w:tr>
+        <w:trPr>
+          <w:tblHeader w:val="false"/>
+        </w:trPr>
+        <w:tc>
+          <w:tcPr>
+            <w:tcW w:type="dxa" w:w="2246"/>
+            <w:shd w:fill="FFFFFF" w:val="clear"/>
+            <w:tcMar>
+              <w:top w:type="dxa" w:w="70"/>
+              <w:left w:type="dxa" w:w="100"/>
+              <w:bottom w:type="dxa" w:w="70"/>
+              <w:right w:type="dxa" w:w="100"/>
+            </w:tcMar>
+          </w:tcPr>
+          <w:p>
+            <w:pPr>
+              <w:spacing w:after="0" w:line="260"/>
+            </w:pPr>
+            <w:r>
+              <w:rPr>
+                <w:rFonts w:ascii="Calibri" w:cs="Calibri" w:eastAsia="Calibri" w:hAnsi="Calibri"/>
+                <w:color w:val="1A1A2E"/>
+                <w:sz w:val="19"/>
+                <w:szCs w:val="19"/>
+              </w:rPr>
+              <w:t xml:space="preserve">Mg-MOF-74</w:t>
+            </w:r>
+          </w:p>
+        </w:tc>
+        <w:tc>
+          <w:tcPr>
+            <w:tcW w:type="dxa" w:w="936"/>
+            <w:shd w:fill="FFFFFF" w:val="clear"/>
+            <w:tcMar>
+              <w:top w:type="dxa" w:w="70"/>
+              <w:left w:type="dxa" w:w="100"/>
+              <w:bottom w:type="dxa" w:w="70"/>
+              <w:right w:type="dxa" w:w="100"/>
+            </w:tcMar>
+          </w:tcPr>
+          <w:p>
+            <w:pPr>
+              <w:spacing w:after="0" w:line="260"/>
+            </w:pPr>
+            <w:r>
+              <w:rPr>
+                <w:rFonts w:ascii="Calibri" w:cs="Calibri" w:eastAsia="Calibri" w:hAnsi="Calibri"/>
+                <w:color w:val="1A1A2E"/>
+                <w:sz w:val="19"/>
+                <w:szCs w:val="19"/>
+              </w:rPr>
+              <w:t xml:space="preserve">Mg</w:t>
+            </w:r>
+          </w:p>
+        </w:tc>
+        <w:tc>
+          <w:tcPr>
+            <w:tcW w:type="dxa" w:w="1030"/>
+            <w:shd w:fill="FFFFFF" w:val="clear"/>
+            <w:tcMar>
+              <w:top w:type="dxa" w:w="70"/>
+              <w:left w:type="dxa" w:w="100"/>
+              <w:bottom w:type="dxa" w:w="70"/>
+              <w:right w:type="dxa" w:w="100"/>
+            </w:tcMar>
+          </w:tcPr>
+          <w:p>
+            <w:pPr>
+              <w:spacing w:after="0" w:line="260"/>
+            </w:pPr>
+            <w:r>
+              <w:rPr>
+                <w:rFonts w:ascii="Calibri" w:cs="Calibri" w:eastAsia="Calibri" w:hAnsi="Calibri"/>
+                <w:color w:val="1A1A2E"/>
+                <w:sz w:val="19"/>
+                <w:szCs w:val="19"/>
+              </w:rPr>
+              <w:t xml:space="preserve">4536</w:t>
+            </w:r>
+          </w:p>
+        </w:tc>
+        <w:tc>
+          <w:tcPr>
+            <w:tcW w:type="dxa" w:w="1217"/>
+            <w:shd w:fill="FFFFFF" w:val="clear"/>
+            <w:tcMar>
+              <w:top w:type="dxa" w:w="70"/>
+              <w:left w:type="dxa" w:w="100"/>
+              <w:bottom w:type="dxa" w:w="70"/>
+              <w:right w:type="dxa" w:w="100"/>
+            </w:tcMar>
+          </w:tcPr>
+          <w:p>
+            <w:pPr>
+              <w:spacing w:after="0" w:line="260"/>
+            </w:pPr>
+            <w:r>
+              <w:rPr>
+                <w:rFonts w:ascii="Calibri" w:cs="Calibri" w:eastAsia="Calibri" w:hAnsi="Calibri"/>
+                <w:color w:val="1A1A2E"/>
+                <w:sz w:val="19"/>
+                <w:szCs w:val="19"/>
+              </w:rPr>
+              <w:t xml:space="preserve">36</w:t>
+            </w:r>
+          </w:p>
+        </w:tc>
+        <w:tc>
+          <w:tcPr>
+            <w:tcW w:type="dxa" w:w="1966"/>
+            <w:shd w:fill="FFFFFF" w:val="clear"/>
+            <w:tcMar>
+              <w:top w:type="dxa" w:w="70"/>
+              <w:left w:type="dxa" w:w="100"/>
+              <w:bottom w:type="dxa" w:w="70"/>
+              <w:right w:type="dxa" w:w="100"/>
+            </w:tcMar>
+          </w:tcPr>
+          <w:p>
+            <w:pPr>
+              <w:spacing w:after="0" w:line="260"/>
+            </w:pPr>
+            <w:r>
+              <w:rPr>
+                <w:rFonts w:ascii="Calibri" w:cs="Calibri" w:eastAsia="Calibri" w:hAnsi="Calibri"/>
+                <w:color w:val="1A1A2E"/>
+                <w:sz w:val="19"/>
+                <w:szCs w:val="19"/>
+              </w:rPr>
+              <w:t xml:space="preserve">0.857 ± 0.070</w:t>
+            </w:r>
+          </w:p>
+        </w:tc>
+        <w:tc>
+          <w:tcPr>
+            <w:tcW w:type="dxa" w:w="1965"/>
+            <w:shd w:fill="FFFFFF" w:val="clear"/>
+            <w:tcMar>
+              <w:top w:type="dxa" w:w="70"/>
+              <w:left w:type="dxa" w:w="100"/>
+              <w:bottom w:type="dxa" w:w="70"/>
+              <w:right w:type="dxa" w:w="100"/>
+            </w:tcMar>
+          </w:tcPr>
+          <w:p>
+            <w:pPr>
+              <w:spacing w:after="0" w:line="260"/>
+            </w:pPr>
+            <w:r>
+              <w:rPr>
+                <w:rFonts w:ascii="Calibri" w:cs="Calibri" w:eastAsia="Calibri" w:hAnsi="Calibri"/>
+                <w:color w:val="1A1A2E"/>
+                <w:sz w:val="19"/>
+                <w:szCs w:val="19"/>
+              </w:rPr>
+              <w:t xml:space="preserve">in band</w:t>
+            </w:r>
+          </w:p>
+        </w:tc>
+      </w:tr>
+      <w:tr>
+        <w:trPr>
+          <w:tblHeader w:val="false"/>
+        </w:trPr>
+        <w:tc>
+          <w:tcPr>
+            <w:tcW w:type="dxa" w:w="2246"/>
+            <w:shd w:fill="F6F8FB" w:val="clear"/>
+            <w:tcMar>
+              <w:top w:type="dxa" w:w="70"/>
+              <w:left w:type="dxa" w:w="100"/>
+              <w:bottom w:type="dxa" w:w="70"/>
+              <w:right w:type="dxa" w:w="100"/>
+            </w:tcMar>
+          </w:tcPr>
+          <w:p>
+            <w:pPr>
+              <w:spacing w:after="0" w:line="260"/>
+            </w:pPr>
+            <w:r>
+              <w:rPr>
+                <w:rFonts w:ascii="Calibri" w:cs="Calibri" w:eastAsia="Calibri" w:hAnsi="Calibri"/>
+                <w:color w:val="1A1A2E"/>
+                <w:sz w:val="19"/>
+                <w:szCs w:val="19"/>
+              </w:rPr>
+              <w:t xml:space="preserve">Zn-MOF-74</w:t>
+            </w:r>
+          </w:p>
+        </w:tc>
+        <w:tc>
+          <w:tcPr>
+            <w:tcW w:type="dxa" w:w="936"/>
+            <w:shd w:fill="F6F8FB" w:val="clear"/>
+            <w:tcMar>
+              <w:top w:type="dxa" w:w="70"/>
+              <w:left w:type="dxa" w:w="100"/>
+              <w:bottom w:type="dxa" w:w="70"/>
+              <w:right w:type="dxa" w:w="100"/>
+            </w:tcMar>
+          </w:tcPr>
+          <w:p>
+            <w:pPr>
+              <w:spacing w:after="0" w:line="260"/>
+            </w:pPr>
+            <w:r>
+              <w:rPr>
+                <w:rFonts w:ascii="Calibri" w:cs="Calibri" w:eastAsia="Calibri" w:hAnsi="Calibri"/>
+                <w:color w:val="1A1A2E"/>
+                <w:sz w:val="19"/>
+                <w:szCs w:val="19"/>
+              </w:rPr>
+              <w:t xml:space="preserve">Zn</w:t>
+            </w:r>
+          </w:p>
+        </w:tc>
+        <w:tc>
+          <w:tcPr>
+            <w:tcW w:type="dxa" w:w="1030"/>
+            <w:shd w:fill="F6F8FB" w:val="clear"/>
+            <w:tcMar>
+              <w:top w:type="dxa" w:w="70"/>
+              <w:left w:type="dxa" w:w="100"/>
+              <w:bottom w:type="dxa" w:w="70"/>
+              <w:right w:type="dxa" w:w="100"/>
+            </w:tcMar>
+          </w:tcPr>
+          <w:p>
+            <w:pPr>
+              <w:spacing w:after="0" w:line="260"/>
+            </w:pPr>
+            <w:r>
+              <w:rPr>
+                <w:rFonts w:ascii="Calibri" w:cs="Calibri" w:eastAsia="Calibri" w:hAnsi="Calibri"/>
+                <w:color w:val="1A1A2E"/>
+                <w:sz w:val="19"/>
+                <w:szCs w:val="19"/>
+              </w:rPr>
+              <w:t xml:space="preserve">4536</w:t>
+            </w:r>
+          </w:p>
+        </w:tc>
+        <w:tc>
+          <w:tcPr>
+            <w:tcW w:type="dxa" w:w="1217"/>
+            <w:shd w:fill="F6F8FB" w:val="clear"/>
+            <w:tcMar>
+              <w:top w:type="dxa" w:w="70"/>
+              <w:left w:type="dxa" w:w="100"/>
+              <w:bottom w:type="dxa" w:w="70"/>
+              <w:right w:type="dxa" w:w="100"/>
+            </w:tcMar>
+          </w:tcPr>
+          <w:p>
+            <w:pPr>
+              <w:spacing w:after="0" w:line="260"/>
+            </w:pPr>
+            <w:r>
+              <w:rPr>
+                <w:rFonts w:ascii="Calibri" w:cs="Calibri" w:eastAsia="Calibri" w:hAnsi="Calibri"/>
+                <w:color w:val="1A1A2E"/>
+                <w:sz w:val="19"/>
+                <w:szCs w:val="19"/>
+              </w:rPr>
+              <w:t xml:space="preserve">36</w:t>
+            </w:r>
+          </w:p>
+        </w:tc>
+        <w:tc>
+          <w:tcPr>
+            <w:tcW w:type="dxa" w:w="1966"/>
+            <w:shd w:fill="F6F8FB" w:val="clear"/>
+            <w:tcMar>
+              <w:top w:type="dxa" w:w="70"/>
+              <w:left w:type="dxa" w:w="100"/>
+              <w:bottom w:type="dxa" w:w="70"/>
+              <w:right w:type="dxa" w:w="100"/>
+            </w:tcMar>
+          </w:tcPr>
+          <w:p>
+            <w:pPr>
+              <w:spacing w:after="0" w:line="260"/>
+            </w:pPr>
+            <w:r>
+              <w:rPr>
+                <w:rFonts w:ascii="Calibri" w:cs="Calibri" w:eastAsia="Calibri" w:hAnsi="Calibri"/>
+                <w:color w:val="1A1A2E"/>
+                <w:sz w:val="19"/>
+                <w:szCs w:val="19"/>
+              </w:rPr>
+              <w:t xml:space="preserve">0.857 ± 0.070</w:t>
+            </w:r>
+          </w:p>
+        </w:tc>
+        <w:tc>
+          <w:tcPr>
+            <w:tcW w:type="dxa" w:w="1965"/>
+            <w:shd w:fill="F6F8FB" w:val="clear"/>
+            <w:tcMar>
+              <w:top w:type="dxa" w:w="70"/>
+              <w:left w:type="dxa" w:w="100"/>
+              <w:bottom w:type="dxa" w:w="70"/>
+              <w:right w:type="dxa" w:w="100"/>
+            </w:tcMar>
+          </w:tcPr>
+          <w:p>
+            <w:pPr>
+              <w:spacing w:after="0" w:line="260"/>
+            </w:pPr>
+            <w:r>
+              <w:rPr>
+                <w:rFonts w:ascii="Calibri" w:cs="Calibri" w:eastAsia="Calibri" w:hAnsi="Calibri"/>
+                <w:color w:val="1A1A2E"/>
+                <w:sz w:val="19"/>
+                <w:szCs w:val="19"/>
+              </w:rPr>
+              <w:t xml:space="preserve">in band</w:t>
+            </w:r>
+          </w:p>
+        </w:tc>
+      </w:tr>
+      <w:tr>
+        <w:trPr>
+          <w:tblHeader w:val="false"/>
+        </w:trPr>
+        <w:tc>
+          <w:tcPr>
+            <w:tcW w:type="dxa" w:w="2246"/>
+            <w:shd w:fill="FFFFFF" w:val="clear"/>
+            <w:tcMar>
+              <w:top w:type="dxa" w:w="70"/>
+              <w:left w:type="dxa" w:w="100"/>
+              <w:bottom w:type="dxa" w:w="70"/>
+              <w:right w:type="dxa" w:w="100"/>
+            </w:tcMar>
+          </w:tcPr>
+          <w:p>
+            <w:pPr>
+              <w:spacing w:after="0" w:line="260"/>
+            </w:pPr>
+            <w:r>
+              <w:rPr>
+                <w:rFonts w:ascii="Calibri" w:cs="Calibri" w:eastAsia="Calibri" w:hAnsi="Calibri"/>
+                <w:color w:val="1A1A2E"/>
+                <w:sz w:val="19"/>
+                <w:szCs w:val="19"/>
+              </w:rPr>
+              <w:t xml:space="preserve">HKUST-1</w:t>
+            </w:r>
+          </w:p>
+        </w:tc>
+        <w:tc>
+          <w:tcPr>
+            <w:tcW w:type="dxa" w:w="936"/>
+            <w:shd w:fill="FFFFFF" w:val="clear"/>
+            <w:tcMar>
+              <w:top w:type="dxa" w:w="70"/>
+              <w:left w:type="dxa" w:w="100"/>
+              <w:bottom w:type="dxa" w:w="70"/>
+              <w:right w:type="dxa" w:w="100"/>
+            </w:tcMar>
+          </w:tcPr>
+          <w:p>
+            <w:pPr>
+              <w:spacing w:after="0" w:line="260"/>
+            </w:pPr>
+            <w:r>
+              <w:rPr>
+                <w:rFonts w:ascii="Calibri" w:cs="Calibri" w:eastAsia="Calibri" w:hAnsi="Calibri"/>
+                <w:color w:val="1A1A2E"/>
+                <w:sz w:val="19"/>
+                <w:szCs w:val="19"/>
+              </w:rPr>
+              <w:t xml:space="preserve">Cu</w:t>
+            </w:r>
+          </w:p>
+        </w:tc>
+        <w:tc>
+          <w:tcPr>
+            <w:tcW w:type="dxa" w:w="1030"/>
+            <w:shd w:fill="FFFFFF" w:val="clear"/>
+            <w:tcMar>
+              <w:top w:type="dxa" w:w="70"/>
+              <w:left w:type="dxa" w:w="100"/>
+              <w:bottom w:type="dxa" w:w="70"/>
+              <w:right w:type="dxa" w:w="100"/>
+            </w:tcMar>
+          </w:tcPr>
+          <w:p>
+            <w:pPr>
+              <w:spacing w:after="0" w:line="260"/>
+            </w:pPr>
+            <w:r>
+              <w:rPr>
+                <w:rFonts w:ascii="Calibri" w:cs="Calibri" w:eastAsia="Calibri" w:hAnsi="Calibri"/>
+                <w:color w:val="1A1A2E"/>
+                <w:sz w:val="19"/>
+                <w:szCs w:val="19"/>
+              </w:rPr>
+              <w:t xml:space="preserve">4992</w:t>
+            </w:r>
+          </w:p>
+        </w:tc>
+        <w:tc>
+          <w:tcPr>
+            <w:tcW w:type="dxa" w:w="1217"/>
+            <w:shd w:fill="FFFFFF" w:val="clear"/>
+            <w:tcMar>
+              <w:top w:type="dxa" w:w="70"/>
+              <w:left w:type="dxa" w:w="100"/>
+              <w:bottom w:type="dxa" w:w="70"/>
+              <w:right w:type="dxa" w:w="100"/>
+            </w:tcMar>
+          </w:tcPr>
+          <w:p>
+            <w:pPr>
+              <w:spacing w:after="0" w:line="260"/>
+            </w:pPr>
+            <w:r>
+              <w:rPr>
+                <w:rFonts w:ascii="Calibri" w:cs="Calibri" w:eastAsia="Calibri" w:hAnsi="Calibri"/>
+                <w:color w:val="1A1A2E"/>
+                <w:sz w:val="19"/>
+                <w:szCs w:val="19"/>
+              </w:rPr>
+              <w:t xml:space="preserve">50</w:t>
+            </w:r>
+          </w:p>
+        </w:tc>
+        <w:tc>
+          <w:tcPr>
+            <w:tcW w:type="dxa" w:w="1966"/>
+            <w:shd w:fill="FFFFFF" w:val="clear"/>
+            <w:tcMar>
+              <w:top w:type="dxa" w:w="70"/>
+              <w:left w:type="dxa" w:w="100"/>
+              <w:bottom w:type="dxa" w:w="70"/>
+              <w:right w:type="dxa" w:w="100"/>
+            </w:tcMar>
+          </w:tcPr>
+          <w:p>
+            <w:pPr>
+              <w:spacing w:after="0" w:line="260"/>
+            </w:pPr>
+            <w:r>
+              <w:rPr>
+                <w:rFonts w:ascii="Calibri" w:cs="Calibri" w:eastAsia="Calibri" w:hAnsi="Calibri"/>
+                <w:color w:val="1A1A2E"/>
+                <w:sz w:val="19"/>
+                <w:szCs w:val="19"/>
+              </w:rPr>
+              <w:t xml:space="preserve">0.844 ± 0.063</w:t>
+            </w:r>
+          </w:p>
+        </w:tc>
+        <w:tc>
+          <w:tcPr>
+            <w:tcW w:type="dxa" w:w="1965"/>
+            <w:shd w:fill="FFFFFF" w:val="clear"/>
+            <w:tcMar>
+              <w:top w:type="dxa" w:w="70"/>
+              <w:left w:type="dxa" w:w="100"/>
+              <w:bottom w:type="dxa" w:w="70"/>
+              <w:right w:type="dxa" w:w="100"/>
+            </w:tcMar>
+          </w:tcPr>
+          <w:p>
+            <w:pPr>
+              <w:spacing w:after="0" w:line="260"/>
+            </w:pPr>
+            <w:r>
+              <w:rPr>
+                <w:rFonts w:ascii="Calibri" w:cs="Calibri" w:eastAsia="Calibri" w:hAnsi="Calibri"/>
+                <w:color w:val="1A1A2E"/>
+                <w:sz w:val="19"/>
+                <w:szCs w:val="19"/>
+              </w:rPr>
+              <w:t xml:space="preserve">in band</w:t>
+            </w:r>
+          </w:p>
+        </w:tc>
+      </w:tr>
+      <w:tr>
+        <w:trPr>
+          <w:tblHeader w:val="false"/>
+        </w:trPr>
+        <w:tc>
+          <w:tcPr>
+            <w:tcW w:type="dxa" w:w="2246"/>
+            <w:shd w:fill="F6F8FB" w:val="clear"/>
+            <w:tcMar>
+              <w:top w:type="dxa" w:w="70"/>
+              <w:left w:type="dxa" w:w="100"/>
+              <w:bottom w:type="dxa" w:w="70"/>
+              <w:right w:type="dxa" w:w="100"/>
+            </w:tcMar>
+          </w:tcPr>
+          <w:p>
+            <w:pPr>
+              <w:spacing w:after="0" w:line="260"/>
+            </w:pPr>
+            <w:r>
+              <w:rPr>
+                <w:rFonts w:ascii="Calibri" w:cs="Calibri" w:eastAsia="Calibri" w:hAnsi="Calibri"/>
+                <w:color w:val="1A1A2E"/>
+                <w:sz w:val="19"/>
+                <w:szCs w:val="19"/>
+              </w:rPr>
+              <w:t xml:space="preserve">Ni-MOF-74</w:t>
+            </w:r>
+          </w:p>
+        </w:tc>
+        <w:tc>
+          <w:tcPr>
+            <w:tcW w:type="dxa" w:w="936"/>
+            <w:shd w:fill="F6F8FB" w:val="clear"/>
+            <w:tcMar>
+              <w:top w:type="dxa" w:w="70"/>
+              <w:left w:type="dxa" w:w="100"/>
+              <w:bottom w:type="dxa" w:w="70"/>
+              <w:right w:type="dxa" w:w="100"/>
+            </w:tcMar>
+          </w:tcPr>
+          <w:p>
+            <w:pPr>
+              <w:spacing w:after="0" w:line="260"/>
+            </w:pPr>
+            <w:r>
+              <w:rPr>
+                <w:rFonts w:ascii="Calibri" w:cs="Calibri" w:eastAsia="Calibri" w:hAnsi="Calibri"/>
+                <w:color w:val="1A1A2E"/>
+                <w:sz w:val="19"/>
+                <w:szCs w:val="19"/>
+              </w:rPr>
+              <w:t xml:space="preserve">Ni</w:t>
+            </w:r>
+          </w:p>
+        </w:tc>
+        <w:tc>
+          <w:tcPr>
+            <w:tcW w:type="dxa" w:w="1030"/>
+            <w:shd w:fill="F6F8FB" w:val="clear"/>
+            <w:tcMar>
+              <w:top w:type="dxa" w:w="70"/>
+              <w:left w:type="dxa" w:w="100"/>
+              <w:bottom w:type="dxa" w:w="70"/>
+              <w:right w:type="dxa" w:w="100"/>
+            </w:tcMar>
+          </w:tcPr>
+          <w:p>
+            <w:pPr>
+              <w:spacing w:after="0" w:line="260"/>
+            </w:pPr>
+            <w:r>
+              <w:rPr>
+                <w:rFonts w:ascii="Calibri" w:cs="Calibri" w:eastAsia="Calibri" w:hAnsi="Calibri"/>
+                <w:color w:val="1A1A2E"/>
+                <w:sz w:val="19"/>
+                <w:szCs w:val="19"/>
+              </w:rPr>
+              <w:t xml:space="preserve">5184</w:t>
+            </w:r>
+          </w:p>
+        </w:tc>
+        <w:tc>
+          <w:tcPr>
+            <w:tcW w:type="dxa" w:w="1217"/>
+            <w:shd w:fill="F6F8FB" w:val="clear"/>
+            <w:tcMar>
+              <w:top w:type="dxa" w:w="70"/>
+              <w:left w:type="dxa" w:w="100"/>
+              <w:bottom w:type="dxa" w:w="70"/>
+              <w:right w:type="dxa" w:w="100"/>
+            </w:tcMar>
+          </w:tcPr>
+          <w:p>
+            <w:pPr>
+              <w:spacing w:after="0" w:line="260"/>
+            </w:pPr>
+            <w:r>
+              <w:rPr>
+                <w:rFonts w:ascii="Calibri" w:cs="Calibri" w:eastAsia="Calibri" w:hAnsi="Calibri"/>
+                <w:color w:val="1A1A2E"/>
+                <w:sz w:val="19"/>
+                <w:szCs w:val="19"/>
+              </w:rPr>
+              <w:t xml:space="preserve">38</w:t>
+            </w:r>
+          </w:p>
+        </w:tc>
+        <w:tc>
+          <w:tcPr>
+            <w:tcW w:type="dxa" w:w="1966"/>
+            <w:shd w:fill="F6F8FB" w:val="clear"/>
+            <w:tcMar>
+              <w:top w:type="dxa" w:w="70"/>
+              <w:left w:type="dxa" w:w="100"/>
+              <w:bottom w:type="dxa" w:w="70"/>
+              <w:right w:type="dxa" w:w="100"/>
+            </w:tcMar>
+          </w:tcPr>
+          <w:p>
+            <w:pPr>
+              <w:spacing w:after="0" w:line="260"/>
+            </w:pPr>
+            <w:r>
+              <w:rPr>
+                <w:rFonts w:ascii="Calibri" w:cs="Calibri" w:eastAsia="Calibri" w:hAnsi="Calibri"/>
+                <w:color w:val="1A1A2E"/>
+                <w:sz w:val="19"/>
+                <w:szCs w:val="19"/>
+              </w:rPr>
+              <w:t xml:space="preserve">0.835 ± 0.057</w:t>
+            </w:r>
+          </w:p>
+        </w:tc>
+        <w:tc>
+          <w:tcPr>
+            <w:tcW w:type="dxa" w:w="1965"/>
+            <w:shd w:fill="F6F8FB" w:val="clear"/>
+            <w:tcMar>
+              <w:top w:type="dxa" w:w="70"/>
+              <w:left w:type="dxa" w:w="100"/>
+              <w:bottom w:type="dxa" w:w="70"/>
+              <w:right w:type="dxa" w:w="100"/>
+            </w:tcMar>
+          </w:tcPr>
+          <w:p>
+            <w:pPr>
+              <w:spacing w:after="0" w:line="260"/>
+            </w:pPr>
+            <w:r>
+              <w:rPr>
+                <w:rFonts w:ascii="Calibri" w:cs="Calibri" w:eastAsia="Calibri" w:hAnsi="Calibri"/>
+                <w:color w:val="1A1A2E"/>
+                <w:sz w:val="19"/>
+                <w:szCs w:val="19"/>
+              </w:rPr>
+              <w:t xml:space="preserve">in band</w:t>
+            </w:r>
+          </w:p>
+        </w:tc>
+      </w:tr>
+      <w:tr>
+        <w:trPr>
+          <w:tblHeader w:val="false"/>
+        </w:trPr>
+        <w:tc>
+          <w:tcPr>
+            <w:tcW w:type="dxa" w:w="2246"/>
+            <w:shd w:fill="FFFFFF" w:val="clear"/>
+            <w:tcMar>
+              <w:top w:type="dxa" w:w="70"/>
+              <w:left w:type="dxa" w:w="100"/>
+              <w:bottom w:type="dxa" w:w="70"/>
+              <w:right w:type="dxa" w:w="100"/>
+            </w:tcMar>
+          </w:tcPr>
+          <w:p>
+            <w:pPr>
+              <w:spacing w:after="0" w:line="260"/>
+            </w:pPr>
+            <w:r>
+              <w:rPr>
+                <w:rFonts w:ascii="Calibri" w:cs="Calibri" w:eastAsia="Calibri" w:hAnsi="Calibri"/>
+                <w:b/>
+                <w:bCs/>
+                <w:color w:val="1A1A2E"/>
+                <w:sz w:val="19"/>
+                <w:szCs w:val="19"/>
+              </w:rPr>
+              <w:t xml:space="preserve">IRMOF-1 (MOF-5)</w:t>
+            </w:r>
+          </w:p>
+        </w:tc>
+        <w:tc>
+          <w:tcPr>
+            <w:tcW w:type="dxa" w:w="936"/>
+            <w:shd w:fill="FFFFFF" w:val="clear"/>
+            <w:tcMar>
+              <w:top w:type="dxa" w:w="70"/>
+              <w:left w:type="dxa" w:w="100"/>
+              <w:bottom w:type="dxa" w:w="70"/>
+              <w:right w:type="dxa" w:w="100"/>
+            </w:tcMar>
+          </w:tcPr>
+          <w:p>
+            <w:pPr>
+              <w:spacing w:after="0" w:line="260"/>
+            </w:pPr>
+            <w:r>
+              <w:rPr>
+                <w:rFonts w:ascii="Calibri" w:cs="Calibri" w:eastAsia="Calibri" w:hAnsi="Calibri"/>
+                <w:color w:val="1A1A2E"/>
+                <w:sz w:val="19"/>
+                <w:szCs w:val="19"/>
+              </w:rPr>
+              <w:t xml:space="preserve">Zn</w:t>
+            </w:r>
+          </w:p>
+        </w:tc>
+        <w:tc>
+          <w:tcPr>
+            <w:tcW w:type="dxa" w:w="1030"/>
+            <w:shd w:fill="FFFFFF" w:val="clear"/>
+            <w:tcMar>
+              <w:top w:type="dxa" w:w="70"/>
+              <w:left w:type="dxa" w:w="100"/>
+              <w:bottom w:type="dxa" w:w="70"/>
+              <w:right w:type="dxa" w:w="100"/>
+            </w:tcMar>
+          </w:tcPr>
+          <w:p>
+            <w:pPr>
+              <w:spacing w:after="0" w:line="260"/>
+            </w:pPr>
+            <w:r>
+              <w:rPr>
+                <w:rFonts w:ascii="Calibri" w:cs="Calibri" w:eastAsia="Calibri" w:hAnsi="Calibri"/>
+                <w:color w:val="1A1A2E"/>
+                <w:sz w:val="19"/>
+                <w:szCs w:val="19"/>
+              </w:rPr>
+              <w:t xml:space="preserve">3392</w:t>
+            </w:r>
+          </w:p>
+        </w:tc>
+        <w:tc>
+          <w:tcPr>
+            <w:tcW w:type="dxa" w:w="1217"/>
+            <w:shd w:fill="FFFFFF" w:val="clear"/>
+            <w:tcMar>
+              <w:top w:type="dxa" w:w="70"/>
+              <w:left w:type="dxa" w:w="100"/>
+              <w:bottom w:type="dxa" w:w="70"/>
+              <w:right w:type="dxa" w:w="100"/>
+            </w:tcMar>
+          </w:tcPr>
+          <w:p>
+            <w:pPr>
+              <w:spacing w:after="0" w:line="260"/>
+            </w:pPr>
+            <w:r>
+              <w:rPr>
+                <w:rFonts w:ascii="Calibri" w:cs="Calibri" w:eastAsia="Calibri" w:hAnsi="Calibri"/>
+                <w:color w:val="1A1A2E"/>
+                <w:sz w:val="19"/>
+                <w:szCs w:val="19"/>
+              </w:rPr>
+              <w:t xml:space="preserve">56</w:t>
+            </w:r>
+          </w:p>
+        </w:tc>
+        <w:tc>
+          <w:tcPr>
+            <w:tcW w:type="dxa" w:w="1966"/>
+            <w:shd w:fill="FFFFFF" w:val="clear"/>
+            <w:tcMar>
+              <w:top w:type="dxa" w:w="70"/>
+              <w:left w:type="dxa" w:w="100"/>
+              <w:bottom w:type="dxa" w:w="70"/>
+              <w:right w:type="dxa" w:w="100"/>
+            </w:tcMar>
+          </w:tcPr>
+          <w:p>
+            <w:pPr>
+              <w:spacing w:after="0" w:line="260"/>
+            </w:pPr>
+            <w:r>
+              <w:rPr>
+                <w:rFonts w:ascii="Calibri" w:cs="Calibri" w:eastAsia="Calibri" w:hAnsi="Calibri"/>
+                <w:b/>
+                <w:bCs/>
+                <w:color w:val="1A1A2E"/>
+                <w:sz w:val="19"/>
+                <w:szCs w:val="19"/>
+              </w:rPr>
+              <w:t xml:space="preserve">0.375 ± 0.064</w:t>
+            </w:r>
+          </w:p>
+        </w:tc>
+        <w:tc>
+          <w:tcPr>
+            <w:tcW w:type="dxa" w:w="1965"/>
+            <w:shd w:fill="FFFFFF" w:val="clear"/>
+            <w:tcMar>
+              <w:top w:type="dxa" w:w="70"/>
+              <w:left w:type="dxa" w:w="100"/>
+              <w:bottom w:type="dxa" w:w="70"/>
+              <w:right w:type="dxa" w:w="100"/>
+            </w:tcMar>
+          </w:tcPr>
+          <w:p>
+            <w:pPr>
+              <w:spacing w:after="0" w:line="260"/>
+            </w:pPr>
+            <w:r>
+              <w:rPr>
+                <w:rFonts w:ascii="Calibri" w:cs="Calibri" w:eastAsia="Calibri" w:hAnsi="Calibri"/>
+                <w:b/>
+                <w:bCs/>
+                <w:color w:val="1A1A2E"/>
+                <w:sz w:val="19"/>
+                <w:szCs w:val="19"/>
+              </w:rPr>
+              <w:t xml:space="preserve">outside</w:t>
+            </w:r>
+          </w:p>
+        </w:tc>
+      </w:tr>
+      <w:tr>
+        <w:trPr>
+          <w:tblHeader w:val="false"/>
+        </w:trPr>
+        <w:tc>
+          <w:tcPr>
+            <w:tcW w:type="dxa" w:w="2246"/>
+            <w:shd w:fill="F6F8FB" w:val="clear"/>
+            <w:tcMar>
+              <w:top w:type="dxa" w:w="70"/>
+              <w:left w:type="dxa" w:w="100"/>
+              <w:bottom w:type="dxa" w:w="70"/>
+              <w:right w:type="dxa" w:w="100"/>
+            </w:tcMar>
+          </w:tcPr>
+          <w:p>
+            <w:pPr>
+              <w:spacing w:after="0" w:line="260"/>
+            </w:pPr>
+            <w:r>
+              <w:rPr>
+                <w:rFonts w:ascii="Calibri" w:cs="Calibri" w:eastAsia="Calibri" w:hAnsi="Calibri"/>
+                <w:b/>
+                <w:bCs/>
+                <w:color w:val="1A1A2E"/>
+                <w:sz w:val="19"/>
+                <w:szCs w:val="19"/>
+              </w:rPr>
+              <w:t xml:space="preserve">UMCM-1</w:t>
+            </w:r>
+          </w:p>
+        </w:tc>
+        <w:tc>
+          <w:tcPr>
+            <w:tcW w:type="dxa" w:w="936"/>
+            <w:shd w:fill="F6F8FB" w:val="clear"/>
+            <w:tcMar>
+              <w:top w:type="dxa" w:w="70"/>
+              <w:left w:type="dxa" w:w="100"/>
+              <w:bottom w:type="dxa" w:w="70"/>
+              <w:right w:type="dxa" w:w="100"/>
+            </w:tcMar>
+          </w:tcPr>
+          <w:p>
+            <w:pPr>
+              <w:spacing w:after="0" w:line="260"/>
+            </w:pPr>
+            <w:r>
+              <w:rPr>
+                <w:rFonts w:ascii="Calibri" w:cs="Calibri" w:eastAsia="Calibri" w:hAnsi="Calibri"/>
+                <w:color w:val="1A1A2E"/>
+                <w:sz w:val="19"/>
+                <w:szCs w:val="19"/>
+              </w:rPr>
+              <w:t xml:space="preserve">Zn</w:t>
+            </w:r>
+          </w:p>
+        </w:tc>
+        <w:tc>
+          <w:tcPr>
+            <w:tcW w:type="dxa" w:w="1030"/>
+            <w:shd w:fill="F6F8FB" w:val="clear"/>
+            <w:tcMar>
+              <w:top w:type="dxa" w:w="70"/>
+              <w:left w:type="dxa" w:w="100"/>
+              <w:bottom w:type="dxa" w:w="70"/>
+              <w:right w:type="dxa" w:w="100"/>
+            </w:tcMar>
+          </w:tcPr>
+          <w:p>
+            <w:pPr>
+              <w:spacing w:after="0" w:line="260"/>
+            </w:pPr>
+            <w:r>
+              <w:rPr>
+                <w:rFonts w:ascii="Calibri" w:cs="Calibri" w:eastAsia="Calibri" w:hAnsi="Calibri"/>
+                <w:color w:val="1A1A2E"/>
+                <w:sz w:val="19"/>
+                <w:szCs w:val="19"/>
+              </w:rPr>
+              <w:t xml:space="preserve">6120</w:t>
+            </w:r>
+          </w:p>
+        </w:tc>
+        <w:tc>
+          <w:tcPr>
+            <w:tcW w:type="dxa" w:w="1217"/>
+            <w:shd w:fill="F6F8FB" w:val="clear"/>
+            <w:tcMar>
+              <w:top w:type="dxa" w:w="70"/>
+              <w:left w:type="dxa" w:w="100"/>
+              <w:bottom w:type="dxa" w:w="70"/>
+              <w:right w:type="dxa" w:w="100"/>
+            </w:tcMar>
+          </w:tcPr>
+          <w:p>
+            <w:pPr>
+              <w:spacing w:after="0" w:line="260"/>
+            </w:pPr>
+            <w:r>
+              <w:rPr>
+                <w:rFonts w:ascii="Calibri" w:cs="Calibri" w:eastAsia="Calibri" w:hAnsi="Calibri"/>
+                <w:color w:val="1A1A2E"/>
+                <w:sz w:val="19"/>
+                <w:szCs w:val="19"/>
+              </w:rPr>
+              <w:t xml:space="preserve">63</w:t>
+            </w:r>
+          </w:p>
+        </w:tc>
+        <w:tc>
+          <w:tcPr>
+            <w:tcW w:type="dxa" w:w="1966"/>
+            <w:shd w:fill="F6F8FB" w:val="clear"/>
+            <w:tcMar>
+              <w:top w:type="dxa" w:w="70"/>
+              <w:left w:type="dxa" w:w="100"/>
+              <w:bottom w:type="dxa" w:w="70"/>
+              <w:right w:type="dxa" w:w="100"/>
+            </w:tcMar>
+          </w:tcPr>
+          <w:p>
+            <w:pPr>
+              <w:spacing w:after="0" w:line="260"/>
+            </w:pPr>
+            <w:r>
+              <w:rPr>
+                <w:rFonts w:ascii="Calibri" w:cs="Calibri" w:eastAsia="Calibri" w:hAnsi="Calibri"/>
+                <w:b/>
+                <w:bCs/>
+                <w:color w:val="1A1A2E"/>
+                <w:sz w:val="19"/>
+                <w:szCs w:val="19"/>
+              </w:rPr>
+              <w:t xml:space="preserve">0.203 ± 0.028</w:t>
+            </w:r>
+          </w:p>
+        </w:tc>
+        <w:tc>
+          <w:tcPr>
+            <w:tcW w:type="dxa" w:w="1965"/>
+            <w:shd w:fill="F6F8FB" w:val="clear"/>
+            <w:tcMar>
+              <w:top w:type="dxa" w:w="70"/>
+              <w:left w:type="dxa" w:w="100"/>
+              <w:bottom w:type="dxa" w:w="70"/>
+              <w:right w:type="dxa" w:w="100"/>
+            </w:tcMar>
+          </w:tcPr>
+          <w:p>
+            <w:pPr>
+              <w:spacing w:after="0" w:line="260"/>
+            </w:pPr>
+            <w:r>
+              <w:rPr>
+                <w:rFonts w:ascii="Calibri" w:cs="Calibri" w:eastAsia="Calibri" w:hAnsi="Calibri"/>
+                <w:b/>
+                <w:bCs/>
+                <w:color w:val="1A1A2E"/>
+                <w:sz w:val="19"/>
+                <w:szCs w:val="19"/>
+              </w:rPr>
+              <w:t xml:space="preserve">outside</w:t>
+            </w:r>
+          </w:p>
+        </w:tc>
+      </w:tr>
+    </w:tbl>
+    <w:p>
+      <w:pPr>
+        <w:spacing w:after="190"/>
+      </w:pPr>
+    </w:p>
+    <w:p>
+      <w:pPr>
+        <w:pStyle w:val="Heading2"/>
+        <w:spacing w:after="120" w:before="280"/>
+      </w:pPr>
+      <w:r>
+        <w:rPr>
+          <w:rFonts w:ascii="Calibri" w:cs="Calibri" w:eastAsia="Calibri" w:hAnsi="Calibri"/>
+          <w:b/>
+          <w:bCs/>
+          <w:color w:val="1A1A2E"/>
+          <w:sz w:val="26"/>
+          <w:szCs w:val="26"/>
+        </w:rPr>
+        <w:t xml:space="preserve">8.1 · Two different things get called "the band"</w:t>
+      </w:r>
+    </w:p>
+    <w:p>
+      <w:pPr>
+        <w:spacing w:after="130" w:before="0" w:line="300"/>
+      </w:pPr>
+      <w:r>
+        <w:rPr>
+          <w:rFonts w:ascii="Calibri" w:cs="Calibri" w:eastAsia="Calibri" w:hAnsi="Calibri"/>
+          <w:color w:val="1A1A2E"/>
+          <w:sz w:val="21"/>
+          <w:szCs w:val="21"/>
+        </w:rPr>
+        <w:t xml:space="preserve">The word "band" is used loosely for two distinct constructions, and testing both revealed that only one of them works as a membership test. Reporting both — including the one that fails — is the honest presentation.</w:t>
+      </w:r>
+    </w:p>
+    <w:tbl>
+      <w:tblPr>
+        <w:tblW w:type="dxa" w:w="9360"/>
+        <w:tblBorders>
+          <w:top w:val="single" w:color="D6DCE5" w:sz="4"/>
+          <w:left w:val="single" w:color="D6DCE5" w:sz="4"/>
+          <w:bottom w:val="single" w:color="D6DCE5" w:sz="4"/>
+          <w:right w:val="single" w:color="D6DCE5" w:sz="4"/>
+          <w:insideH w:val="single" w:color="D6DCE5" w:sz="4"/>
+          <w:insideV w:val="single" w:color="D6DCE5" w:sz="4"/>
+        </w:tblBorders>
+      </w:tblPr>
+      <w:tblGrid>
+        <w:gridCol w:w="1872"/>
+        <w:gridCol w:w="3557"/>
+        <w:gridCol w:w="3931"/>
+      </w:tblGrid>
+      <w:tr>
+        <w:trPr>
+          <w:tblHeader/>
+        </w:trPr>
+        <w:tc>
+          <w:tcPr>
+            <w:tcW w:type="dxa" w:w="1872"/>
+            <w:shd w:fill="1F5FA8" w:val="clear"/>
+            <w:tcMar>
+              <w:top w:type="dxa" w:w="70"/>
+              <w:left w:type="dxa" w:w="100"/>
+              <w:bottom w:type="dxa" w:w="70"/>
+              <w:right w:type="dxa" w:w="100"/>
+            </w:tcMar>
+          </w:tcPr>
+          <w:p>
+            <w:pPr>
+              <w:spacing w:after="0" w:line="260"/>
+            </w:pPr>
+            <w:r>
+              <w:rPr>
+                <w:rFonts w:ascii="Calibri" w:cs="Calibri" w:eastAsia="Calibri" w:hAnsi="Calibri"/>
+                <w:b/>
+                <w:bCs/>
+                <w:color w:val="FFFFFF"/>
+                <w:sz w:val="18"/>
+                <w:szCs w:val="18"/>
+              </w:rPr>
+              <w:t xml:space="preserve">Version</w:t>
+            </w:r>
+          </w:p>
+        </w:tc>
+        <w:tc>
+          <w:tcPr>
+            <w:tcW w:type="dxa" w:w="3557"/>
+            <w:shd w:fill="1F5FA8" w:val="clear"/>
+            <w:tcMar>
+              <w:top w:type="dxa" w:w="70"/>
+              <w:left w:type="dxa" w:w="100"/>
+              <w:bottom w:type="dxa" w:w="70"/>
+              <w:right w:type="dxa" w:w="100"/>
+            </w:tcMar>
+          </w:tcPr>
+          <w:p>
+            <w:pPr>
+              <w:spacing w:after="0" w:line="260"/>
+            </w:pPr>
+            <w:r>
+              <w:rPr>
+                <w:rFonts w:ascii="Calibri" w:cs="Calibri" w:eastAsia="Calibri" w:hAnsi="Calibri"/>
+                <w:b/>
+                <w:bCs/>
+                <w:color w:val="FFFFFF"/>
+                <w:sz w:val="18"/>
+                <w:szCs w:val="18"/>
+              </w:rPr>
+              <w:t xml:space="preserve">What it is</w:t>
+            </w:r>
+          </w:p>
+        </w:tc>
+        <w:tc>
+          <w:tcPr>
+            <w:tcW w:type="dxa" w:w="3931"/>
+            <w:shd w:fill="1F5FA8" w:val="clear"/>
+            <w:tcMar>
+              <w:top w:type="dxa" w:w="70"/>
+              <w:left w:type="dxa" w:w="100"/>
+              <w:bottom w:type="dxa" w:w="70"/>
+              <w:right w:type="dxa" w:w="100"/>
+            </w:tcMar>
+          </w:tcPr>
+          <w:p>
+            <w:pPr>
+              <w:spacing w:after="0" w:line="260"/>
+            </w:pPr>
+            <w:r>
+              <w:rPr>
+                <w:rFonts w:ascii="Calibri" w:cs="Calibri" w:eastAsia="Calibri" w:hAnsi="Calibri"/>
+                <w:b/>
+                <w:bCs/>
+                <w:color w:val="FFFFFF"/>
+                <w:sz w:val="18"/>
+                <w:szCs w:val="18"/>
+              </w:rPr>
+              <w:t xml:space="preserve">Does it discriminate?</w:t>
+            </w:r>
+          </w:p>
+        </w:tc>
+      </w:tr>
+      <w:tr>
+        <w:trPr>
+          <w:tblHeader w:val="false"/>
+        </w:trPr>
+        <w:tc>
+          <w:tcPr>
+            <w:tcW w:type="dxa" w:w="1872"/>
+            <w:shd w:fill="FFFFFF" w:val="clear"/>
+            <w:tcMar>
+              <w:top w:type="dxa" w:w="70"/>
+              <w:left w:type="dxa" w:w="100"/>
+              <w:bottom w:type="dxa" w:w="70"/>
+              <w:right w:type="dxa" w:w="100"/>
+            </w:tcMar>
+          </w:tcPr>
+          <w:p>
+            <w:pPr>
+              <w:spacing w:after="0" w:line="260"/>
+            </w:pPr>
+            <w:r>
+              <w:rPr>
+                <w:rFonts w:ascii="Calibri" w:cs="Calibri" w:eastAsia="Calibri" w:hAnsi="Calibri"/>
+                <w:b/>
+                <w:bCs/>
+                <w:color w:val="1A1A2E"/>
+                <w:sz w:val="19"/>
+                <w:szCs w:val="19"/>
+              </w:rPr>
+              <w:t xml:space="preserve">Δα band</w:t>
+            </w:r>
+            <w:r>
+              <w:rPr>
+                <w:rFonts w:ascii="Calibri" w:cs="Calibri" w:eastAsia="Calibri" w:hAnsi="Calibri"/>
+                <w:color w:val="1A1A2E"/>
+                <w:sz w:val="19"/>
+                <w:szCs w:val="19"/>
+              </w:rPr>
+              <w:t xml:space="preserve"> (1-D)</w:t>
+            </w:r>
+          </w:p>
+        </w:tc>
+        <w:tc>
+          <w:tcPr>
+            <w:tcW w:type="dxa" w:w="3557"/>
+            <w:shd w:fill="FFFFFF" w:val="clear"/>
+            <w:tcMar>
+              <w:top w:type="dxa" w:w="70"/>
+              <w:left w:type="dxa" w:w="100"/>
+              <w:bottom w:type="dxa" w:w="70"/>
+              <w:right w:type="dxa" w:w="100"/>
+            </w:tcMar>
+          </w:tcPr>
+          <w:p>
+            <w:pPr>
+              <w:spacing w:after="0" w:line="260"/>
+            </w:pPr>
+            <w:r>
+              <w:rPr>
+                <w:rFonts w:ascii="Calibri" w:cs="Calibri" w:eastAsia="Calibri" w:hAnsi="Calibri"/>
+                <w:color w:val="1A1A2E"/>
+                <w:sz w:val="19"/>
+                <w:szCs w:val="19"/>
+              </w:rPr>
+              <w:t xml:space="preserve">The range of spectrum </w:t>
+            </w:r>
+            <w:r>
+              <w:rPr>
+                <w:rFonts w:ascii="Calibri" w:cs="Calibri" w:eastAsia="Calibri" w:hAnsi="Calibri"/>
+                <w:i/>
+                <w:iCs/>
+                <w:color w:val="1A1A2E"/>
+                <w:sz w:val="19"/>
+                <w:szCs w:val="19"/>
+              </w:rPr>
+              <w:t xml:space="preserve">widths</w:t>
+            </w:r>
+            <w:r>
+              <w:rPr>
+                <w:rFonts w:ascii="Calibri" w:cs="Calibri" w:eastAsia="Calibri" w:hAnsi="Calibri"/>
+                <w:color w:val="1A1A2E"/>
+                <w:sz w:val="19"/>
+                <w:szCs w:val="19"/>
+              </w:rPr>
+              <w:t xml:space="preserve"> spanned by the group</w:t>
+            </w:r>
+          </w:p>
+        </w:tc>
+        <w:tc>
+          <w:tcPr>
+            <w:tcW w:type="dxa" w:w="3931"/>
+            <w:shd w:fill="FFFFFF" w:val="clear"/>
+            <w:tcMar>
+              <w:top w:type="dxa" w:w="70"/>
+              <w:left w:type="dxa" w:w="100"/>
+              <w:bottom w:type="dxa" w:w="70"/>
+              <w:right w:type="dxa" w:w="100"/>
+            </w:tcMar>
+          </w:tcPr>
+          <w:p>
+            <w:pPr>
+              <w:spacing w:after="0" w:line="260"/>
+            </w:pPr>
+            <w:r>
+              <w:rPr>
+                <w:rFonts w:ascii="Calibri" w:cs="Calibri" w:eastAsia="Calibri" w:hAnsi="Calibri"/>
+                <w:b/>
+                <w:bCs/>
+                <w:color w:val="1A1A2E"/>
+                <w:sz w:val="19"/>
+                <w:szCs w:val="19"/>
+              </w:rPr>
+              <w:t xml:space="preserve">Yes.</w:t>
+            </w:r>
+            <w:r>
+              <w:rPr>
+                <w:rFonts w:ascii="Calibri" w:cs="Calibri" w:eastAsia="Calibri" w:hAnsi="Calibri"/>
+                <w:color w:val="1A1A2E"/>
+                <w:sz w:val="19"/>
+                <w:szCs w:val="19"/>
+              </w:rPr>
+              <w:t xml:space="preserve"> Held out and re-tested, every framework is classified correctly</w:t>
+            </w:r>
+          </w:p>
+        </w:tc>
+      </w:tr>
+      <w:tr>
+        <w:trPr>
+          <w:tblHeader w:val="false"/>
+        </w:trPr>
+        <w:tc>
+          <w:tcPr>
+            <w:tcW w:type="dxa" w:w="1872"/>
+            <w:shd w:fill="F6F8FB" w:val="clear"/>
+            <w:tcMar>
+              <w:top w:type="dxa" w:w="70"/>
+              <w:left w:type="dxa" w:w="100"/>
+              <w:bottom w:type="dxa" w:w="70"/>
+              <w:right w:type="dxa" w:w="100"/>
+            </w:tcMar>
+          </w:tcPr>
+          <w:p>
+            <w:pPr>
+              <w:spacing w:after="0" w:line="260"/>
+            </w:pPr>
+            <w:r>
+              <w:rPr>
+                <w:rFonts w:ascii="Calibri" w:cs="Calibri" w:eastAsia="Calibri" w:hAnsi="Calibri"/>
+                <w:b/>
+                <w:bCs/>
+                <w:color w:val="1A1A2E"/>
+                <w:sz w:val="19"/>
+                <w:szCs w:val="19"/>
+              </w:rPr>
+              <w:t xml:space="preserve">f(α) envelope</w:t>
+            </w:r>
+            <w:r>
+              <w:rPr>
+                <w:rFonts w:ascii="Calibri" w:cs="Calibri" w:eastAsia="Calibri" w:hAnsi="Calibri"/>
+                <w:color w:val="1A1A2E"/>
+                <w:sz w:val="19"/>
+                <w:szCs w:val="19"/>
+              </w:rPr>
+              <w:t xml:space="preserve"> (2-D)</w:t>
+            </w:r>
+          </w:p>
+        </w:tc>
+        <w:tc>
+          <w:tcPr>
+            <w:tcW w:type="dxa" w:w="3557"/>
+            <w:shd w:fill="F6F8FB" w:val="clear"/>
+            <w:tcMar>
+              <w:top w:type="dxa" w:w="70"/>
+              <w:left w:type="dxa" w:w="100"/>
+              <w:bottom w:type="dxa" w:w="70"/>
+              <w:right w:type="dxa" w:w="100"/>
+            </w:tcMar>
+          </w:tcPr>
+          <w:p>
+            <w:pPr>
+              <w:spacing w:after="0" w:line="260"/>
+            </w:pPr>
+            <w:r>
+              <w:rPr>
+                <w:rFonts w:ascii="Calibri" w:cs="Calibri" w:eastAsia="Calibri" w:hAnsi="Calibri"/>
+                <w:color w:val="1A1A2E"/>
+                <w:sz w:val="19"/>
+                <w:szCs w:val="19"/>
+              </w:rPr>
+              <w:t xml:space="preserve">Shade between the highest and lowest curve; score what fraction of a candidate lies inside</w:t>
+            </w:r>
+          </w:p>
+        </w:tc>
+        <w:tc>
+          <w:tcPr>
+            <w:tcW w:type="dxa" w:w="3931"/>
+            <w:shd w:fill="F6F8FB" w:val="clear"/>
+            <w:tcMar>
+              <w:top w:type="dxa" w:w="70"/>
+              <w:left w:type="dxa" w:w="100"/>
+              <w:bottom w:type="dxa" w:w="70"/>
+              <w:right w:type="dxa" w:w="100"/>
+            </w:tcMar>
+          </w:tcPr>
+          <w:p>
+            <w:pPr>
+              <w:spacing w:after="0" w:line="260"/>
+            </w:pPr>
+            <w:r>
+              <w:rPr>
+                <w:rFonts w:ascii="Calibri" w:cs="Calibri" w:eastAsia="Calibri" w:hAnsi="Calibri"/>
+                <w:b/>
+                <w:bCs/>
+                <w:color w:val="1A1A2E"/>
+                <w:sz w:val="19"/>
+                <w:szCs w:val="19"/>
+              </w:rPr>
+              <w:t xml:space="preserve">No.</w:t>
+            </w:r>
+            <w:r>
+              <w:rPr>
+                <w:rFonts w:ascii="Calibri" w:cs="Calibri" w:eastAsia="Calibri" w:hAnsi="Calibri"/>
+                <w:color w:val="1A1A2E"/>
+                <w:sz w:val="19"/>
+                <w:szCs w:val="19"/>
+              </w:rPr>
+              <w:t xml:space="preserve"> Held out, HKUST-1 (member) scores 9.4%; UMCM-1 (non-member) scores 15.4%</w:t>
+            </w:r>
+          </w:p>
+        </w:tc>
+      </w:tr>
+    </w:tbl>
+    <w:p>
+      <w:pPr>
+        <w:spacing w:after="190"/>
+      </w:pPr>
+    </w:p>
+    <w:p>
+      <w:pPr>
+        <w:spacing w:after="130" w:before="0" w:line="300"/>
+      </w:pPr>
+      <w:r>
+        <w:rPr>
+          <w:rFonts w:ascii="Calibri" w:cs="Calibri" w:eastAsia="Calibri" w:hAnsi="Calibri"/>
+          <w:color w:val="1A1A2E"/>
+          <w:sz w:val="21"/>
+          <w:szCs w:val="21"/>
+        </w:rPr>
+        <w:t xml:space="preserve">The envelope fails for a reason that is visible once the curves are plotted: the two narrow spectra are </w:t>
+      </w:r>
+      <w:r>
+        <w:rPr>
+          <w:rFonts w:ascii="Calibri" w:cs="Calibri" w:eastAsia="Calibri" w:hAnsi="Calibri"/>
+          <w:b/>
+          <w:bCs/>
+          <w:color w:val="1A1A2E"/>
+          <w:sz w:val="21"/>
+          <w:szCs w:val="21"/>
+        </w:rPr>
+        <w:t xml:space="preserve">short arcs sitting inside the wide group's α range but far below it in f(α)</w:t>
+      </w:r>
+      <w:r>
+        <w:rPr>
+          <w:rFonts w:ascii="Calibri" w:cs="Calibri" w:eastAsia="Calibri" w:hAnsi="Calibri"/>
+          <w:color w:val="1A1A2E"/>
+          <w:sz w:val="21"/>
+          <w:szCs w:val="21"/>
+        </w:rPr>
+        <w:t xml:space="preserve">. An envelope test therefore measures where a curve sits in α, not how wide it is — and width is the quantity that actually separates these frameworks.</w:t>
+      </w:r>
+    </w:p>
+    <w:p>
+      <w:pPr>
+        <w:pBdr>
+          <w:left w:val="single" w:color="E0A030" w:sz="18" w:space="8"/>
+        </w:pBdr>
+        <w:shd w:fill="FFF6E5" w:val="clear"/>
+        <w:spacing w:after="0" w:before="140"/>
+        <w:ind w:left="144"/>
+      </w:pPr>
+      <w:r>
+        <w:rPr>
+          <w:rFonts w:ascii="Calibri" w:cs="Calibri" w:eastAsia="Calibri" w:hAnsi="Calibri"/>
+          <w:b/>
+          <w:bCs/>
+          <w:color w:val="7A5200"/>
+          <w:sz w:val="20"/>
+          <w:szCs w:val="20"/>
+        </w:rPr>
+        <w:t xml:space="preserve">A measured negative result, not a hidden one</w:t>
+      </w:r>
+    </w:p>
+    <w:p>
+      <w:pPr>
+        <w:pBdr>
+          <w:left w:val="single" w:color="E0A030" w:sz="18" w:space="8"/>
+        </w:pBdr>
+        <w:shd w:fill="FFF6E5" w:val="clear"/>
+        <w:spacing w:after="60" w:line="290"/>
+        <w:ind w:left="144"/>
+      </w:pPr>
+      <w:r>
+        <w:rPr>
+          <w:rFonts w:ascii="Calibri" w:cs="Calibri" w:eastAsia="Calibri" w:hAnsi="Calibri"/>
+          <w:color w:val="4A3800"/>
+          <w:sz w:val="20"/>
+          <w:szCs w:val="20"/>
+        </w:rPr>
+        <w:t xml:space="preserve">A curve trivially lies inside a band it helped define, so the only meaningful test is to </w:t>
+      </w:r>
+      <w:r>
+        <w:rPr>
+          <w:rFonts w:ascii="Calibri" w:cs="Calibri" w:eastAsia="Calibri" w:hAnsi="Calibri"/>
+          <w:b/>
+          <w:bCs/>
+          <w:color w:val="4A3800"/>
+          <w:sz w:val="20"/>
+          <w:szCs w:val="20"/>
+        </w:rPr>
+        <w:t xml:space="preserve">hold a framework out</w:t>
+      </w:r>
+      <w:r>
+        <w:rPr>
+          <w:rFonts w:ascii="Calibri" w:cs="Calibri" w:eastAsia="Calibri" w:hAnsi="Calibri"/>
+          <w:color w:val="4A3800"/>
+          <w:sz w:val="20"/>
+          <w:szCs w:val="20"/>
+        </w:rPr>
+        <w:t xml:space="preserve">, rebuild the band from the rest, and score it against that. Doing so is what exposed the failure.</w:t>
+      </w:r>
+    </w:p>
+    <w:p>
+      <w:pPr>
+        <w:pBdr>
+          <w:left w:val="single" w:color="E0A030" w:sz="18" w:space="8"/>
+        </w:pBdr>
+        <w:shd w:fill="FFF6E5" w:val="clear"/>
+        <w:spacing w:after="170" w:line="290"/>
+        <w:ind w:left="144"/>
+      </w:pPr>
+      <w:r>
+        <w:rPr>
+          <w:rFonts w:ascii="Calibri" w:cs="Calibri" w:eastAsia="Calibri" w:hAnsi="Calibri"/>
+          <w:color w:val="4A3800"/>
+          <w:sz w:val="20"/>
+          <w:szCs w:val="20"/>
+        </w:rPr>
+        <w:t xml:space="preserve">The website (Section 15b) has a "hold out" button on every row so anyone can reproduce this in front of you. The 1-D Δα column beside it classifies all eight correctly.</w:t>
+      </w:r>
+    </w:p>
+    <w:p>
+      <w:pPr>
+        <w:pStyle w:val="Heading2"/>
+        <w:spacing w:after="120" w:before="280"/>
+      </w:pPr>
+      <w:r>
+        <w:rPr>
+          <w:rFonts w:ascii="Calibri" w:cs="Calibri" w:eastAsia="Calibri" w:hAnsi="Calibri"/>
+          <w:b/>
+          <w:bCs/>
+          <w:color w:val="1A1A2E"/>
+          <w:sz w:val="26"/>
+          <w:szCs w:val="26"/>
+        </w:rPr>
+        <w:t xml:space="preserve">8.2 · What the Δα band does establish</w:t>
+      </w:r>
+    </w:p>
+    <w:p>
+      <w:pPr>
+        <w:spacing w:after="130" w:before="0" w:line="300"/>
+      </w:pPr>
+      <w:r>
+        <w:rPr>
+          <w:rFonts w:ascii="Calibri" w:cs="Calibri" w:eastAsia="Calibri" w:hAnsi="Calibri"/>
+          <w:color w:val="1A1A2E"/>
+          <w:sz w:val="21"/>
+          <w:szCs w:val="21"/>
+        </w:rPr>
+        <w:t xml:space="preserve">Six of the eight frameworks land in a band spanning Δα = 0.835–0.941, and two fall far below it at 0.375 and 0.203. The gap between the two groups is </w:t>
+      </w:r>
+      <w:r>
+        <w:rPr>
+          <w:rFonts w:ascii="Calibri" w:cs="Calibri" w:eastAsia="Calibri" w:hAnsi="Calibri"/>
+          <w:b/>
+          <w:bCs/>
+          <w:color w:val="1A1A2E"/>
+          <w:sz w:val="21"/>
+          <w:szCs w:val="21"/>
+        </w:rPr>
+        <w:t xml:space="preserve">0.46 — roughly four times the 0.106 noise floor</w:t>
+      </w:r>
+      <w:r>
+        <w:rPr>
+          <w:rFonts w:ascii="Calibri" w:cs="Calibri" w:eastAsia="Calibri" w:hAnsi="Calibri"/>
+          <w:color w:val="1A1A2E"/>
+          <w:sz w:val="21"/>
+          <w:szCs w:val="21"/>
+        </w:rPr>
+        <w:t xml:space="preserve"> measured on provably identical structures. That margin is what makes the split a property of the frameworks rather than of the estimator.</w:t>
+      </w:r>
+    </w:p>
+    <w:p>
+      <w:pPr>
+        <w:spacing w:after="130" w:before="0" w:line="300"/>
+      </w:pPr>
+      <w:r>
+        <w:rPr>
+          <w:rFonts w:ascii="Calibri" w:cs="Calibri" w:eastAsia="Calibri" w:hAnsi="Calibri"/>
+          <w:color w:val="1A1A2E"/>
+          <w:sz w:val="21"/>
+          <w:szCs w:val="21"/>
+        </w:rPr>
+        <w:t xml:space="preserve">The six span </w:t>
+      </w:r>
+      <w:r>
+        <w:rPr>
+          <w:rFonts w:ascii="Calibri" w:cs="Calibri" w:eastAsia="Calibri" w:hAnsi="Calibri"/>
+          <w:b/>
+          <w:bCs/>
+          <w:color w:val="1A1A2E"/>
+          <w:sz w:val="21"/>
+          <w:szCs w:val="21"/>
+        </w:rPr>
+        <w:t xml:space="preserve">five different metals</w:t>
+      </w:r>
+      <w:r>
+        <w:rPr>
+          <w:rFonts w:ascii="Calibri" w:cs="Calibri" w:eastAsia="Calibri" w:hAnsi="Calibri"/>
+          <w:color w:val="1A1A2E"/>
+          <w:sz w:val="21"/>
+          <w:szCs w:val="21"/>
+        </w:rPr>
+        <w:t xml:space="preserve"> (Cu, Ni, Co, Mg, Zn) and two different binding chemistries — carboxylate for HKUST-1 and MOF-74, imidazolate for ZIF-8. So the grouping is </w:t>
+      </w:r>
+      <w:r>
+        <w:rPr>
+          <w:rFonts w:ascii="Calibri" w:cs="Calibri" w:eastAsia="Calibri" w:hAnsi="Calibri"/>
+          <w:b/>
+          <w:bCs/>
+          <w:color w:val="1A1A2E"/>
+          <w:sz w:val="21"/>
+          <w:szCs w:val="21"/>
+        </w:rPr>
+        <w:t xml:space="preserve">not</w:t>
+      </w:r>
+      <w:r>
+        <w:rPr>
+          <w:rFonts w:ascii="Calibri" w:cs="Calibri" w:eastAsia="Calibri" w:hAnsi="Calibri"/>
+          <w:color w:val="1A1A2E"/>
+          <w:sz w:val="21"/>
+          <w:szCs w:val="21"/>
+        </w:rPr>
+        <w:t xml:space="preserve"> by metal and </w:t>
+      </w:r>
+      <w:r>
+        <w:rPr>
+          <w:rFonts w:ascii="Calibri" w:cs="Calibri" w:eastAsia="Calibri" w:hAnsi="Calibri"/>
+          <w:b/>
+          <w:bCs/>
+          <w:color w:val="1A1A2E"/>
+          <w:sz w:val="21"/>
+          <w:szCs w:val="21"/>
+        </w:rPr>
+        <w:t xml:space="preserve">not</w:t>
+      </w:r>
+      <w:r>
+        <w:rPr>
+          <w:rFonts w:ascii="Calibri" w:cs="Calibri" w:eastAsia="Calibri" w:hAnsi="Calibri"/>
+          <w:color w:val="1A1A2E"/>
+          <w:sz w:val="21"/>
+          <w:szCs w:val="21"/>
+        </w:rPr>
+        <w:t xml:space="preserve"> by chemistry.</w:t>
+      </w:r>
+    </w:p>
+    <w:p>
+      <w:pPr>
+        <w:pStyle w:val="Heading2"/>
+        <w:spacing w:after="120" w:before="280"/>
+      </w:pPr>
+      <w:r>
+        <w:rPr>
+          <w:rFonts w:ascii="Calibri" w:cs="Calibri" w:eastAsia="Calibri" w:hAnsi="Calibri"/>
+          <w:b/>
+          <w:bCs/>
+          <w:color w:val="1A1A2E"/>
+          <w:sz w:val="26"/>
+          <w:szCs w:val="26"/>
+        </w:rPr>
+        <w:t xml:space="preserve">8.3 · What it actually measures</w:t>
+      </w:r>
+    </w:p>
+    <w:p>
+      <w:pPr>
+        <w:spacing w:after="130" w:before="0" w:line="300"/>
+      </w:pPr>
+      <w:r>
+        <w:rPr>
+          <w:rFonts w:ascii="Calibri" w:cs="Calibri" w:eastAsia="Calibri" w:hAnsi="Calibri"/>
+          <w:color w:val="1A1A2E"/>
+          <w:sz w:val="21"/>
+          <w:szCs w:val="21"/>
+        </w:rPr>
+        <w:t xml:space="preserve">Δα is the width of the singularity spectrum, and it measures how unevenly connectivity is distributed through the network — in physical terms, </w:t>
+      </w:r>
+      <w:r>
+        <w:rPr>
+          <w:rFonts w:ascii="Calibri" w:cs="Calibri" w:eastAsia="Calibri" w:hAnsi="Calibri"/>
+          <w:b/>
+          <w:bCs/>
+          <w:color w:val="1A1A2E"/>
+          <w:sz w:val="21"/>
+          <w:szCs w:val="21"/>
+        </w:rPr>
+        <w:t xml:space="preserve">how heterogeneous the pore architecture is</w:t>
+      </w:r>
+      <w:r>
+        <w:rPr>
+          <w:rFonts w:ascii="Calibri" w:cs="Calibri" w:eastAsia="Calibri" w:hAnsi="Calibri"/>
+          <w:color w:val="1A1A2E"/>
+          <w:sz w:val="21"/>
+          <w:szCs w:val="21"/>
+        </w:rPr>
+        <w:t xml:space="preserve">. A wide Δα means the framework has a structurally varied pore network; a narrow one means it is uniform.</w:t>
+      </w:r>
+    </w:p>
+    <w:p>
+      <w:pPr>
+        <w:spacing w:after="130" w:before="0" w:line="300"/>
+      </w:pPr>
+      <w:r>
+        <w:rPr>
+          <w:rFonts w:ascii="Calibri" w:cs="Calibri" w:eastAsia="Calibri" w:hAnsi="Calibri"/>
+          <w:color w:val="1A1A2E"/>
+          <w:sz w:val="21"/>
+          <w:szCs w:val="21"/>
+        </w:rPr>
+        <w:t xml:space="preserve">That reading is consistent with the two outliers. IRMOF-1 and UMCM-1 both have large, regular, open pore systems, and they are the two narrow spectra. UMCM-1 is a genuine mixed-linker framework, which the coarse-graining independently confirms by finding two distinct linker sizes in it.</w:t>
+      </w:r>
+    </w:p>
+    <w:p>
+      <w:pPr>
+        <w:pBdr>
+          <w:left w:val="single" w:color="E0A030" w:sz="18" w:space="8"/>
+        </w:pBdr>
+        <w:shd w:fill="FFF6E5" w:val="clear"/>
+        <w:spacing w:after="0" w:before="140"/>
+        <w:ind w:left="144"/>
+      </w:pPr>
+      <w:r>
+        <w:rPr>
+          <w:rFonts w:ascii="Calibri" w:cs="Calibri" w:eastAsia="Calibri" w:hAnsi="Calibri"/>
+          <w:b/>
+          <w:bCs/>
+          <w:color w:val="7A5200"/>
+          <w:sz w:val="20"/>
+          <w:szCs w:val="20"/>
+        </w:rPr>
+        <w:t xml:space="preserve">Three things this result is NOT — each of which an examiner may probe</w:t>
+      </w:r>
+    </w:p>
+    <w:p>
+      <w:pPr>
+        <w:pBdr>
+          <w:left w:val="single" w:color="E0A030" w:sz="18" w:space="8"/>
+        </w:pBdr>
+        <w:shd w:fill="FFF6E5" w:val="clear"/>
+        <w:spacing w:after="60" w:line="290"/>
+        <w:ind w:left="144"/>
+      </w:pPr>
+      <w:r>
+        <w:rPr>
+          <w:rFonts w:ascii="Calibri" w:cs="Calibri" w:eastAsia="Calibri" w:hAnsi="Calibri"/>
+          <w:b/>
+          <w:bCs/>
+          <w:color w:val="4A3800"/>
+          <w:sz w:val="20"/>
+          <w:szCs w:val="20"/>
+        </w:rPr>
+        <w:t xml:space="preserve">The four MOF-74 curves overlapping is not evidence of anything.</w:t>
+      </w:r>
+      <w:r>
+        <w:rPr>
+          <w:rFonts w:ascii="Calibri" w:cs="Calibri" w:eastAsia="Calibri" w:hAnsi="Calibri"/>
+          <w:color w:val="4A3800"/>
+          <w:sz w:val="20"/>
+          <w:szCs w:val="20"/>
+        </w:rPr>
+        <w:t xml:space="preserve"> They are the same graph — proved isomorphic in the source notebook — so they </w:t>
+      </w:r>
+      <w:r>
+        <w:rPr>
+          <w:rFonts w:ascii="Calibri" w:cs="Calibri" w:eastAsia="Calibri" w:hAnsi="Calibri"/>
+          <w:i/>
+          <w:iCs/>
+          <w:color w:val="4A3800"/>
+          <w:sz w:val="20"/>
+          <w:szCs w:val="20"/>
+        </w:rPr>
+        <w:t xml:space="preserve">must</w:t>
+      </w:r>
+      <w:r>
+        <w:rPr>
+          <w:rFonts w:ascii="Calibri" w:cs="Calibri" w:eastAsia="Calibri" w:hAnsi="Calibri"/>
+          <w:color w:val="4A3800"/>
+          <w:sz w:val="20"/>
+          <w:szCs w:val="20"/>
+        </w:rPr>
+        <w:t xml:space="preserve"> overlap. Their role is as a reproducibility control, not as band members.</w:t>
+      </w:r>
+    </w:p>
+    <w:p>
+      <w:pPr>
+        <w:pBdr>
+          <w:left w:val="single" w:color="E0A030" w:sz="18" w:space="8"/>
+        </w:pBdr>
+        <w:shd w:fill="FFF6E5" w:val="clear"/>
+        <w:spacing w:after="60" w:line="290"/>
+        <w:ind w:left="144"/>
+      </w:pPr>
+      <w:r>
+        <w:rPr>
+          <w:rFonts w:ascii="Calibri" w:cs="Calibri" w:eastAsia="Calibri" w:hAnsi="Calibri"/>
+          <w:b/>
+          <w:bCs/>
+          <w:color w:val="4A3800"/>
+          <w:sz w:val="20"/>
+          <w:szCs w:val="20"/>
+        </w:rPr>
+        <w:t xml:space="preserve">That control sets a noise floor of 0.106</w:t>
+      </w:r>
+      <w:r>
+        <w:rPr>
+          <w:rFonts w:ascii="Calibri" w:cs="Calibri" w:eastAsia="Calibri" w:hAnsi="Calibri"/>
+          <w:color w:val="4A3800"/>
+          <w:sz w:val="20"/>
+          <w:szCs w:val="20"/>
+        </w:rPr>
+        <w:t xml:space="preserve">, measured as the spread across those isomorphic graphs. HKUST-1 (0.844) and ZIF-8 (0.897) differ by less than that floor, so the correct statement is "six frameworks are indistinguishable within the method's noise", not "six frameworks match".</w:t>
+      </w:r>
+    </w:p>
+    <w:p>
+      <w:pPr>
+        <w:pBdr>
+          <w:left w:val="single" w:color="E0A030" w:sz="18" w:space="8"/>
+        </w:pBdr>
+        <w:shd w:fill="FFF6E5" w:val="clear"/>
+        <w:spacing w:after="170" w:line="290"/>
+        <w:ind w:left="144"/>
+      </w:pPr>
+      <w:r>
+        <w:rPr>
+          <w:rFonts w:ascii="Calibri" w:cs="Calibri" w:eastAsia="Calibri" w:hAnsi="Calibri"/>
+          <w:b/>
+          <w:bCs/>
+          <w:color w:val="4A3800"/>
+          <w:sz w:val="20"/>
+          <w:szCs w:val="20"/>
+        </w:rPr>
+        <w:t xml:space="preserve">Δα is not a stability or gas-uptake predictor.</w:t>
+      </w:r>
+      <w:r>
+        <w:rPr>
+          <w:rFonts w:ascii="Calibri" w:cs="Calibri" w:eastAsia="Calibri" w:hAnsi="Calibri"/>
+          <w:color w:val="4A3800"/>
+          <w:sz w:val="20"/>
+          <w:szCs w:val="20"/>
+        </w:rPr>
+        <w:t xml:space="preserve"> Nothing in this analysis measures stability, adsorption or binding energy — the graph is unweighted, so it does not even know which element an atom is. Xe/Kr relevance is why these eight frameworks were selected; it is not something the calculation produces. Reading the band as "these MOFs are more stable" is not supported.</w:t>
+      </w:r>
+    </w:p>
+    <w:p>
+      <w:pPr>
+        <w:pStyle w:val="Heading2"/>
+        <w:spacing w:after="120" w:before="280"/>
+      </w:pPr>
+      <w:r>
+        <w:rPr>
+          <w:rFonts w:ascii="Calibri" w:cs="Calibri" w:eastAsia="Calibri" w:hAnsi="Calibri"/>
+          <w:b/>
+          <w:bCs/>
+          <w:color w:val="1A1A2E"/>
+          <w:sz w:val="26"/>
+          <w:szCs w:val="26"/>
+        </w:rPr>
+        <w:t xml:space="preserve">8.4 · Finite-size dependence</w:t>
+      </w:r>
+    </w:p>
+    <w:p>
+      <w:pPr>
+        <w:spacing w:after="130" w:before="0" w:line="300"/>
+      </w:pPr>
+      <w:r>
+        <w:rPr>
+          <w:rFonts w:ascii="Calibri" w:cs="Calibri" w:eastAsia="Calibri" w:hAnsi="Calibri"/>
+          <w:color w:val="1A1A2E"/>
+          <w:sz w:val="21"/>
+          <w:szCs w:val="21"/>
+        </w:rPr>
+        <w:t xml:space="preserve">Δα has not converged in supercell size — it grows with the graph, because the fit window spans </w:t>
+      </w:r>
+      <w:r>
+        <w:rPr>
+          <w:rFonts w:ascii="Consolas" w:cs="Consolas" w:eastAsia="Consolas" w:hAnsi="Consolas"/>
+          <w:color w:val="B03060"/>
+          <w:sz w:val="19"/>
+          <w:szCs w:val="19"/>
+        </w:rPr>
+        <w:t xml:space="preserve">ln(1/diameter)</w:t>
+      </w:r>
+      <w:r>
+        <w:rPr>
+          <w:rFonts w:ascii="Calibri" w:cs="Calibri" w:eastAsia="Calibri" w:hAnsi="Calibri"/>
+          <w:color w:val="1A1A2E"/>
+          <w:sz w:val="21"/>
+          <w:szCs w:val="21"/>
+        </w:rPr>
+        <w:t xml:space="preserve"> to </w:t>
+      </w:r>
+      <w:r>
+        <w:rPr>
+          <w:rFonts w:ascii="Consolas" w:cs="Consolas" w:eastAsia="Consolas" w:hAnsi="Consolas"/>
+          <w:color w:val="B03060"/>
+          <w:sz w:val="19"/>
+          <w:szCs w:val="19"/>
+        </w:rPr>
+        <w:t xml:space="preserve">ln(0.34)</w:t>
+      </w:r>
+      <w:r>
+        <w:rPr>
+          <w:rFonts w:ascii="Calibri" w:cs="Calibri" w:eastAsia="Calibri" w:hAnsi="Calibri"/>
+          <w:color w:val="1A1A2E"/>
+          <w:sz w:val="21"/>
+          <w:szCs w:val="21"/>
+        </w:rPr>
+        <w:t xml:space="preserve"> and a larger graph samples a wider range of scales. These are therefore </w:t>
+      </w:r>
+      <w:r>
+        <w:rPr>
+          <w:rFonts w:ascii="Calibri" w:cs="Calibri" w:eastAsia="Calibri" w:hAnsi="Calibri"/>
+          <w:b/>
+          <w:bCs/>
+          <w:color w:val="1A1A2E"/>
+          <w:sz w:val="21"/>
+          <w:szCs w:val="21"/>
+        </w:rPr>
+        <w:t xml:space="preserve">finite-size effective widths at a stated graph size</w:t>
+      </w:r>
+      <w:r>
+        <w:rPr>
+          <w:rFonts w:ascii="Calibri" w:cs="Calibri" w:eastAsia="Calibri" w:hAnsi="Calibri"/>
+          <w:color w:val="1A1A2E"/>
+          <w:sz w:val="21"/>
+          <w:szCs w:val="21"/>
+        </w:rPr>
+        <w:t xml:space="preserve">, not asymptotic exponents, and absolute values should always be quoted with the diameter alongside.</w:t>
+      </w:r>
+    </w:p>
+    <w:p>
+      <w:pPr>
+        <w:spacing w:after="130" w:before="0" w:line="300"/>
+      </w:pPr>
+      <w:r>
+        <w:rPr>
+          <w:rFonts w:ascii="Calibri" w:cs="Calibri" w:eastAsia="Calibri" w:hAnsi="Calibri"/>
+          <w:color w:val="1A1A2E"/>
+          <w:sz w:val="21"/>
+          <w:szCs w:val="21"/>
+        </w:rPr>
+        <w:t xml:space="preserve">The ranking survives this caveat, and for a specific reason worth stating: the bias runs the </w:t>
+      </w:r>
+      <w:r>
+        <w:rPr>
+          <w:rFonts w:ascii="Calibri" w:cs="Calibri" w:eastAsia="Calibri" w:hAnsi="Calibri"/>
+          <w:i/>
+          <w:iCs/>
+          <w:color w:val="1A1A2E"/>
+          <w:sz w:val="21"/>
+          <w:szCs w:val="21"/>
+        </w:rPr>
+        <w:t xml:space="preserve">wrong way</w:t>
+      </w:r>
+      <w:r>
+        <w:rPr>
+          <w:rFonts w:ascii="Calibri" w:cs="Calibri" w:eastAsia="Calibri" w:hAnsi="Calibri"/>
+          <w:color w:val="1A1A2E"/>
+          <w:sz w:val="21"/>
+          <w:szCs w:val="21"/>
+        </w:rPr>
+        <w:t xml:space="preserve"> to explain the result. IRMOF-1 and UMCM-1 have among the largest graphs in the set (diameters 56 and 63) yet the smallest widths, while the wide group sits at diameters 36–50. A finite-size artefact would push the biggest graphs toward </w:t>
+      </w:r>
+      <w:r>
+        <w:rPr>
+          <w:rFonts w:ascii="Calibri" w:cs="Calibri" w:eastAsia="Calibri" w:hAnsi="Calibri"/>
+          <w:i/>
+          <w:iCs/>
+          <w:color w:val="1A1A2E"/>
+          <w:sz w:val="21"/>
+          <w:szCs w:val="21"/>
+        </w:rPr>
+        <w:t xml:space="preserve">larger</w:t>
+      </w:r>
+      <w:r>
+        <w:rPr>
+          <w:rFonts w:ascii="Calibri" w:cs="Calibri" w:eastAsia="Calibri" w:hAnsi="Calibri"/>
+          <w:color w:val="1A1A2E"/>
+          <w:sz w:val="21"/>
+          <w:szCs w:val="21"/>
+        </w:rPr>
+        <w:t xml:space="preserve"> Δα, not smaller — so it cannot be what produces the split.</w:t>
       </w:r>
     </w:p>
     <w:sectPr>

--- a/5_concepts/04_Network_and_Multifractal_Analysis.docx
+++ b/5_concepts/04_Network_and_Multifractal_Analysis.docx
@@ -9170,7 +9170,7 @@
                 <w:sz w:val="19"/>
                 <w:szCs w:val="19"/>
               </w:rPr>
-              <w:t xml:space="preserve"> Held out and re-tested, every framework is classified correctly</w:t>
+              <w:t xml:space="preserve"> Held out and re-tested, all 8 frameworks are classified correctly</w:t>
             </w:r>
           </w:p>
         </w:tc>
@@ -9275,7 +9275,7 @@
                 <w:sz w:val="19"/>
                 <w:szCs w:val="19"/>
               </w:rPr>
-              <w:t xml:space="preserve"> Held out, HKUST-1 (member) scores 9.4%; UMCM-1 (non-member) scores 15.4%</w:t>
+              <w:t xml:space="preserve"> Held out, ZIF-8 (member) scores 0.0%; UMCM-1 (non-member) scores 44.7%</w:t>
             </w:r>
           </w:p>
         </w:tc>
@@ -9297,7 +9297,7 @@
           <w:sz w:val="21"/>
           <w:szCs w:val="21"/>
         </w:rPr>
-        <w:t xml:space="preserve">The envelope fails for a reason that is visible once the curves are plotted: the two narrow spectra are </w:t>
+        <w:t xml:space="preserve">The failure is stark rather than marginal — a non-member scores more than forty points higher than a member. The reason is visible once the curves are plotted: the two narrow spectra are </w:t>
       </w:r>
       <w:r>
         <w:rPr>
@@ -9438,7 +9438,7 @@
           <w:sz w:val="21"/>
           <w:szCs w:val="21"/>
         </w:rPr>
-        <w:t xml:space="preserve">0.46 — roughly four times the 0.106 noise floor</w:t>
+        <w:t xml:space="preserve">0.46 — roughly four times the 0.105 noise floor</w:t>
       </w:r>
       <w:r>
         <w:rPr>
@@ -9678,7 +9678,7 @@
           <w:sz w:val="20"/>
           <w:szCs w:val="20"/>
         </w:rPr>
-        <w:t xml:space="preserve">That control sets a noise floor of 0.106</w:t>
+        <w:t xml:space="preserve">That control sets a noise floor of 0.105</w:t>
       </w:r>
       <w:r>
         <w:rPr>

--- a/5_concepts/04_Network_and_Multifractal_Analysis.docx
+++ b/5_concepts/04_Network_and_Multifractal_Analysis.docx
@@ -5439,7 +5439,7 @@
                 <w:sz w:val="19"/>
                 <w:szCs w:val="19"/>
               </w:rPr>
-              <w:t xml:space="preserve">0.29</w:t>
+              <w:t xml:space="preserve">0.29 ± 0.06</w:t>
             </w:r>
           </w:p>
         </w:tc>
@@ -5600,7 +5600,7 @@
                 <w:sz w:val="19"/>
                 <w:szCs w:val="19"/>
               </w:rPr>
-              <w:t xml:space="preserve">0.49</w:t>
+              <w:t xml:space="preserve">0.49 ± 0.05</w:t>
             </w:r>
           </w:p>
         </w:tc>
@@ -5761,7 +5761,7 @@
                 <w:sz w:val="19"/>
                 <w:szCs w:val="19"/>
               </w:rPr>
-              <w:t xml:space="preserve">0.80</w:t>
+              <w:t xml:space="preserve">0.80 ± 0.05</w:t>
             </w:r>
           </w:p>
         </w:tc>
@@ -5922,7 +5922,7 @@
                 <w:sz w:val="19"/>
                 <w:szCs w:val="19"/>
               </w:rPr>
-              <w:t xml:space="preserve">0.77</w:t>
+              <w:t xml:space="preserve">0.77 ± 0.06</w:t>
             </w:r>
           </w:p>
         </w:tc>
@@ -5932,6 +5932,175 @@
       <w:pPr>
         <w:spacing w:after="190"/>
       </w:pPr>
+    </w:p>
+    <w:p>
+      <w:pPr>
+        <w:pBdr>
+          <w:left w:val="single" w:color="E0A030" w:sz="18" w:space="8"/>
+        </w:pBdr>
+        <w:shd w:fill="FFF6E5" w:val="clear"/>
+        <w:spacing w:after="0" w:before="140"/>
+        <w:ind w:left="144"/>
+      </w:pPr>
+      <w:r>
+        <w:rPr>
+          <w:rFonts w:ascii="Calibri" w:cs="Calibri" w:eastAsia="Calibri" w:hAnsi="Calibri"/>
+          <w:b/>
+          <w:bCs/>
+          <w:color w:val="7A5200"/>
+          <w:sz w:val="20"/>
+          <w:szCs w:val="20"/>
+        </w:rPr>
+        <w:t xml:space="preserve">These widths are approximate, and the reason is the tie degeneracy</w:t>
+      </w:r>
+    </w:p>
+    <w:p>
+      <w:pPr>
+        <w:pBdr>
+          <w:left w:val="single" w:color="E0A030" w:sz="18" w:space="8"/>
+        </w:pBdr>
+        <w:shd w:fill="FFF6E5" w:val="clear"/>
+        <w:spacing w:after="60" w:line="290"/>
+        <w:ind w:left="144"/>
+      </w:pPr>
+      <w:r>
+        <w:rPr>
+          <w:rFonts w:ascii="Calibri" w:cs="Calibri" w:eastAsia="Calibri" w:hAnsi="Calibri"/>
+          <w:color w:val="4A3800"/>
+          <w:sz w:val="20"/>
+          <w:szCs w:val="20"/>
+        </w:rPr>
+        <w:t xml:space="preserve">In a perfect crystal there are only two distinct degrees, so "the top 30% by degree" is </w:t>
+      </w:r>
+      <w:r>
+        <w:rPr>
+          <w:rFonts w:ascii="Calibri" w:cs="Calibri" w:eastAsia="Calibri" w:hAnsi="Calibri"/>
+          <w:b/>
+          <w:bCs/>
+          <w:color w:val="4A3800"/>
+          <w:sz w:val="20"/>
+          <w:szCs w:val="20"/>
+        </w:rPr>
+        <w:t xml:space="preserve">a tie</w:t>
+      </w:r>
+      <w:r>
+        <w:rPr>
+          <w:rFonts w:ascii="Calibri" w:cs="Calibri" w:eastAsia="Calibri" w:hAnsi="Calibri"/>
+          <w:color w:val="4A3800"/>
+          <w:sz w:val="20"/>
+          <w:szCs w:val="20"/>
+        </w:rPr>
+        <w:t xml:space="preserve">. Which blocks get selected depends on the order the blocks happen to be labelled in — and two implementations that build the </w:t>
+      </w:r>
+      <w:r>
+        <w:rPr>
+          <w:rFonts w:ascii="Calibri" w:cs="Calibri" w:eastAsia="Calibri" w:hAnsi="Calibri"/>
+          <w:i/>
+          <w:iCs/>
+          <w:color w:val="4A3800"/>
+          <w:sz w:val="20"/>
+          <w:szCs w:val="20"/>
+        </w:rPr>
+        <w:t xml:space="preserve">same graph</w:t>
+      </w:r>
+      <w:r>
+        <w:rPr>
+          <w:rFonts w:ascii="Calibri" w:cs="Calibri" w:eastAsia="Calibri" w:hAnsi="Calibri"/>
+          <w:color w:val="4A3800"/>
+          <w:sz w:val="20"/>
+          <w:szCs w:val="20"/>
+        </w:rPr>
+        <w:t xml:space="preserve"> (identical edge sets, verified) can label it differently and report widths differing by more than 0.07.</w:t>
+      </w:r>
+    </w:p>
+    <w:p>
+      <w:pPr>
+        <w:pBdr>
+          <w:left w:val="single" w:color="E0A030" w:sz="18" w:space="8"/>
+        </w:pBdr>
+        <w:shd w:fill="FFF6E5" w:val="clear"/>
+        <w:spacing w:after="60" w:line="290"/>
+        <w:ind w:left="144"/>
+      </w:pPr>
+      <w:r>
+        <w:rPr>
+          <w:rFonts w:ascii="Calibri" w:cs="Calibri" w:eastAsia="Calibri" w:hAnsi="Calibri"/>
+          <w:color w:val="4A3800"/>
+          <w:sz w:val="20"/>
+          <w:szCs w:val="20"/>
+        </w:rPr>
+        <w:t xml:space="preserve">This is the same degeneracy that makes influence unrankable (Section 3.2), reappearing in the spectrum. </w:t>
+      </w:r>
+      <w:r>
+        <w:rPr>
+          <w:rFonts w:ascii="Calibri" w:cs="Calibri" w:eastAsia="Calibri" w:hAnsi="Calibri"/>
+          <w:b/>
+          <w:bCs/>
+          <w:color w:val="4A3800"/>
+          <w:sz w:val="20"/>
+          <w:szCs w:val="20"/>
+        </w:rPr>
+        <w:t xml:space="preserve">iNMFA widths from a defect-free crystal should therefore be quoted with an error bar, not to three decimals.</w:t>
+      </w:r>
+    </w:p>
+    <w:p>
+      <w:pPr>
+        <w:pBdr>
+          <w:left w:val="single" w:color="E0A030" w:sz="18" w:space="8"/>
+        </w:pBdr>
+        <w:shd w:fill="FFF6E5" w:val="clear"/>
+        <w:spacing w:after="170" w:line="290"/>
+        <w:ind w:left="144"/>
+      </w:pPr>
+      <w:r>
+        <w:rPr>
+          <w:rFonts w:ascii="Calibri" w:cs="Calibri" w:eastAsia="Calibri" w:hAnsi="Calibri"/>
+          <w:color w:val="4A3800"/>
+          <w:sz w:val="20"/>
+          <w:szCs w:val="20"/>
+        </w:rPr>
+        <w:t xml:space="preserve">Two things remove it, and both are used here: the </w:t>
+      </w:r>
+      <w:r>
+        <w:rPr>
+          <w:rFonts w:ascii="Calibri" w:cs="Calibri" w:eastAsia="Calibri" w:hAnsi="Calibri"/>
+          <w:b/>
+          <w:bCs/>
+          <w:color w:val="4A3800"/>
+          <w:sz w:val="20"/>
+          <w:szCs w:val="20"/>
+        </w:rPr>
+        <w:t xml:space="preserve">box-growing NMFA</w:t>
+      </w:r>
+      <w:r>
+        <w:rPr>
+          <w:rFonts w:ascii="Calibri" w:cs="Calibri" w:eastAsia="Calibri" w:hAnsi="Calibri"/>
+          <w:color w:val="4A3800"/>
+          <w:sz w:val="20"/>
+          <w:szCs w:val="20"/>
+        </w:rPr>
+        <w:t xml:space="preserve"> of Section 5.3 is deterministic, so there is no covering randomness and no selection tie to begin with; and </w:t>
+      </w:r>
+      <w:r>
+        <w:rPr>
+          <w:rFonts w:ascii="Calibri" w:cs="Calibri" w:eastAsia="Calibri" w:hAnsi="Calibri"/>
+          <w:b/>
+          <w:bCs/>
+          <w:color w:val="4A3800"/>
+          <w:sz w:val="20"/>
+          <w:szCs w:val="20"/>
+        </w:rPr>
+        <w:t xml:space="preserve">defects</w:t>
+      </w:r>
+      <w:r>
+        <w:rPr>
+          <w:rFonts w:ascii="Calibri" w:cs="Calibri" w:eastAsia="Calibri" w:hAnsi="Calibri"/>
+          <w:color w:val="4A3800"/>
+          <w:sz w:val="20"/>
+          <w:szCs w:val="20"/>
+        </w:rPr>
+        <w:t xml:space="preserve"> break the symmetry, after which the selection is well defined. The 8-framework band study of Section 8 is also unaffected, because it runs on full atomic graphs where degrees genuinely vary.</w:t>
+      </w:r>
     </w:p>
     <w:p>
       <w:pPr>

--- a/5_concepts/04_Network_and_Multifractal_Analysis.docx
+++ b/5_concepts/04_Network_and_Multifractal_Analysis.docx
@@ -6229,7 +6229,1037 @@
           <w:sz w:val="26"/>
           <w:szCs w:val="26"/>
         </w:rPr>
-        <w:t xml:space="preserve">5.5 · The averaging-order bug</w:t>
+        <w:t xml:space="preserve">5.5 · Two bugs in the estimator, both found by checking against the paper</w:t>
+      </w:r>
+    </w:p>
+    <w:p>
+      <w:pPr>
+        <w:pStyle w:val="Heading3"/>
+        <w:spacing w:after="90" w:before="210"/>
+      </w:pPr>
+      <w:r>
+        <w:rPr>
+          <w:rFonts w:ascii="Calibri" w:cs="Calibri" w:eastAsia="Calibri" w:hAnsi="Calibri"/>
+          <w:b/>
+          <w:bCs/>
+          <w:color w:val="5A5A6E"/>
+          <w:sz w:val="22"/>
+          <w:szCs w:val="22"/>
+        </w:rPr>
+        <w:t xml:space="preserve">Bug A — the spectrum had the wrong shape</w:t>
+      </w:r>
+    </w:p>
+    <w:p>
+      <w:pPr>
+        <w:spacing w:after="130" w:before="0" w:line="300"/>
+      </w:pPr>
+      <w:r>
+        <w:rPr>
+          <w:rFonts w:ascii="Calibri" w:cs="Calibri" w:eastAsia="Calibri" w:hAnsi="Calibri"/>
+          <w:color w:val="1A1A2E"/>
+          <w:sz w:val="21"/>
+          <w:szCs w:val="21"/>
+        </w:rPr>
+        <w:t xml:space="preserve">A multifractal spectrum </w:t>
+      </w:r>
+      <w:r>
+        <w:rPr>
+          <w:rFonts w:ascii="Consolas" w:cs="Consolas" w:eastAsia="Consolas" w:hAnsi="Consolas"/>
+          <w:color w:val="B03060"/>
+          <w:sz w:val="19"/>
+          <w:szCs w:val="19"/>
+        </w:rPr>
+        <w:t xml:space="preserve">f(α)</w:t>
+      </w:r>
+      <w:r>
+        <w:rPr>
+          <w:rFonts w:ascii="Calibri" w:cs="Calibri" w:eastAsia="Calibri" w:hAnsi="Calibri"/>
+          <w:color w:val="1A1A2E"/>
+          <w:sz w:val="21"/>
+          <w:szCs w:val="21"/>
+        </w:rPr>
+        <w:t xml:space="preserve"> must be an </w:t>
+      </w:r>
+      <w:r>
+        <w:rPr>
+          <w:rFonts w:ascii="Calibri" w:cs="Calibri" w:eastAsia="Calibri" w:hAnsi="Calibri"/>
+          <w:b/>
+          <w:bCs/>
+          <w:color w:val="1A1A2E"/>
+          <w:sz w:val="21"/>
+          <w:szCs w:val="21"/>
+        </w:rPr>
+        <w:t xml:space="preserve">inverted parabola</w:t>
+      </w:r>
+      <w:r>
+        <w:rPr>
+          <w:rFonts w:ascii="Calibri" w:cs="Calibri" w:eastAsia="Calibri" w:hAnsi="Calibri"/>
+          <w:color w:val="1A1A2E"/>
+          <w:sz w:val="21"/>
+          <w:szCs w:val="21"/>
+        </w:rPr>
+        <w:t xml:space="preserve"> whose peak sits at </w:t>
+      </w:r>
+      <w:r>
+        <w:rPr>
+          <w:rFonts w:ascii="Consolas" w:cs="Consolas" w:eastAsia="Consolas" w:hAnsi="Consolas"/>
+          <w:color w:val="B03060"/>
+          <w:sz w:val="19"/>
+          <w:szCs w:val="19"/>
+        </w:rPr>
+        <w:t xml:space="preserve">q = 0</w:t>
+      </w:r>
+      <w:r>
+        <w:rPr>
+          <w:rFonts w:ascii="Calibri" w:cs="Calibri" w:eastAsia="Calibri" w:hAnsi="Calibri"/>
+          <w:color w:val="1A1A2E"/>
+          <w:sz w:val="21"/>
+          <w:szCs w:val="21"/>
+        </w:rPr>
+        <w:t xml:space="preserve">, where </w:t>
+      </w:r>
+      <w:r>
+        <w:rPr>
+          <w:rFonts w:ascii="Consolas" w:cs="Consolas" w:eastAsia="Consolas" w:hAnsi="Consolas"/>
+          <w:color w:val="B03060"/>
+          <w:sz w:val="19"/>
+          <w:szCs w:val="19"/>
+        </w:rPr>
+        <w:t xml:space="preserve">f(α₀) = D₀</w:t>
+      </w:r>
+      <w:r>
+        <w:rPr>
+          <w:rFonts w:ascii="Calibri" w:cs="Calibri" w:eastAsia="Calibri" w:hAnsi="Calibri"/>
+          <w:color w:val="1A1A2E"/>
+          <w:sz w:val="21"/>
+          <w:szCs w:val="21"/>
+        </w:rPr>
+        <w:t xml:space="preserve">, the fractal dimension. Ours sloped downhill instead — which is a mathematics problem, not a property of the materials.</w:t>
+      </w:r>
+    </w:p>
+    <w:p>
+      <w:pPr>
+        <w:spacing w:after="130" w:before="0" w:line="300"/>
+      </w:pPr>
+      <w:r>
+        <w:rPr>
+          <w:rFonts w:ascii="Calibri" w:cs="Calibri" w:eastAsia="Calibri" w:hAnsi="Calibri"/>
+          <w:color w:val="1A1A2E"/>
+          <w:sz w:val="21"/>
+          <w:szCs w:val="21"/>
+        </w:rPr>
+        <w:t xml:space="preserve">The paper defines the mass exponent as a </w:t>
+      </w:r>
+      <w:r>
+        <w:rPr>
+          <w:rFonts w:ascii="Calibri" w:cs="Calibri" w:eastAsia="Calibri" w:hAnsi="Calibri"/>
+          <w:b/>
+          <w:bCs/>
+          <w:color w:val="1A1A2E"/>
+          <w:sz w:val="21"/>
+          <w:szCs w:val="21"/>
+        </w:rPr>
+        <w:t xml:space="preserve">ratio</w:t>
+      </w:r>
+      <w:r>
+        <w:rPr>
+          <w:rFonts w:ascii="Calibri" w:cs="Calibri" w:eastAsia="Calibri" w:hAnsi="Calibri"/>
+          <w:color w:val="1A1A2E"/>
+          <w:sz w:val="21"/>
+          <w:szCs w:val="21"/>
+        </w:rPr>
+        <w:t xml:space="preserve">, </w:t>
+      </w:r>
+      <w:r>
+        <w:rPr>
+          <w:rFonts w:ascii="Consolas" w:cs="Consolas" w:eastAsia="Consolas" w:hAnsi="Consolas"/>
+          <w:color w:val="B03060"/>
+          <w:sz w:val="19"/>
+          <w:szCs w:val="19"/>
+        </w:rPr>
+        <w:t xml:space="preserve">τ(q) = ln 𝒫_q(r) / ln(r/r_N)</w:t>
+      </w:r>
+      <w:r>
+        <w:rPr>
+          <w:rFonts w:ascii="Calibri" w:cs="Calibri" w:eastAsia="Calibri" w:hAnsi="Calibri"/>
+          <w:color w:val="1A1A2E"/>
+          <w:sz w:val="21"/>
+          <w:szCs w:val="21"/>
+        </w:rPr>
+        <w:t xml:space="preserve">. Over several radii that is a straight-line fit </w:t>
+      </w:r>
+      <w:r>
+        <w:rPr>
+          <w:rFonts w:ascii="Calibri" w:cs="Calibri" w:eastAsia="Calibri" w:hAnsi="Calibri"/>
+          <w:b/>
+          <w:bCs/>
+          <w:color w:val="1A1A2E"/>
+          <w:sz w:val="21"/>
+          <w:szCs w:val="21"/>
+        </w:rPr>
+        <w:t xml:space="preserve">through the origin</w:t>
+      </w:r>
+      <w:r>
+        <w:rPr>
+          <w:rFonts w:ascii="Calibri" w:cs="Calibri" w:eastAsia="Calibri" w:hAnsi="Calibri"/>
+          <w:color w:val="1A1A2E"/>
+          <w:sz w:val="21"/>
+          <w:szCs w:val="21"/>
+        </w:rPr>
+        <w:t xml:space="preserve">, because the relation </w:t>
+      </w:r>
+      <w:r>
+        <w:rPr>
+          <w:rFonts w:ascii="Consolas" w:cs="Consolas" w:eastAsia="Consolas" w:hAnsi="Consolas"/>
+          <w:color w:val="B03060"/>
+          <w:sz w:val="19"/>
+          <w:szCs w:val="19"/>
+        </w:rPr>
+        <w:t xml:space="preserve">𝒫_q ~ (r/r_N)^τ</w:t>
+      </w:r>
+      <w:r>
+        <w:rPr>
+          <w:rFonts w:ascii="Calibri" w:cs="Calibri" w:eastAsia="Calibri" w:hAnsi="Calibri"/>
+          <w:color w:val="1A1A2E"/>
+          <w:sz w:val="21"/>
+          <w:szCs w:val="21"/>
+        </w:rPr>
+        <w:t xml:space="preserve"> carries no prefactor. Our code used a </w:t>
+      </w:r>
+      <w:r>
+        <w:rPr>
+          <w:rFonts w:ascii="Calibri" w:cs="Calibri" w:eastAsia="Calibri" w:hAnsi="Calibri"/>
+          <w:b/>
+          <w:bCs/>
+          <w:color w:val="1A1A2E"/>
+          <w:sz w:val="21"/>
+          <w:szCs w:val="21"/>
+        </w:rPr>
+        <w:t xml:space="preserve">free-intercept</w:t>
+      </w:r>
+      <w:r>
+        <w:rPr>
+          <w:rFonts w:ascii="Calibri" w:cs="Calibri" w:eastAsia="Calibri" w:hAnsi="Calibri"/>
+          <w:color w:val="1A1A2E"/>
+          <w:sz w:val="21"/>
+          <w:szCs w:val="21"/>
+        </w:rPr>
+        <w:t xml:space="preserve"> least-squares slope. At </w:t>
+      </w:r>
+      <w:r>
+        <w:rPr>
+          <w:rFonts w:ascii="Consolas" w:cs="Consolas" w:eastAsia="Consolas" w:hAnsi="Consolas"/>
+          <w:color w:val="B03060"/>
+          <w:sz w:val="19"/>
+          <w:szCs w:val="19"/>
+        </w:rPr>
+        <w:t xml:space="preserve">q = 0</w:t>
+      </w:r>
+      <w:r>
+        <w:rPr>
+          <w:rFonts w:ascii="Calibri" w:cs="Calibri" w:eastAsia="Calibri" w:hAnsi="Calibri"/>
+          <w:color w:val="1A1A2E"/>
+          <w:sz w:val="21"/>
+          <w:szCs w:val="21"/>
+        </w:rPr>
+        <w:t xml:space="preserve"> the difference is fatal:</w:t>
+      </w:r>
+    </w:p>
+    <w:p>
+      <w:pPr>
+        <w:pStyle w:val="ListParagraph"/>
+        <w:numPr>
+          <w:ilvl w:val="0"/>
+          <w:numId w:val="2"/>
+        </w:numPr>
+        <w:spacing w:after="70" w:line="290"/>
+      </w:pPr>
+      <w:r>
+        <w:rPr>
+          <w:rFonts w:ascii="Calibri" w:cs="Calibri" w:eastAsia="Calibri" w:hAnsi="Calibri"/>
+          <w:color w:val="1A1A2E"/>
+          <w:sz w:val="21"/>
+          <w:szCs w:val="21"/>
+        </w:rPr>
+        <w:t xml:space="preserve">at </w:t>
+      </w:r>
+      <w:r>
+        <w:rPr>
+          <w:rFonts w:ascii="Consolas" w:cs="Consolas" w:eastAsia="Consolas" w:hAnsi="Consolas"/>
+          <w:color w:val="B03060"/>
+          <w:sz w:val="19"/>
+          <w:szCs w:val="19"/>
+        </w:rPr>
+        <w:t xml:space="preserve">q = 0</w:t>
+      </w:r>
+      <w:r>
+        <w:rPr>
+          <w:rFonts w:ascii="Calibri" w:cs="Calibri" w:eastAsia="Calibri" w:hAnsi="Calibri"/>
+          <w:color w:val="1A1A2E"/>
+          <w:sz w:val="21"/>
+          <w:szCs w:val="21"/>
+        </w:rPr>
+        <w:t xml:space="preserve"> every term is </w:t>
+      </w:r>
+      <w:r>
+        <w:rPr>
+          <w:rFonts w:ascii="Consolas" w:cs="Consolas" w:eastAsia="Consolas" w:hAnsi="Consolas"/>
+          <w:color w:val="B03060"/>
+          <w:sz w:val="19"/>
+          <w:szCs w:val="19"/>
+        </w:rPr>
+        <w:t xml:space="preserve">pr_i⁰ = 1</w:t>
+      </w:r>
+      <w:r>
+        <w:rPr>
+          <w:rFonts w:ascii="Calibri" w:cs="Calibri" w:eastAsia="Calibri" w:hAnsi="Calibri"/>
+          <w:color w:val="1A1A2E"/>
+          <w:sz w:val="21"/>
+          <w:szCs w:val="21"/>
+        </w:rPr>
+        <w:t xml:space="preserve">, so </w:t>
+      </w:r>
+      <w:r>
+        <w:rPr>
+          <w:rFonts w:ascii="Consolas" w:cs="Consolas" w:eastAsia="Consolas" w:hAnsi="Consolas"/>
+          <w:color w:val="B03060"/>
+          <w:sz w:val="19"/>
+          <w:szCs w:val="19"/>
+        </w:rPr>
+        <w:t xml:space="preserve">𝒫₀ = |I|</w:t>
+      </w:r>
+      <w:r>
+        <w:rPr>
+          <w:rFonts w:ascii="Calibri" w:cs="Calibri" w:eastAsia="Calibri" w:hAnsi="Calibri"/>
+          <w:color w:val="1A1A2E"/>
+          <w:sz w:val="21"/>
+          <w:szCs w:val="21"/>
+        </w:rPr>
+        <w:t xml:space="preserve"> — the </w:t>
+      </w:r>
+      <w:r>
+        <w:rPr>
+          <w:rFonts w:ascii="Calibri" w:cs="Calibri" w:eastAsia="Calibri" w:hAnsi="Calibri"/>
+          <w:i/>
+          <w:iCs/>
+          <w:color w:val="1A1A2E"/>
+          <w:sz w:val="21"/>
+          <w:szCs w:val="21"/>
+        </w:rPr>
+        <w:t xml:space="preserve">count</w:t>
+      </w:r>
+      <w:r>
+        <w:rPr>
+          <w:rFonts w:ascii="Calibri" w:cs="Calibri" w:eastAsia="Calibri" w:hAnsi="Calibri"/>
+          <w:color w:val="1A1A2E"/>
+          <w:sz w:val="21"/>
+          <w:szCs w:val="21"/>
+        </w:rPr>
+        <w:t xml:space="preserve"> of influential nodes;</w:t>
+      </w:r>
+    </w:p>
+    <w:p>
+      <w:pPr>
+        <w:pStyle w:val="ListParagraph"/>
+        <w:numPr>
+          <w:ilvl w:val="0"/>
+          <w:numId w:val="2"/>
+        </w:numPr>
+        <w:spacing w:after="70" w:line="290"/>
+      </w:pPr>
+      <w:r>
+        <w:rPr>
+          <w:rFonts w:ascii="Calibri" w:cs="Calibri" w:eastAsia="Calibri" w:hAnsi="Calibri"/>
+          <w:color w:val="1A1A2E"/>
+          <w:sz w:val="21"/>
+          <w:szCs w:val="21"/>
+        </w:rPr>
+        <w:t xml:space="preserve">that count is </w:t>
+      </w:r>
+      <w:r>
+        <w:rPr>
+          <w:rFonts w:ascii="Calibri" w:cs="Calibri" w:eastAsia="Calibri" w:hAnsi="Calibri"/>
+          <w:b/>
+          <w:bCs/>
+          <w:color w:val="1A1A2E"/>
+          <w:sz w:val="21"/>
+          <w:szCs w:val="21"/>
+        </w:rPr>
+        <w:t xml:space="preserve">identical at every radius</w:t>
+      </w:r>
+      <w:r>
+        <w:rPr>
+          <w:rFonts w:ascii="Calibri" w:cs="Calibri" w:eastAsia="Calibri" w:hAnsi="Calibri"/>
+          <w:color w:val="1A1A2E"/>
+          <w:sz w:val="21"/>
+          <w:szCs w:val="21"/>
+        </w:rPr>
+        <w:t xml:space="preserve">, so a free-intercept fit sees a flat line;</w:t>
+      </w:r>
+    </w:p>
+    <w:p>
+      <w:pPr>
+        <w:pStyle w:val="ListParagraph"/>
+        <w:numPr>
+          <w:ilvl w:val="0"/>
+          <w:numId w:val="2"/>
+        </w:numPr>
+        <w:spacing w:after="70" w:line="290"/>
+      </w:pPr>
+      <w:r>
+        <w:rPr>
+          <w:rFonts w:ascii="Calibri" w:cs="Calibri" w:eastAsia="Calibri" w:hAnsi="Calibri"/>
+          <w:color w:val="1A1A2E"/>
+          <w:sz w:val="21"/>
+          <w:szCs w:val="21"/>
+        </w:rPr>
+        <w:t xml:space="preserve">a flat line has slope zero, so </w:t>
+      </w:r>
+      <w:r>
+        <w:rPr>
+          <w:rFonts w:ascii="Consolas" w:cs="Consolas" w:eastAsia="Consolas" w:hAnsi="Consolas"/>
+          <w:color w:val="B03060"/>
+          <w:sz w:val="19"/>
+          <w:szCs w:val="19"/>
+        </w:rPr>
+        <w:t xml:space="preserve">τ(0) = 0</w:t>
+      </w:r>
+      <w:r>
+        <w:rPr>
+          <w:rFonts w:ascii="Calibri" w:cs="Calibri" w:eastAsia="Calibri" w:hAnsi="Calibri"/>
+          <w:color w:val="1A1A2E"/>
+          <w:sz w:val="21"/>
+          <w:szCs w:val="21"/>
+        </w:rPr>
+        <w:t xml:space="preserve">, and therefore </w:t>
+      </w:r>
+      <w:r>
+        <w:rPr>
+          <w:rFonts w:ascii="Consolas" w:cs="Consolas" w:eastAsia="Consolas" w:hAnsi="Consolas"/>
+          <w:color w:val="B03060"/>
+          <w:sz w:val="19"/>
+          <w:szCs w:val="19"/>
+        </w:rPr>
+        <w:t xml:space="preserve">f(α₀) = 0·α − 0 = 0</w:t>
+      </w:r>
+      <w:r>
+        <w:rPr>
+          <w:rFonts w:ascii="Calibri" w:cs="Calibri" w:eastAsia="Calibri" w:hAnsi="Calibri"/>
+          <w:color w:val="1A1A2E"/>
+          <w:sz w:val="21"/>
+          <w:szCs w:val="21"/>
+        </w:rPr>
+        <w:t xml:space="preserve">.</w:t>
+      </w:r>
+    </w:p>
+    <w:p>
+      <w:pPr>
+        <w:spacing w:after="130" w:before="0" w:line="300"/>
+      </w:pPr>
+      <w:r>
+        <w:rPr>
+          <w:rFonts w:ascii="Calibri" w:cs="Calibri" w:eastAsia="Calibri" w:hAnsi="Calibri"/>
+          <w:color w:val="1A1A2E"/>
+          <w:sz w:val="21"/>
+          <w:szCs w:val="21"/>
+        </w:rPr>
+        <w:t xml:space="preserve">The peak is pinned to zero and the parabola vanishes. Measured across 77 frameworks: </w:t>
+      </w:r>
+      <w:r>
+        <w:rPr>
+          <w:rFonts w:ascii="Calibri" w:cs="Calibri" w:eastAsia="Calibri" w:hAnsi="Calibri"/>
+          <w:b/>
+          <w:bCs/>
+          <w:color w:val="1A1A2E"/>
+          <w:sz w:val="21"/>
+          <w:szCs w:val="21"/>
+        </w:rPr>
+        <w:t xml:space="preserve">τ(0) = 0 and f(0) = 0 in every one, and not one peaked at q = 0.</w:t>
+      </w:r>
+      <w:r>
+        <w:rPr>
+          <w:rFonts w:ascii="Calibri" w:cs="Calibri" w:eastAsia="Calibri" w:hAnsi="Calibri"/>
+          <w:color w:val="1A1A2E"/>
+          <w:sz w:val="21"/>
+          <w:szCs w:val="21"/>
+        </w:rPr>
+        <w:t xml:space="preserve"> With the paper's definition </w:t>
+      </w:r>
+      <w:r>
+        <w:rPr>
+          <w:rFonts w:ascii="Consolas" w:cs="Consolas" w:eastAsia="Consolas" w:hAnsi="Consolas"/>
+          <w:color w:val="B03060"/>
+          <w:sz w:val="19"/>
+          <w:szCs w:val="19"/>
+        </w:rPr>
+        <w:t xml:space="preserve">ln(r/r_N) &lt; 0</w:t>
+      </w:r>
+      <w:r>
+        <w:rPr>
+          <w:rFonts w:ascii="Calibri" w:cs="Calibri" w:eastAsia="Calibri" w:hAnsi="Calibri"/>
+          <w:color w:val="1A1A2E"/>
+          <w:sz w:val="21"/>
+          <w:szCs w:val="21"/>
+        </w:rPr>
+        <w:t xml:space="preserve">, so </w:t>
+      </w:r>
+      <w:r>
+        <w:rPr>
+          <w:rFonts w:ascii="Consolas" w:cs="Consolas" w:eastAsia="Consolas" w:hAnsi="Consolas"/>
+          <w:color w:val="B03060"/>
+          <w:sz w:val="19"/>
+          <w:szCs w:val="19"/>
+        </w:rPr>
+        <w:t xml:space="preserve">τ(0) = ln|I| / negative &lt; 0</w:t>
+      </w:r>
+      <w:r>
+        <w:rPr>
+          <w:rFonts w:ascii="Calibri" w:cs="Calibri" w:eastAsia="Calibri" w:hAnsi="Calibri"/>
+          <w:color w:val="1A1A2E"/>
+          <w:sz w:val="21"/>
+          <w:szCs w:val="21"/>
+        </w:rPr>
+        <w:t xml:space="preserve"> and </w:t>
+      </w:r>
+      <w:r>
+        <w:rPr>
+          <w:rFonts w:ascii="Consolas" w:cs="Consolas" w:eastAsia="Consolas" w:hAnsi="Consolas"/>
+          <w:color w:val="B03060"/>
+          <w:sz w:val="19"/>
+          <w:szCs w:val="19"/>
+        </w:rPr>
+        <w:t xml:space="preserve">f(α₀) = −τ(0) &gt; 0</w:t>
+      </w:r>
+      <w:r>
+        <w:rPr>
+          <w:rFonts w:ascii="Calibri" w:cs="Calibri" w:eastAsia="Calibri" w:hAnsi="Calibri"/>
+          <w:color w:val="1A1A2E"/>
+          <w:sz w:val="21"/>
+          <w:szCs w:val="21"/>
+        </w:rPr>
+        <w:t xml:space="preserve"> — the peak returns.</w:t>
+      </w:r>
+    </w:p>
+    <w:tbl>
+      <w:tblPr>
+        <w:tblW w:type="dxa" w:w="9360"/>
+        <w:tblBorders>
+          <w:top w:val="single" w:color="D6DCE5" w:sz="4"/>
+          <w:left w:val="single" w:color="D6DCE5" w:sz="4"/>
+          <w:bottom w:val="single" w:color="D6DCE5" w:sz="4"/>
+          <w:right w:val="single" w:color="D6DCE5" w:sz="4"/>
+          <w:insideH w:val="single" w:color="D6DCE5" w:sz="4"/>
+          <w:insideV w:val="single" w:color="D6DCE5" w:sz="4"/>
+        </w:tblBorders>
+      </w:tblPr>
+      <w:tblGrid>
+        <w:gridCol w:w="2995"/>
+        <w:gridCol w:w="1404"/>
+        <w:gridCol w:w="1404"/>
+        <w:gridCol w:w="1404"/>
+        <w:gridCol w:w="2153"/>
+      </w:tblGrid>
+      <w:tr>
+        <w:trPr>
+          <w:tblHeader/>
+        </w:trPr>
+        <w:tc>
+          <w:tcPr>
+            <w:tcW w:type="dxa" w:w="2995"/>
+            <w:shd w:fill="1F5FA8" w:val="clear"/>
+            <w:tcMar>
+              <w:top w:type="dxa" w:w="70"/>
+              <w:left w:type="dxa" w:w="100"/>
+              <w:bottom w:type="dxa" w:w="70"/>
+              <w:right w:type="dxa" w:w="100"/>
+            </w:tcMar>
+          </w:tcPr>
+          <w:p>
+            <w:pPr>
+              <w:spacing w:after="0" w:line="260"/>
+            </w:pPr>
+            <w:r>
+              <w:rPr>
+                <w:rFonts w:ascii="Calibri" w:cs="Calibri" w:eastAsia="Calibri" w:hAnsi="Calibri"/>
+                <w:b/>
+                <w:bCs/>
+                <w:color w:val="FFFFFF"/>
+                <w:sz w:val="18"/>
+                <w:szCs w:val="18"/>
+              </w:rPr>
+              <w:t xml:space="preserve">τ definition</w:t>
+            </w:r>
+          </w:p>
+        </w:tc>
+        <w:tc>
+          <w:tcPr>
+            <w:tcW w:type="dxa" w:w="1404"/>
+            <w:shd w:fill="1F5FA8" w:val="clear"/>
+            <w:tcMar>
+              <w:top w:type="dxa" w:w="70"/>
+              <w:left w:type="dxa" w:w="100"/>
+              <w:bottom w:type="dxa" w:w="70"/>
+              <w:right w:type="dxa" w:w="100"/>
+            </w:tcMar>
+          </w:tcPr>
+          <w:p>
+            <w:pPr>
+              <w:spacing w:after="0" w:line="260"/>
+            </w:pPr>
+            <w:r>
+              <w:rPr>
+                <w:rFonts w:ascii="Calibri" w:cs="Calibri" w:eastAsia="Calibri" w:hAnsi="Calibri"/>
+                <w:b/>
+                <w:bCs/>
+                <w:color w:val="FFFFFF"/>
+                <w:sz w:val="18"/>
+                <w:szCs w:val="18"/>
+              </w:rPr>
+              <w:t xml:space="preserve">τ(0)</w:t>
+            </w:r>
+          </w:p>
+        </w:tc>
+        <w:tc>
+          <w:tcPr>
+            <w:tcW w:type="dxa" w:w="1404"/>
+            <w:shd w:fill="1F5FA8" w:val="clear"/>
+            <w:tcMar>
+              <w:top w:type="dxa" w:w="70"/>
+              <w:left w:type="dxa" w:w="100"/>
+              <w:bottom w:type="dxa" w:w="70"/>
+              <w:right w:type="dxa" w:w="100"/>
+            </w:tcMar>
+          </w:tcPr>
+          <w:p>
+            <w:pPr>
+              <w:spacing w:after="0" w:line="260"/>
+            </w:pPr>
+            <w:r>
+              <w:rPr>
+                <w:rFonts w:ascii="Calibri" w:cs="Calibri" w:eastAsia="Calibri" w:hAnsi="Calibri"/>
+                <w:b/>
+                <w:bCs/>
+                <w:color w:val="FFFFFF"/>
+                <w:sz w:val="18"/>
+                <w:szCs w:val="18"/>
+              </w:rPr>
+              <w:t xml:space="preserve">f(0)</w:t>
+            </w:r>
+          </w:p>
+        </w:tc>
+        <w:tc>
+          <w:tcPr>
+            <w:tcW w:type="dxa" w:w="1404"/>
+            <w:shd w:fill="1F5FA8" w:val="clear"/>
+            <w:tcMar>
+              <w:top w:type="dxa" w:w="70"/>
+              <w:left w:type="dxa" w:w="100"/>
+              <w:bottom w:type="dxa" w:w="70"/>
+              <w:right w:type="dxa" w:w="100"/>
+            </w:tcMar>
+          </w:tcPr>
+          <w:p>
+            <w:pPr>
+              <w:spacing w:after="0" w:line="260"/>
+            </w:pPr>
+            <w:r>
+              <w:rPr>
+                <w:rFonts w:ascii="Calibri" w:cs="Calibri" w:eastAsia="Calibri" w:hAnsi="Calibri"/>
+                <w:b/>
+                <w:bCs/>
+                <w:color w:val="FFFFFF"/>
+                <w:sz w:val="18"/>
+                <w:szCs w:val="18"/>
+              </w:rPr>
+              <w:t xml:space="preserve">peak at</w:t>
+            </w:r>
+          </w:p>
+        </w:tc>
+        <w:tc>
+          <w:tcPr>
+            <w:tcW w:type="dxa" w:w="2153"/>
+            <w:shd w:fill="1F5FA8" w:val="clear"/>
+            <w:tcMar>
+              <w:top w:type="dxa" w:w="70"/>
+              <w:left w:type="dxa" w:w="100"/>
+              <w:bottom w:type="dxa" w:w="70"/>
+              <w:right w:type="dxa" w:w="100"/>
+            </w:tcMar>
+          </w:tcPr>
+          <w:p>
+            <w:pPr>
+              <w:spacing w:after="0" w:line="260"/>
+            </w:pPr>
+            <w:r>
+              <w:rPr>
+                <w:rFonts w:ascii="Calibri" w:cs="Calibri" w:eastAsia="Calibri" w:hAnsi="Calibri"/>
+                <w:b/>
+                <w:bCs/>
+                <w:color w:val="FFFFFF"/>
+                <w:sz w:val="18"/>
+                <w:szCs w:val="18"/>
+              </w:rPr>
+              <w:t xml:space="preserve">inverted parabola?</w:t>
+            </w:r>
+          </w:p>
+        </w:tc>
+      </w:tr>
+      <w:tr>
+        <w:trPr>
+          <w:tblHeader w:val="false"/>
+        </w:trPr>
+        <w:tc>
+          <w:tcPr>
+            <w:tcW w:type="dxa" w:w="2995"/>
+            <w:shd w:fill="FFFFFF" w:val="clear"/>
+            <w:tcMar>
+              <w:top w:type="dxa" w:w="70"/>
+              <w:left w:type="dxa" w:w="100"/>
+              <w:bottom w:type="dxa" w:w="70"/>
+              <w:right w:type="dxa" w:w="100"/>
+            </w:tcMar>
+          </w:tcPr>
+          <w:p>
+            <w:pPr>
+              <w:spacing w:after="0" w:line="260"/>
+            </w:pPr>
+            <w:r>
+              <w:rPr>
+                <w:rFonts w:ascii="Calibri" w:cs="Calibri" w:eastAsia="Calibri" w:hAnsi="Calibri"/>
+                <w:color w:val="1A1A2E"/>
+                <w:sz w:val="19"/>
+                <w:szCs w:val="19"/>
+              </w:rPr>
+              <w:t xml:space="preserve">free-intercept slope (ours)</w:t>
+            </w:r>
+          </w:p>
+        </w:tc>
+        <w:tc>
+          <w:tcPr>
+            <w:tcW w:type="dxa" w:w="1404"/>
+            <w:shd w:fill="FFFFFF" w:val="clear"/>
+            <w:tcMar>
+              <w:top w:type="dxa" w:w="70"/>
+              <w:left w:type="dxa" w:w="100"/>
+              <w:bottom w:type="dxa" w:w="70"/>
+              <w:right w:type="dxa" w:w="100"/>
+            </w:tcMar>
+          </w:tcPr>
+          <w:p>
+            <w:pPr>
+              <w:spacing w:after="0" w:line="260"/>
+            </w:pPr>
+            <w:r>
+              <w:rPr>
+                <w:rFonts w:ascii="Calibri" w:cs="Calibri" w:eastAsia="Calibri" w:hAnsi="Calibri"/>
+                <w:color w:val="1A1A2E"/>
+                <w:sz w:val="19"/>
+                <w:szCs w:val="19"/>
+              </w:rPr>
+              <w:t xml:space="preserve">0.0000</w:t>
+            </w:r>
+          </w:p>
+        </w:tc>
+        <w:tc>
+          <w:tcPr>
+            <w:tcW w:type="dxa" w:w="1404"/>
+            <w:shd w:fill="FFFFFF" w:val="clear"/>
+            <w:tcMar>
+              <w:top w:type="dxa" w:w="70"/>
+              <w:left w:type="dxa" w:w="100"/>
+              <w:bottom w:type="dxa" w:w="70"/>
+              <w:right w:type="dxa" w:w="100"/>
+            </w:tcMar>
+          </w:tcPr>
+          <w:p>
+            <w:pPr>
+              <w:spacing w:after="0" w:line="260"/>
+            </w:pPr>
+            <w:r>
+              <w:rPr>
+                <w:rFonts w:ascii="Calibri" w:cs="Calibri" w:eastAsia="Calibri" w:hAnsi="Calibri"/>
+                <w:color w:val="1A1A2E"/>
+                <w:sz w:val="19"/>
+                <w:szCs w:val="19"/>
+              </w:rPr>
+              <w:t xml:space="preserve">0.0000</w:t>
+            </w:r>
+          </w:p>
+        </w:tc>
+        <w:tc>
+          <w:tcPr>
+            <w:tcW w:type="dxa" w:w="1404"/>
+            <w:shd w:fill="FFFFFF" w:val="clear"/>
+            <w:tcMar>
+              <w:top w:type="dxa" w:w="70"/>
+              <w:left w:type="dxa" w:w="100"/>
+              <w:bottom w:type="dxa" w:w="70"/>
+              <w:right w:type="dxa" w:w="100"/>
+            </w:tcMar>
+          </w:tcPr>
+          <w:p>
+            <w:pPr>
+              <w:spacing w:after="0" w:line="260"/>
+            </w:pPr>
+            <w:r>
+              <w:rPr>
+                <w:rFonts w:ascii="Calibri" w:cs="Calibri" w:eastAsia="Calibri" w:hAnsi="Calibri"/>
+                <w:color w:val="1A1A2E"/>
+                <w:sz w:val="19"/>
+                <w:szCs w:val="19"/>
+              </w:rPr>
+              <w:t xml:space="preserve">q = −4</w:t>
+            </w:r>
+          </w:p>
+        </w:tc>
+        <w:tc>
+          <w:tcPr>
+            <w:tcW w:type="dxa" w:w="2153"/>
+            <w:shd w:fill="FFFFFF" w:val="clear"/>
+            <w:tcMar>
+              <w:top w:type="dxa" w:w="70"/>
+              <w:left w:type="dxa" w:w="100"/>
+              <w:bottom w:type="dxa" w:w="70"/>
+              <w:right w:type="dxa" w:w="100"/>
+            </w:tcMar>
+          </w:tcPr>
+          <w:p>
+            <w:pPr>
+              <w:spacing w:after="0" w:line="260"/>
+            </w:pPr>
+            <w:r>
+              <w:rPr>
+                <w:rFonts w:ascii="Calibri" w:cs="Calibri" w:eastAsia="Calibri" w:hAnsi="Calibri"/>
+                <w:b/>
+                <w:bCs/>
+                <w:color w:val="1A1A2E"/>
+                <w:sz w:val="19"/>
+                <w:szCs w:val="19"/>
+              </w:rPr>
+              <w:t xml:space="preserve">no</w:t>
+            </w:r>
+          </w:p>
+        </w:tc>
+      </w:tr>
+      <w:tr>
+        <w:trPr>
+          <w:tblHeader w:val="false"/>
+        </w:trPr>
+        <w:tc>
+          <w:tcPr>
+            <w:tcW w:type="dxa" w:w="2995"/>
+            <w:shd w:fill="F6F8FB" w:val="clear"/>
+            <w:tcMar>
+              <w:top w:type="dxa" w:w="70"/>
+              <w:left w:type="dxa" w:w="100"/>
+              <w:bottom w:type="dxa" w:w="70"/>
+              <w:right w:type="dxa" w:w="100"/>
+            </w:tcMar>
+          </w:tcPr>
+          <w:p>
+            <w:pPr>
+              <w:spacing w:after="0" w:line="260"/>
+            </w:pPr>
+            <w:r>
+              <w:rPr>
+                <w:rFonts w:ascii="Calibri" w:cs="Calibri" w:eastAsia="Calibri" w:hAnsi="Calibri"/>
+                <w:color w:val="1A1A2E"/>
+                <w:sz w:val="19"/>
+                <w:szCs w:val="19"/>
+              </w:rPr>
+              <w:t xml:space="preserve">paper: </w:t>
+            </w:r>
+            <w:r>
+              <w:rPr>
+                <w:rFonts w:ascii="Consolas" w:cs="Consolas" w:eastAsia="Consolas" w:hAnsi="Consolas"/>
+                <w:color w:val="B03060"/>
+                <w:sz w:val="17"/>
+                <w:szCs w:val="17"/>
+              </w:rPr>
+              <w:t xml:space="preserve">ln 𝒫_q / ln(r/r_N)</w:t>
+            </w:r>
+          </w:p>
+        </w:tc>
+        <w:tc>
+          <w:tcPr>
+            <w:tcW w:type="dxa" w:w="1404"/>
+            <w:shd w:fill="F6F8FB" w:val="clear"/>
+            <w:tcMar>
+              <w:top w:type="dxa" w:w="70"/>
+              <w:left w:type="dxa" w:w="100"/>
+              <w:bottom w:type="dxa" w:w="70"/>
+              <w:right w:type="dxa" w:w="100"/>
+            </w:tcMar>
+          </w:tcPr>
+          <w:p>
+            <w:pPr>
+              <w:spacing w:after="0" w:line="260"/>
+            </w:pPr>
+            <w:r>
+              <w:rPr>
+                <w:rFonts w:ascii="Calibri" w:cs="Calibri" w:eastAsia="Calibri" w:hAnsi="Calibri"/>
+                <w:color w:val="1A1A2E"/>
+                <w:sz w:val="19"/>
+                <w:szCs w:val="19"/>
+              </w:rPr>
+              <w:t xml:space="preserve">−3.5028</w:t>
+            </w:r>
+          </w:p>
+        </w:tc>
+        <w:tc>
+          <w:tcPr>
+            <w:tcW w:type="dxa" w:w="1404"/>
+            <w:shd w:fill="F6F8FB" w:val="clear"/>
+            <w:tcMar>
+              <w:top w:type="dxa" w:w="70"/>
+              <w:left w:type="dxa" w:w="100"/>
+              <w:bottom w:type="dxa" w:w="70"/>
+              <w:right w:type="dxa" w:w="100"/>
+            </w:tcMar>
+          </w:tcPr>
+          <w:p>
+            <w:pPr>
+              <w:spacing w:after="0" w:line="260"/>
+            </w:pPr>
+            <w:r>
+              <w:rPr>
+                <w:rFonts w:ascii="Calibri" w:cs="Calibri" w:eastAsia="Calibri" w:hAnsi="Calibri"/>
+                <w:color w:val="1A1A2E"/>
+                <w:sz w:val="19"/>
+                <w:szCs w:val="19"/>
+              </w:rPr>
+              <w:t xml:space="preserve">+3.5028</w:t>
+            </w:r>
+          </w:p>
+        </w:tc>
+        <w:tc>
+          <w:tcPr>
+            <w:tcW w:type="dxa" w:w="1404"/>
+            <w:shd w:fill="F6F8FB" w:val="clear"/>
+            <w:tcMar>
+              <w:top w:type="dxa" w:w="70"/>
+              <w:left w:type="dxa" w:w="100"/>
+              <w:bottom w:type="dxa" w:w="70"/>
+              <w:right w:type="dxa" w:w="100"/>
+            </w:tcMar>
+          </w:tcPr>
+          <w:p>
+            <w:pPr>
+              <w:spacing w:after="0" w:line="260"/>
+            </w:pPr>
+            <w:r>
+              <w:rPr>
+                <w:rFonts w:ascii="Calibri" w:cs="Calibri" w:eastAsia="Calibri" w:hAnsi="Calibri"/>
+                <w:b/>
+                <w:bCs/>
+                <w:color w:val="1A1A2E"/>
+                <w:sz w:val="19"/>
+                <w:szCs w:val="19"/>
+              </w:rPr>
+              <w:t xml:space="preserve">q = 0</w:t>
+            </w:r>
+          </w:p>
+        </w:tc>
+        <w:tc>
+          <w:tcPr>
+            <w:tcW w:type="dxa" w:w="2153"/>
+            <w:shd w:fill="F6F8FB" w:val="clear"/>
+            <w:tcMar>
+              <w:top w:type="dxa" w:w="70"/>
+              <w:left w:type="dxa" w:w="100"/>
+              <w:bottom w:type="dxa" w:w="70"/>
+              <w:right w:type="dxa" w:w="100"/>
+            </w:tcMar>
+          </w:tcPr>
+          <w:p>
+            <w:pPr>
+              <w:spacing w:after="0" w:line="260"/>
+            </w:pPr>
+            <w:r>
+              <w:rPr>
+                <w:rFonts w:ascii="Calibri" w:cs="Calibri" w:eastAsia="Calibri" w:hAnsi="Calibri"/>
+                <w:b/>
+                <w:bCs/>
+                <w:color w:val="1A1A2E"/>
+                <w:sz w:val="19"/>
+                <w:szCs w:val="19"/>
+              </w:rPr>
+              <w:t xml:space="preserve">yes</w:t>
+            </w:r>
+          </w:p>
+        </w:tc>
+      </w:tr>
+    </w:tbl>
+    <w:p>
+      <w:pPr>
+        <w:spacing w:after="190"/>
+      </w:pPr>
+    </w:p>
+    <w:p>
+      <w:pPr>
+        <w:spacing w:after="130" w:before="0" w:line="300"/>
+      </w:pPr>
+      <w:r>
+        <w:rPr>
+          <w:rFonts w:ascii="Calibri" w:cs="Calibri" w:eastAsia="Calibri" w:hAnsi="Calibri"/>
+          <w:color w:val="1A1A2E"/>
+          <w:sz w:val="21"/>
+          <w:szCs w:val="21"/>
+        </w:rPr>
+        <w:t xml:space="preserve">Verified on a network built from scratch with identical data and only the τ definition swapped, then re-verified in both implementations: Python and the browser engine now agree at τ(0) = −2.6551 on HKUST-1. Selectable as </w:t>
+      </w:r>
+      <w:r>
+        <w:rPr>
+          <w:rFonts w:ascii="Consolas" w:cs="Consolas" w:eastAsia="Consolas" w:hAnsi="Consolas"/>
+          <w:color w:val="B03060"/>
+          <w:sz w:val="19"/>
+          <w:szCs w:val="19"/>
+        </w:rPr>
+        <w:t xml:space="preserve">tau_mode="paper"</w:t>
+      </w:r>
+      <w:r>
+        <w:rPr>
+          <w:rFonts w:ascii="Calibri" w:cs="Calibri" w:eastAsia="Calibri" w:hAnsi="Calibri"/>
+          <w:color w:val="1A1A2E"/>
+          <w:sz w:val="21"/>
+          <w:szCs w:val="21"/>
+        </w:rPr>
+        <w:t xml:space="preserve"> (the default) or </w:t>
+      </w:r>
+      <w:r>
+        <w:rPr>
+          <w:rFonts w:ascii="Consolas" w:cs="Consolas" w:eastAsia="Consolas" w:hAnsi="Consolas"/>
+          <w:color w:val="B03060"/>
+          <w:sz w:val="19"/>
+          <w:szCs w:val="19"/>
+        </w:rPr>
+        <w:t xml:space="preserve">"slope"</w:t>
+      </w:r>
+      <w:r>
+        <w:rPr>
+          <w:rFonts w:ascii="Calibri" w:cs="Calibri" w:eastAsia="Calibri" w:hAnsi="Calibri"/>
+          <w:color w:val="1A1A2E"/>
+          <w:sz w:val="21"/>
+          <w:szCs w:val="21"/>
+        </w:rPr>
+        <w:t xml:space="preserve"> to reproduce the old behaviour.</w:t>
+      </w:r>
+    </w:p>
+    <w:p>
+      <w:pPr>
+        <w:pStyle w:val="Heading3"/>
+        <w:spacing w:after="90" w:before="210"/>
+      </w:pPr>
+      <w:r>
+        <w:rPr>
+          <w:rFonts w:ascii="Calibri" w:cs="Calibri" w:eastAsia="Calibri" w:hAnsi="Calibri"/>
+          <w:b/>
+          <w:bCs/>
+          <w:color w:val="5A5A6E"/>
+          <w:sz w:val="22"/>
+          <w:szCs w:val="22"/>
+        </w:rPr>
+        <w:t xml:space="preserve">Bug B — the averaging order</w:t>
       </w:r>
     </w:p>
     <w:p>
@@ -7526,7 +8556,7 @@
           <w:sz w:val="34"/>
           <w:szCs w:val="34"/>
         </w:rPr>
-        <w:t xml:space="preserve">8 · The band across eight real frameworks</w:t>
+        <w:t xml:space="preserve">8 · The band across 77 real frameworks</w:t>
       </w:r>
     </w:p>
     <w:p>
@@ -7540,7 +8570,7 @@
           <w:sz w:val="21"/>
           <w:szCs w:val="21"/>
         </w:rPr>
-        <w:t xml:space="preserve">The band work above uses our block quotient graph on four structures. It was extended to </w:t>
+        <w:t xml:space="preserve">The band work was scaled from 8 frameworks to </w:t>
       </w:r>
       <w:r>
         <w:rPr>
@@ -7551,36 +8581,98 @@
           <w:sz w:val="21"/>
           <w:szCs w:val="21"/>
         </w:rPr>
-        <w:t xml:space="preserve">eight experimentally reported frameworks</w:t>
-      </w:r>
-      <w:r>
-        <w:rPr>
-          <w:rFonts w:ascii="Calibri" w:cs="Calibri" w:eastAsia="Calibri" w:hAnsi="Calibri"/>
-          <w:color w:val="1A1A2E"/>
-          <w:sz w:val="21"/>
-          <w:szCs w:val="21"/>
-        </w:rPr>
-        <w:t xml:space="preserve">, downloaded at run time from the RASPA2 structure library, and analysed on </w:t>
-      </w:r>
+        <w:t xml:space="preserve">77</w:t>
+      </w:r>
+      <w:r>
+        <w:rPr>
+          <w:rFonts w:ascii="Calibri" w:cs="Calibri" w:eastAsia="Calibri" w:hAnsi="Calibri"/>
+          <w:color w:val="1A1A2E"/>
+          <w:sz w:val="21"/>
+          <w:szCs w:val="21"/>
+        </w:rPr>
+        <w:t xml:space="preserve">, all experimentally reported, analysed on full atomic graphs and accompanied by published pore diameters (PLD, the pore-limiting diameter, and LCD, the largest cavity diameter). That was enough data to ask a question 8 structures could not answer.</w:t>
+      </w:r>
+    </w:p>
+    <w:p>
+      <w:pPr>
+        <w:pStyle w:val="Heading2"/>
+        <w:spacing w:after="120" w:before="280"/>
+      </w:pPr>
       <w:r>
         <w:rPr>
           <w:rFonts w:ascii="Calibri" w:cs="Calibri" w:eastAsia="Calibri" w:hAnsi="Calibri"/>
           <w:b/>
           <w:bCs/>
           <w:color w:val="1A1A2E"/>
-          <w:sz w:val="21"/>
-          <w:szCs w:val="21"/>
-        </w:rPr>
-        <w:t xml:space="preserve">full atomic graphs</w:t>
-      </w:r>
-      <w:r>
-        <w:rPr>
-          <w:rFonts w:ascii="Calibri" w:cs="Calibri" w:eastAsia="Calibri" w:hAnsi="Calibri"/>
-          <w:color w:val="1A1A2E"/>
-          <w:sz w:val="21"/>
-          <w:szCs w:val="21"/>
-        </w:rPr>
-        <w:t xml:space="preserve"> of 3,400–6,100 atoms rather than coarse-grained block graphs. The eight were chosen because they all appear in the xenon/krypton separation literature.</w:t>
+          <w:sz w:val="26"/>
+          <w:szCs w:val="26"/>
+        </w:rPr>
+        <w:t xml:space="preserve">8.1 · What a band is</w:t>
+      </w:r>
+    </w:p>
+    <w:p>
+      <w:pPr>
+        <w:spacing w:after="130" w:before="0" w:line="300"/>
+      </w:pPr>
+      <w:r>
+        <w:rPr>
+          <w:rFonts w:ascii="Calibri" w:cs="Calibri" w:eastAsia="Calibri" w:hAnsi="Calibri"/>
+          <w:color w:val="1A1A2E"/>
+          <w:sz w:val="21"/>
+          <w:szCs w:val="21"/>
+        </w:rPr>
+        <w:t xml:space="preserve">A band is the range of spectrum width Δα that a group of frameworks shares, so a new framework can be tested for membership. Across the 77 the interquartile band is </w:t>
+      </w:r>
+      <w:r>
+        <w:rPr>
+          <w:rFonts w:ascii="Calibri" w:cs="Calibri" w:eastAsia="Calibri" w:hAnsi="Calibri"/>
+          <w:b/>
+          <w:bCs/>
+          <w:color w:val="1A1A2E"/>
+          <w:sz w:val="21"/>
+          <w:szCs w:val="21"/>
+        </w:rPr>
+        <w:t xml:space="preserve">Δα = 0.36 – 0.65</w:t>
+      </w:r>
+      <w:r>
+        <w:rPr>
+          <w:rFonts w:ascii="Calibri" w:cs="Calibri" w:eastAsia="Calibri" w:hAnsi="Calibri"/>
+          <w:color w:val="1A1A2E"/>
+          <w:sz w:val="21"/>
+          <w:szCs w:val="21"/>
+        </w:rPr>
+        <w:t xml:space="preserve">.</w:t>
+      </w:r>
+    </w:p>
+    <w:p>
+      <w:pPr>
+        <w:pStyle w:val="Heading2"/>
+        <w:spacing w:after="120" w:before="280"/>
+      </w:pPr>
+      <w:r>
+        <w:rPr>
+          <w:rFonts w:ascii="Calibri" w:cs="Calibri" w:eastAsia="Calibri" w:hAnsi="Calibri"/>
+          <w:b/>
+          <w:bCs/>
+          <w:color w:val="1A1A2E"/>
+          <w:sz w:val="26"/>
+          <w:szCs w:val="26"/>
+        </w:rPr>
+        <w:t xml:space="preserve">8.2 · Does the band mean pore architecture? No.</w:t>
+      </w:r>
+    </w:p>
+    <w:p>
+      <w:pPr>
+        <w:spacing w:after="130" w:before="0" w:line="300"/>
+      </w:pPr>
+      <w:r>
+        <w:rPr>
+          <w:rFonts w:ascii="Calibri" w:cs="Calibri" w:eastAsia="Calibri" w:hAnsi="Calibri"/>
+          <w:color w:val="1A1A2E"/>
+          <w:sz w:val="21"/>
+          <w:szCs w:val="21"/>
+        </w:rPr>
+        <w:t xml:space="preserve">On 8 frameworks it looked as though it did: the narrow spectra belonged to frameworks with large open pores. On 77, with pore diameters available, that reading does not survive.</w:t>
       </w:r>
     </w:p>
     <w:tbl>
@@ -7596,12 +8688,8 @@
         </w:tblBorders>
       </w:tblPr>
       <w:tblGrid>
-        <w:gridCol w:w="2246"/>
-        <w:gridCol w:w="936"/>
-        <w:gridCol w:w="1030"/>
-        <w:gridCol w:w="1217"/>
-        <w:gridCol w:w="1966"/>
-        <w:gridCol w:w="1965"/>
+        <w:gridCol w:w="5429"/>
+        <w:gridCol w:w="3931"/>
       </w:tblGrid>
       <w:tr>
         <w:trPr>
@@ -7609,7 +8697,7 @@
         </w:trPr>
         <w:tc>
           <w:tcPr>
-            <w:tcW w:type="dxa" w:w="2246"/>
+            <w:tcW w:type="dxa" w:w="5429"/>
             <w:shd w:fill="1F5FA8" w:val="clear"/>
             <w:tcMar>
               <w:top w:type="dxa" w:w="70"/>
@@ -7631,13 +8719,13 @@
                 <w:sz w:val="18"/>
                 <w:szCs w:val="18"/>
               </w:rPr>
-              <w:t xml:space="preserve">Framework</w:t>
-            </w:r>
-          </w:p>
-        </w:tc>
-        <w:tc>
-          <w:tcPr>
-            <w:tcW w:type="dxa" w:w="936"/>
+              <w:t xml:space="preserve">Test</w:t>
+            </w:r>
+          </w:p>
+        </w:tc>
+        <w:tc>
+          <w:tcPr>
+            <w:tcW w:type="dxa" w:w="3931"/>
             <w:shd w:fill="1F5FA8" w:val="clear"/>
             <w:tcMar>
               <w:top w:type="dxa" w:w="70"/>
@@ -7659,119 +8747,7 @@
                 <w:sz w:val="18"/>
                 <w:szCs w:val="18"/>
               </w:rPr>
-              <w:t xml:space="preserve">Metal</w:t>
-            </w:r>
-          </w:p>
-        </w:tc>
-        <w:tc>
-          <w:tcPr>
-            <w:tcW w:type="dxa" w:w="1030"/>
-            <w:shd w:fill="1F5FA8" w:val="clear"/>
-            <w:tcMar>
-              <w:top w:type="dxa" w:w="70"/>
-              <w:left w:type="dxa" w:w="100"/>
-              <w:bottom w:type="dxa" w:w="70"/>
-              <w:right w:type="dxa" w:w="100"/>
-            </w:tcMar>
-          </w:tcPr>
-          <w:p>
-            <w:pPr>
-              <w:spacing w:after="0" w:line="260"/>
-            </w:pPr>
-            <w:r>
-              <w:rPr>
-                <w:rFonts w:ascii="Calibri" w:cs="Calibri" w:eastAsia="Calibri" w:hAnsi="Calibri"/>
-                <w:b/>
-                <w:bCs/>
-                <w:color w:val="FFFFFF"/>
-                <w:sz w:val="18"/>
-                <w:szCs w:val="18"/>
-              </w:rPr>
-              <w:t xml:space="preserve">Atoms</w:t>
-            </w:r>
-          </w:p>
-        </w:tc>
-        <w:tc>
-          <w:tcPr>
-            <w:tcW w:type="dxa" w:w="1217"/>
-            <w:shd w:fill="1F5FA8" w:val="clear"/>
-            <w:tcMar>
-              <w:top w:type="dxa" w:w="70"/>
-              <w:left w:type="dxa" w:w="100"/>
-              <w:bottom w:type="dxa" w:w="70"/>
-              <w:right w:type="dxa" w:w="100"/>
-            </w:tcMar>
-          </w:tcPr>
-          <w:p>
-            <w:pPr>
-              <w:spacing w:after="0" w:line="260"/>
-            </w:pPr>
-            <w:r>
-              <w:rPr>
-                <w:rFonts w:ascii="Calibri" w:cs="Calibri" w:eastAsia="Calibri" w:hAnsi="Calibri"/>
-                <w:b/>
-                <w:bCs/>
-                <w:color w:val="FFFFFF"/>
-                <w:sz w:val="18"/>
-                <w:szCs w:val="18"/>
-              </w:rPr>
-              <w:t xml:space="preserve">Diameter</w:t>
-            </w:r>
-          </w:p>
-        </w:tc>
-        <w:tc>
-          <w:tcPr>
-            <w:tcW w:type="dxa" w:w="1966"/>
-            <w:shd w:fill="1F5FA8" w:val="clear"/>
-            <w:tcMar>
-              <w:top w:type="dxa" w:w="70"/>
-              <w:left w:type="dxa" w:w="100"/>
-              <w:bottom w:type="dxa" w:w="70"/>
-              <w:right w:type="dxa" w:w="100"/>
-            </w:tcMar>
-          </w:tcPr>
-          <w:p>
-            <w:pPr>
-              <w:spacing w:after="0" w:line="260"/>
-            </w:pPr>
-            <w:r>
-              <w:rPr>
-                <w:rFonts w:ascii="Calibri" w:cs="Calibri" w:eastAsia="Calibri" w:hAnsi="Calibri"/>
-                <w:b/>
-                <w:bCs/>
-                <w:color w:val="FFFFFF"/>
-                <w:sz w:val="18"/>
-                <w:szCs w:val="18"/>
-              </w:rPr>
-              <w:t xml:space="preserve">Δα</w:t>
-            </w:r>
-          </w:p>
-        </w:tc>
-        <w:tc>
-          <w:tcPr>
-            <w:tcW w:type="dxa" w:w="1965"/>
-            <w:shd w:fill="1F5FA8" w:val="clear"/>
-            <w:tcMar>
-              <w:top w:type="dxa" w:w="70"/>
-              <w:left w:type="dxa" w:w="100"/>
-              <w:bottom w:type="dxa" w:w="70"/>
-              <w:right w:type="dxa" w:w="100"/>
-            </w:tcMar>
-          </w:tcPr>
-          <w:p>
-            <w:pPr>
-              <w:spacing w:after="0" w:line="260"/>
-            </w:pPr>
-            <w:r>
-              <w:rPr>
-                <w:rFonts w:ascii="Calibri" w:cs="Calibri" w:eastAsia="Calibri" w:hAnsi="Calibri"/>
-                <w:b/>
-                <w:bCs/>
-                <w:color w:val="FFFFFF"/>
-                <w:sz w:val="18"/>
-                <w:szCs w:val="18"/>
-              </w:rPr>
-              <w:t xml:space="preserve">Group</w:t>
+              <w:t xml:space="preserve">Correlation with Δα</w:t>
             </w:r>
           </w:p>
         </w:tc>
@@ -7782,7 +8758,7 @@
         </w:trPr>
         <w:tc>
           <w:tcPr>
-            <w:tcW w:type="dxa" w:w="2246"/>
+            <w:tcW w:type="dxa" w:w="5429"/>
             <w:shd w:fill="FFFFFF" w:val="clear"/>
             <w:tcMar>
               <w:top w:type="dxa" w:w="70"/>
@@ -7802,13 +8778,13 @@
                 <w:sz w:val="19"/>
                 <w:szCs w:val="19"/>
               </w:rPr>
-              <w:t xml:space="preserve">Co-MOF-74</w:t>
-            </w:r>
-          </w:p>
-        </w:tc>
-        <w:tc>
-          <w:tcPr>
-            <w:tcW w:type="dxa" w:w="936"/>
+              <w:t xml:space="preserve">pore diameter (LCD), raw</w:t>
+            </w:r>
+          </w:p>
+        </w:tc>
+        <w:tc>
+          <w:tcPr>
+            <w:tcW w:type="dxa" w:w="3931"/>
             <w:shd w:fill="FFFFFF" w:val="clear"/>
             <w:tcMar>
               <w:top w:type="dxa" w:w="70"/>
@@ -7828,111 +8804,7 @@
                 <w:sz w:val="19"/>
                 <w:szCs w:val="19"/>
               </w:rPr>
-              <w:t xml:space="preserve">Co</w:t>
-            </w:r>
-          </w:p>
-        </w:tc>
-        <w:tc>
-          <w:tcPr>
-            <w:tcW w:type="dxa" w:w="1030"/>
-            <w:shd w:fill="FFFFFF" w:val="clear"/>
-            <w:tcMar>
-              <w:top w:type="dxa" w:w="70"/>
-              <w:left w:type="dxa" w:w="100"/>
-              <w:bottom w:type="dxa" w:w="70"/>
-              <w:right w:type="dxa" w:w="100"/>
-            </w:tcMar>
-          </w:tcPr>
-          <w:p>
-            <w:pPr>
-              <w:spacing w:after="0" w:line="260"/>
-            </w:pPr>
-            <w:r>
-              <w:rPr>
-                <w:rFonts w:ascii="Calibri" w:cs="Calibri" w:eastAsia="Calibri" w:hAnsi="Calibri"/>
-                <w:color w:val="1A1A2E"/>
-                <w:sz w:val="19"/>
-                <w:szCs w:val="19"/>
-              </w:rPr>
-              <w:t xml:space="preserve">5184</w:t>
-            </w:r>
-          </w:p>
-        </w:tc>
-        <w:tc>
-          <w:tcPr>
-            <w:tcW w:type="dxa" w:w="1217"/>
-            <w:shd w:fill="FFFFFF" w:val="clear"/>
-            <w:tcMar>
-              <w:top w:type="dxa" w:w="70"/>
-              <w:left w:type="dxa" w:w="100"/>
-              <w:bottom w:type="dxa" w:w="70"/>
-              <w:right w:type="dxa" w:w="100"/>
-            </w:tcMar>
-          </w:tcPr>
-          <w:p>
-            <w:pPr>
-              <w:spacing w:after="0" w:line="260"/>
-            </w:pPr>
-            <w:r>
-              <w:rPr>
-                <w:rFonts w:ascii="Calibri" w:cs="Calibri" w:eastAsia="Calibri" w:hAnsi="Calibri"/>
-                <w:color w:val="1A1A2E"/>
-                <w:sz w:val="19"/>
-                <w:szCs w:val="19"/>
-              </w:rPr>
-              <w:t xml:space="preserve">38</w:t>
-            </w:r>
-          </w:p>
-        </w:tc>
-        <w:tc>
-          <w:tcPr>
-            <w:tcW w:type="dxa" w:w="1966"/>
-            <w:shd w:fill="FFFFFF" w:val="clear"/>
-            <w:tcMar>
-              <w:top w:type="dxa" w:w="70"/>
-              <w:left w:type="dxa" w:w="100"/>
-              <w:bottom w:type="dxa" w:w="70"/>
-              <w:right w:type="dxa" w:w="100"/>
-            </w:tcMar>
-          </w:tcPr>
-          <w:p>
-            <w:pPr>
-              <w:spacing w:after="0" w:line="260"/>
-            </w:pPr>
-            <w:r>
-              <w:rPr>
-                <w:rFonts w:ascii="Calibri" w:cs="Calibri" w:eastAsia="Calibri" w:hAnsi="Calibri"/>
-                <w:color w:val="1A1A2E"/>
-                <w:sz w:val="19"/>
-                <w:szCs w:val="19"/>
-              </w:rPr>
-              <w:t xml:space="preserve">0.941 ± 0.054</w:t>
-            </w:r>
-          </w:p>
-        </w:tc>
-        <w:tc>
-          <w:tcPr>
-            <w:tcW w:type="dxa" w:w="1965"/>
-            <w:shd w:fill="FFFFFF" w:val="clear"/>
-            <w:tcMar>
-              <w:top w:type="dxa" w:w="70"/>
-              <w:left w:type="dxa" w:w="100"/>
-              <w:bottom w:type="dxa" w:w="70"/>
-              <w:right w:type="dxa" w:w="100"/>
-            </w:tcMar>
-          </w:tcPr>
-          <w:p>
-            <w:pPr>
-              <w:spacing w:after="0" w:line="260"/>
-            </w:pPr>
-            <w:r>
-              <w:rPr>
-                <w:rFonts w:ascii="Calibri" w:cs="Calibri" w:eastAsia="Calibri" w:hAnsi="Calibri"/>
-                <w:color w:val="1A1A2E"/>
-                <w:sz w:val="19"/>
-                <w:szCs w:val="19"/>
-              </w:rPr>
-              <w:t xml:space="preserve">in band</w:t>
+              <w:t xml:space="preserve">−0.330</w:t>
             </w:r>
           </w:p>
         </w:tc>
@@ -7943,7 +8815,7 @@
         </w:trPr>
         <w:tc>
           <w:tcPr>
-            <w:tcW w:type="dxa" w:w="2246"/>
+            <w:tcW w:type="dxa" w:w="5429"/>
             <w:shd w:fill="F6F8FB" w:val="clear"/>
             <w:tcMar>
               <w:top w:type="dxa" w:w="70"/>
@@ -7963,13 +8835,24 @@
                 <w:sz w:val="19"/>
                 <w:szCs w:val="19"/>
               </w:rPr>
-              <w:t xml:space="preserve">ZIF-8</w:t>
-            </w:r>
-          </w:p>
-        </w:tc>
-        <w:tc>
-          <w:tcPr>
-            <w:tcW w:type="dxa" w:w="936"/>
+              <w:t xml:space="preserve">pore diameter (LCD), </w:t>
+            </w:r>
+            <w:r>
+              <w:rPr>
+                <w:rFonts w:ascii="Calibri" w:cs="Calibri" w:eastAsia="Calibri" w:hAnsi="Calibri"/>
+                <w:b/>
+                <w:bCs/>
+                <w:color w:val="1A1A2E"/>
+                <w:sz w:val="19"/>
+                <w:szCs w:val="19"/>
+              </w:rPr>
+              <w:t xml:space="preserve">controlling for graph size</w:t>
+            </w:r>
+          </w:p>
+        </w:tc>
+        <w:tc>
+          <w:tcPr>
+            <w:tcW w:type="dxa" w:w="3931"/>
             <w:shd w:fill="F6F8FB" w:val="clear"/>
             <w:tcMar>
               <w:top w:type="dxa" w:w="70"/>
@@ -7985,115 +8868,22 @@
             <w:r>
               <w:rPr>
                 <w:rFonts w:ascii="Calibri" w:cs="Calibri" w:eastAsia="Calibri" w:hAnsi="Calibri"/>
-                <w:color w:val="1A1A2E"/>
-                <w:sz w:val="19"/>
-                <w:szCs w:val="19"/>
-              </w:rPr>
-              <w:t xml:space="preserve">Zn</w:t>
-            </w:r>
-          </w:p>
-        </w:tc>
-        <w:tc>
-          <w:tcPr>
-            <w:tcW w:type="dxa" w:w="1030"/>
-            <w:shd w:fill="F6F8FB" w:val="clear"/>
-            <w:tcMar>
-              <w:top w:type="dxa" w:w="70"/>
-              <w:left w:type="dxa" w:w="100"/>
-              <w:bottom w:type="dxa" w:w="70"/>
-              <w:right w:type="dxa" w:w="100"/>
-            </w:tcMar>
-          </w:tcPr>
-          <w:p>
-            <w:pPr>
-              <w:spacing w:after="0" w:line="260"/>
-            </w:pPr>
-            <w:r>
-              <w:rPr>
-                <w:rFonts w:ascii="Calibri" w:cs="Calibri" w:eastAsia="Calibri" w:hAnsi="Calibri"/>
-                <w:color w:val="1A1A2E"/>
-                <w:sz w:val="19"/>
-                <w:szCs w:val="19"/>
-              </w:rPr>
-              <w:t xml:space="preserve">4968</w:t>
-            </w:r>
-          </w:p>
-        </w:tc>
-        <w:tc>
-          <w:tcPr>
-            <w:tcW w:type="dxa" w:w="1217"/>
-            <w:shd w:fill="F6F8FB" w:val="clear"/>
-            <w:tcMar>
-              <w:top w:type="dxa" w:w="70"/>
-              <w:left w:type="dxa" w:w="100"/>
-              <w:bottom w:type="dxa" w:w="70"/>
-              <w:right w:type="dxa" w:w="100"/>
-            </w:tcMar>
-          </w:tcPr>
-          <w:p>
-            <w:pPr>
-              <w:spacing w:after="0" w:line="260"/>
-            </w:pPr>
-            <w:r>
-              <w:rPr>
-                <w:rFonts w:ascii="Calibri" w:cs="Calibri" w:eastAsia="Calibri" w:hAnsi="Calibri"/>
-                <w:color w:val="1A1A2E"/>
-                <w:sz w:val="19"/>
-                <w:szCs w:val="19"/>
-              </w:rPr>
-              <w:t xml:space="preserve">40</w:t>
-            </w:r>
-          </w:p>
-        </w:tc>
-        <w:tc>
-          <w:tcPr>
-            <w:tcW w:type="dxa" w:w="1966"/>
-            <w:shd w:fill="F6F8FB" w:val="clear"/>
-            <w:tcMar>
-              <w:top w:type="dxa" w:w="70"/>
-              <w:left w:type="dxa" w:w="100"/>
-              <w:bottom w:type="dxa" w:w="70"/>
-              <w:right w:type="dxa" w:w="100"/>
-            </w:tcMar>
-          </w:tcPr>
-          <w:p>
-            <w:pPr>
-              <w:spacing w:after="0" w:line="260"/>
-            </w:pPr>
-            <w:r>
-              <w:rPr>
-                <w:rFonts w:ascii="Calibri" w:cs="Calibri" w:eastAsia="Calibri" w:hAnsi="Calibri"/>
-                <w:color w:val="1A1A2E"/>
-                <w:sz w:val="19"/>
-                <w:szCs w:val="19"/>
-              </w:rPr>
-              <w:t xml:space="preserve">0.897 ± 0.077</w:t>
-            </w:r>
-          </w:p>
-        </w:tc>
-        <w:tc>
-          <w:tcPr>
-            <w:tcW w:type="dxa" w:w="1965"/>
-            <w:shd w:fill="F6F8FB" w:val="clear"/>
-            <w:tcMar>
-              <w:top w:type="dxa" w:w="70"/>
-              <w:left w:type="dxa" w:w="100"/>
-              <w:bottom w:type="dxa" w:w="70"/>
-              <w:right w:type="dxa" w:w="100"/>
-            </w:tcMar>
-          </w:tcPr>
-          <w:p>
-            <w:pPr>
-              <w:spacing w:after="0" w:line="260"/>
-            </w:pPr>
-            <w:r>
-              <w:rPr>
-                <w:rFonts w:ascii="Calibri" w:cs="Calibri" w:eastAsia="Calibri" w:hAnsi="Calibri"/>
-                <w:color w:val="1A1A2E"/>
-                <w:sz w:val="19"/>
-                <w:szCs w:val="19"/>
-              </w:rPr>
-              <w:t xml:space="preserve">in band</w:t>
+                <w:b/>
+                <w:bCs/>
+                <w:color w:val="1A1A2E"/>
+                <w:sz w:val="19"/>
+                <w:szCs w:val="19"/>
+              </w:rPr>
+              <w:t xml:space="preserve">+0.057</w:t>
+            </w:r>
+            <w:r>
+              <w:rPr>
+                <w:rFonts w:ascii="Calibri" w:cs="Calibri" w:eastAsia="Calibri" w:hAnsi="Calibri"/>
+                <w:color w:val="1A1A2E"/>
+                <w:sz w:val="19"/>
+                <w:szCs w:val="19"/>
+              </w:rPr>
+              <w:t xml:space="preserve"> — vanishes</w:t>
             </w:r>
           </w:p>
         </w:tc>
@@ -8104,7 +8894,7 @@
         </w:trPr>
         <w:tc>
           <w:tcPr>
-            <w:tcW w:type="dxa" w:w="2246"/>
+            <w:tcW w:type="dxa" w:w="5429"/>
             <w:shd w:fill="FFFFFF" w:val="clear"/>
             <w:tcMar>
               <w:top w:type="dxa" w:w="70"/>
@@ -8124,13 +8914,13 @@
                 <w:sz w:val="19"/>
                 <w:szCs w:val="19"/>
               </w:rPr>
-              <w:t xml:space="preserve">Mg-MOF-74</w:t>
-            </w:r>
-          </w:p>
-        </w:tc>
-        <w:tc>
-          <w:tcPr>
-            <w:tcW w:type="dxa" w:w="936"/>
+              <w:t xml:space="preserve">graph size, raw</w:t>
+            </w:r>
+          </w:p>
+        </w:tc>
+        <w:tc>
+          <w:tcPr>
+            <w:tcW w:type="dxa" w:w="3931"/>
             <w:shd w:fill="FFFFFF" w:val="clear"/>
             <w:tcMar>
               <w:top w:type="dxa" w:w="70"/>
@@ -8150,111 +8940,7 @@
                 <w:sz w:val="19"/>
                 <w:szCs w:val="19"/>
               </w:rPr>
-              <w:t xml:space="preserve">Mg</w:t>
-            </w:r>
-          </w:p>
-        </w:tc>
-        <w:tc>
-          <w:tcPr>
-            <w:tcW w:type="dxa" w:w="1030"/>
-            <w:shd w:fill="FFFFFF" w:val="clear"/>
-            <w:tcMar>
-              <w:top w:type="dxa" w:w="70"/>
-              <w:left w:type="dxa" w:w="100"/>
-              <w:bottom w:type="dxa" w:w="70"/>
-              <w:right w:type="dxa" w:w="100"/>
-            </w:tcMar>
-          </w:tcPr>
-          <w:p>
-            <w:pPr>
-              <w:spacing w:after="0" w:line="260"/>
-            </w:pPr>
-            <w:r>
-              <w:rPr>
-                <w:rFonts w:ascii="Calibri" w:cs="Calibri" w:eastAsia="Calibri" w:hAnsi="Calibri"/>
-                <w:color w:val="1A1A2E"/>
-                <w:sz w:val="19"/>
-                <w:szCs w:val="19"/>
-              </w:rPr>
-              <w:t xml:space="preserve">4536</w:t>
-            </w:r>
-          </w:p>
-        </w:tc>
-        <w:tc>
-          <w:tcPr>
-            <w:tcW w:type="dxa" w:w="1217"/>
-            <w:shd w:fill="FFFFFF" w:val="clear"/>
-            <w:tcMar>
-              <w:top w:type="dxa" w:w="70"/>
-              <w:left w:type="dxa" w:w="100"/>
-              <w:bottom w:type="dxa" w:w="70"/>
-              <w:right w:type="dxa" w:w="100"/>
-            </w:tcMar>
-          </w:tcPr>
-          <w:p>
-            <w:pPr>
-              <w:spacing w:after="0" w:line="260"/>
-            </w:pPr>
-            <w:r>
-              <w:rPr>
-                <w:rFonts w:ascii="Calibri" w:cs="Calibri" w:eastAsia="Calibri" w:hAnsi="Calibri"/>
-                <w:color w:val="1A1A2E"/>
-                <w:sz w:val="19"/>
-                <w:szCs w:val="19"/>
-              </w:rPr>
-              <w:t xml:space="preserve">36</w:t>
-            </w:r>
-          </w:p>
-        </w:tc>
-        <w:tc>
-          <w:tcPr>
-            <w:tcW w:type="dxa" w:w="1966"/>
-            <w:shd w:fill="FFFFFF" w:val="clear"/>
-            <w:tcMar>
-              <w:top w:type="dxa" w:w="70"/>
-              <w:left w:type="dxa" w:w="100"/>
-              <w:bottom w:type="dxa" w:w="70"/>
-              <w:right w:type="dxa" w:w="100"/>
-            </w:tcMar>
-          </w:tcPr>
-          <w:p>
-            <w:pPr>
-              <w:spacing w:after="0" w:line="260"/>
-            </w:pPr>
-            <w:r>
-              <w:rPr>
-                <w:rFonts w:ascii="Calibri" w:cs="Calibri" w:eastAsia="Calibri" w:hAnsi="Calibri"/>
-                <w:color w:val="1A1A2E"/>
-                <w:sz w:val="19"/>
-                <w:szCs w:val="19"/>
-              </w:rPr>
-              <w:t xml:space="preserve">0.857 ± 0.070</w:t>
-            </w:r>
-          </w:p>
-        </w:tc>
-        <w:tc>
-          <w:tcPr>
-            <w:tcW w:type="dxa" w:w="1965"/>
-            <w:shd w:fill="FFFFFF" w:val="clear"/>
-            <w:tcMar>
-              <w:top w:type="dxa" w:w="70"/>
-              <w:left w:type="dxa" w:w="100"/>
-              <w:bottom w:type="dxa" w:w="70"/>
-              <w:right w:type="dxa" w:w="100"/>
-            </w:tcMar>
-          </w:tcPr>
-          <w:p>
-            <w:pPr>
-              <w:spacing w:after="0" w:line="260"/>
-            </w:pPr>
-            <w:r>
-              <w:rPr>
-                <w:rFonts w:ascii="Calibri" w:cs="Calibri" w:eastAsia="Calibri" w:hAnsi="Calibri"/>
-                <w:color w:val="1A1A2E"/>
-                <w:sz w:val="19"/>
-                <w:szCs w:val="19"/>
-              </w:rPr>
-              <w:t xml:space="preserve">in band</w:t>
+              <w:t xml:space="preserve">+0.487</w:t>
             </w:r>
           </w:p>
         </w:tc>
@@ -8265,7 +8951,7 @@
         </w:trPr>
         <w:tc>
           <w:tcPr>
-            <w:tcW w:type="dxa" w:w="2246"/>
+            <w:tcW w:type="dxa" w:w="5429"/>
             <w:shd w:fill="F6F8FB" w:val="clear"/>
             <w:tcMar>
               <w:top w:type="dxa" w:w="70"/>
@@ -8285,482 +8971,8 @@
                 <w:sz w:val="19"/>
                 <w:szCs w:val="19"/>
               </w:rPr>
-              <w:t xml:space="preserve">Zn-MOF-74</w:t>
-            </w:r>
-          </w:p>
-        </w:tc>
-        <w:tc>
-          <w:tcPr>
-            <w:tcW w:type="dxa" w:w="936"/>
-            <w:shd w:fill="F6F8FB" w:val="clear"/>
-            <w:tcMar>
-              <w:top w:type="dxa" w:w="70"/>
-              <w:left w:type="dxa" w:w="100"/>
-              <w:bottom w:type="dxa" w:w="70"/>
-              <w:right w:type="dxa" w:w="100"/>
-            </w:tcMar>
-          </w:tcPr>
-          <w:p>
-            <w:pPr>
-              <w:spacing w:after="0" w:line="260"/>
-            </w:pPr>
-            <w:r>
-              <w:rPr>
-                <w:rFonts w:ascii="Calibri" w:cs="Calibri" w:eastAsia="Calibri" w:hAnsi="Calibri"/>
-                <w:color w:val="1A1A2E"/>
-                <w:sz w:val="19"/>
-                <w:szCs w:val="19"/>
-              </w:rPr>
-              <w:t xml:space="preserve">Zn</w:t>
-            </w:r>
-          </w:p>
-        </w:tc>
-        <w:tc>
-          <w:tcPr>
-            <w:tcW w:type="dxa" w:w="1030"/>
-            <w:shd w:fill="F6F8FB" w:val="clear"/>
-            <w:tcMar>
-              <w:top w:type="dxa" w:w="70"/>
-              <w:left w:type="dxa" w:w="100"/>
-              <w:bottom w:type="dxa" w:w="70"/>
-              <w:right w:type="dxa" w:w="100"/>
-            </w:tcMar>
-          </w:tcPr>
-          <w:p>
-            <w:pPr>
-              <w:spacing w:after="0" w:line="260"/>
-            </w:pPr>
-            <w:r>
-              <w:rPr>
-                <w:rFonts w:ascii="Calibri" w:cs="Calibri" w:eastAsia="Calibri" w:hAnsi="Calibri"/>
-                <w:color w:val="1A1A2E"/>
-                <w:sz w:val="19"/>
-                <w:szCs w:val="19"/>
-              </w:rPr>
-              <w:t xml:space="preserve">4536</w:t>
-            </w:r>
-          </w:p>
-        </w:tc>
-        <w:tc>
-          <w:tcPr>
-            <w:tcW w:type="dxa" w:w="1217"/>
-            <w:shd w:fill="F6F8FB" w:val="clear"/>
-            <w:tcMar>
-              <w:top w:type="dxa" w:w="70"/>
-              <w:left w:type="dxa" w:w="100"/>
-              <w:bottom w:type="dxa" w:w="70"/>
-              <w:right w:type="dxa" w:w="100"/>
-            </w:tcMar>
-          </w:tcPr>
-          <w:p>
-            <w:pPr>
-              <w:spacing w:after="0" w:line="260"/>
-            </w:pPr>
-            <w:r>
-              <w:rPr>
-                <w:rFonts w:ascii="Calibri" w:cs="Calibri" w:eastAsia="Calibri" w:hAnsi="Calibri"/>
-                <w:color w:val="1A1A2E"/>
-                <w:sz w:val="19"/>
-                <w:szCs w:val="19"/>
-              </w:rPr>
-              <w:t xml:space="preserve">36</w:t>
-            </w:r>
-          </w:p>
-        </w:tc>
-        <w:tc>
-          <w:tcPr>
-            <w:tcW w:type="dxa" w:w="1966"/>
-            <w:shd w:fill="F6F8FB" w:val="clear"/>
-            <w:tcMar>
-              <w:top w:type="dxa" w:w="70"/>
-              <w:left w:type="dxa" w:w="100"/>
-              <w:bottom w:type="dxa" w:w="70"/>
-              <w:right w:type="dxa" w:w="100"/>
-            </w:tcMar>
-          </w:tcPr>
-          <w:p>
-            <w:pPr>
-              <w:spacing w:after="0" w:line="260"/>
-            </w:pPr>
-            <w:r>
-              <w:rPr>
-                <w:rFonts w:ascii="Calibri" w:cs="Calibri" w:eastAsia="Calibri" w:hAnsi="Calibri"/>
-                <w:color w:val="1A1A2E"/>
-                <w:sz w:val="19"/>
-                <w:szCs w:val="19"/>
-              </w:rPr>
-              <w:t xml:space="preserve">0.857 ± 0.070</w:t>
-            </w:r>
-          </w:p>
-        </w:tc>
-        <w:tc>
-          <w:tcPr>
-            <w:tcW w:type="dxa" w:w="1965"/>
-            <w:shd w:fill="F6F8FB" w:val="clear"/>
-            <w:tcMar>
-              <w:top w:type="dxa" w:w="70"/>
-              <w:left w:type="dxa" w:w="100"/>
-              <w:bottom w:type="dxa" w:w="70"/>
-              <w:right w:type="dxa" w:w="100"/>
-            </w:tcMar>
-          </w:tcPr>
-          <w:p>
-            <w:pPr>
-              <w:spacing w:after="0" w:line="260"/>
-            </w:pPr>
-            <w:r>
-              <w:rPr>
-                <w:rFonts w:ascii="Calibri" w:cs="Calibri" w:eastAsia="Calibri" w:hAnsi="Calibri"/>
-                <w:color w:val="1A1A2E"/>
-                <w:sz w:val="19"/>
-                <w:szCs w:val="19"/>
-              </w:rPr>
-              <w:t xml:space="preserve">in band</w:t>
-            </w:r>
-          </w:p>
-        </w:tc>
-      </w:tr>
-      <w:tr>
-        <w:trPr>
-          <w:tblHeader w:val="false"/>
-        </w:trPr>
-        <w:tc>
-          <w:tcPr>
-            <w:tcW w:type="dxa" w:w="2246"/>
-            <w:shd w:fill="FFFFFF" w:val="clear"/>
-            <w:tcMar>
-              <w:top w:type="dxa" w:w="70"/>
-              <w:left w:type="dxa" w:w="100"/>
-              <w:bottom w:type="dxa" w:w="70"/>
-              <w:right w:type="dxa" w:w="100"/>
-            </w:tcMar>
-          </w:tcPr>
-          <w:p>
-            <w:pPr>
-              <w:spacing w:after="0" w:line="260"/>
-            </w:pPr>
-            <w:r>
-              <w:rPr>
-                <w:rFonts w:ascii="Calibri" w:cs="Calibri" w:eastAsia="Calibri" w:hAnsi="Calibri"/>
-                <w:color w:val="1A1A2E"/>
-                <w:sz w:val="19"/>
-                <w:szCs w:val="19"/>
-              </w:rPr>
-              <w:t xml:space="preserve">HKUST-1</w:t>
-            </w:r>
-          </w:p>
-        </w:tc>
-        <w:tc>
-          <w:tcPr>
-            <w:tcW w:type="dxa" w:w="936"/>
-            <w:shd w:fill="FFFFFF" w:val="clear"/>
-            <w:tcMar>
-              <w:top w:type="dxa" w:w="70"/>
-              <w:left w:type="dxa" w:w="100"/>
-              <w:bottom w:type="dxa" w:w="70"/>
-              <w:right w:type="dxa" w:w="100"/>
-            </w:tcMar>
-          </w:tcPr>
-          <w:p>
-            <w:pPr>
-              <w:spacing w:after="0" w:line="260"/>
-            </w:pPr>
-            <w:r>
-              <w:rPr>
-                <w:rFonts w:ascii="Calibri" w:cs="Calibri" w:eastAsia="Calibri" w:hAnsi="Calibri"/>
-                <w:color w:val="1A1A2E"/>
-                <w:sz w:val="19"/>
-                <w:szCs w:val="19"/>
-              </w:rPr>
-              <w:t xml:space="preserve">Cu</w:t>
-            </w:r>
-          </w:p>
-        </w:tc>
-        <w:tc>
-          <w:tcPr>
-            <w:tcW w:type="dxa" w:w="1030"/>
-            <w:shd w:fill="FFFFFF" w:val="clear"/>
-            <w:tcMar>
-              <w:top w:type="dxa" w:w="70"/>
-              <w:left w:type="dxa" w:w="100"/>
-              <w:bottom w:type="dxa" w:w="70"/>
-              <w:right w:type="dxa" w:w="100"/>
-            </w:tcMar>
-          </w:tcPr>
-          <w:p>
-            <w:pPr>
-              <w:spacing w:after="0" w:line="260"/>
-            </w:pPr>
-            <w:r>
-              <w:rPr>
-                <w:rFonts w:ascii="Calibri" w:cs="Calibri" w:eastAsia="Calibri" w:hAnsi="Calibri"/>
-                <w:color w:val="1A1A2E"/>
-                <w:sz w:val="19"/>
-                <w:szCs w:val="19"/>
-              </w:rPr>
-              <w:t xml:space="preserve">4992</w:t>
-            </w:r>
-          </w:p>
-        </w:tc>
-        <w:tc>
-          <w:tcPr>
-            <w:tcW w:type="dxa" w:w="1217"/>
-            <w:shd w:fill="FFFFFF" w:val="clear"/>
-            <w:tcMar>
-              <w:top w:type="dxa" w:w="70"/>
-              <w:left w:type="dxa" w:w="100"/>
-              <w:bottom w:type="dxa" w:w="70"/>
-              <w:right w:type="dxa" w:w="100"/>
-            </w:tcMar>
-          </w:tcPr>
-          <w:p>
-            <w:pPr>
-              <w:spacing w:after="0" w:line="260"/>
-            </w:pPr>
-            <w:r>
-              <w:rPr>
-                <w:rFonts w:ascii="Calibri" w:cs="Calibri" w:eastAsia="Calibri" w:hAnsi="Calibri"/>
-                <w:color w:val="1A1A2E"/>
-                <w:sz w:val="19"/>
-                <w:szCs w:val="19"/>
-              </w:rPr>
-              <w:t xml:space="preserve">50</w:t>
-            </w:r>
-          </w:p>
-        </w:tc>
-        <w:tc>
-          <w:tcPr>
-            <w:tcW w:type="dxa" w:w="1966"/>
-            <w:shd w:fill="FFFFFF" w:val="clear"/>
-            <w:tcMar>
-              <w:top w:type="dxa" w:w="70"/>
-              <w:left w:type="dxa" w:w="100"/>
-              <w:bottom w:type="dxa" w:w="70"/>
-              <w:right w:type="dxa" w:w="100"/>
-            </w:tcMar>
-          </w:tcPr>
-          <w:p>
-            <w:pPr>
-              <w:spacing w:after="0" w:line="260"/>
-            </w:pPr>
-            <w:r>
-              <w:rPr>
-                <w:rFonts w:ascii="Calibri" w:cs="Calibri" w:eastAsia="Calibri" w:hAnsi="Calibri"/>
-                <w:color w:val="1A1A2E"/>
-                <w:sz w:val="19"/>
-                <w:szCs w:val="19"/>
-              </w:rPr>
-              <w:t xml:space="preserve">0.844 ± 0.063</w:t>
-            </w:r>
-          </w:p>
-        </w:tc>
-        <w:tc>
-          <w:tcPr>
-            <w:tcW w:type="dxa" w:w="1965"/>
-            <w:shd w:fill="FFFFFF" w:val="clear"/>
-            <w:tcMar>
-              <w:top w:type="dxa" w:w="70"/>
-              <w:left w:type="dxa" w:w="100"/>
-              <w:bottom w:type="dxa" w:w="70"/>
-              <w:right w:type="dxa" w:w="100"/>
-            </w:tcMar>
-          </w:tcPr>
-          <w:p>
-            <w:pPr>
-              <w:spacing w:after="0" w:line="260"/>
-            </w:pPr>
-            <w:r>
-              <w:rPr>
-                <w:rFonts w:ascii="Calibri" w:cs="Calibri" w:eastAsia="Calibri" w:hAnsi="Calibri"/>
-                <w:color w:val="1A1A2E"/>
-                <w:sz w:val="19"/>
-                <w:szCs w:val="19"/>
-              </w:rPr>
-              <w:t xml:space="preserve">in band</w:t>
-            </w:r>
-          </w:p>
-        </w:tc>
-      </w:tr>
-      <w:tr>
-        <w:trPr>
-          <w:tblHeader w:val="false"/>
-        </w:trPr>
-        <w:tc>
-          <w:tcPr>
-            <w:tcW w:type="dxa" w:w="2246"/>
-            <w:shd w:fill="F6F8FB" w:val="clear"/>
-            <w:tcMar>
-              <w:top w:type="dxa" w:w="70"/>
-              <w:left w:type="dxa" w:w="100"/>
-              <w:bottom w:type="dxa" w:w="70"/>
-              <w:right w:type="dxa" w:w="100"/>
-            </w:tcMar>
-          </w:tcPr>
-          <w:p>
-            <w:pPr>
-              <w:spacing w:after="0" w:line="260"/>
-            </w:pPr>
-            <w:r>
-              <w:rPr>
-                <w:rFonts w:ascii="Calibri" w:cs="Calibri" w:eastAsia="Calibri" w:hAnsi="Calibri"/>
-                <w:color w:val="1A1A2E"/>
-                <w:sz w:val="19"/>
-                <w:szCs w:val="19"/>
-              </w:rPr>
-              <w:t xml:space="preserve">Ni-MOF-74</w:t>
-            </w:r>
-          </w:p>
-        </w:tc>
-        <w:tc>
-          <w:tcPr>
-            <w:tcW w:type="dxa" w:w="936"/>
-            <w:shd w:fill="F6F8FB" w:val="clear"/>
-            <w:tcMar>
-              <w:top w:type="dxa" w:w="70"/>
-              <w:left w:type="dxa" w:w="100"/>
-              <w:bottom w:type="dxa" w:w="70"/>
-              <w:right w:type="dxa" w:w="100"/>
-            </w:tcMar>
-          </w:tcPr>
-          <w:p>
-            <w:pPr>
-              <w:spacing w:after="0" w:line="260"/>
-            </w:pPr>
-            <w:r>
-              <w:rPr>
-                <w:rFonts w:ascii="Calibri" w:cs="Calibri" w:eastAsia="Calibri" w:hAnsi="Calibri"/>
-                <w:color w:val="1A1A2E"/>
-                <w:sz w:val="19"/>
-                <w:szCs w:val="19"/>
-              </w:rPr>
-              <w:t xml:space="preserve">Ni</w:t>
-            </w:r>
-          </w:p>
-        </w:tc>
-        <w:tc>
-          <w:tcPr>
-            <w:tcW w:type="dxa" w:w="1030"/>
-            <w:shd w:fill="F6F8FB" w:val="clear"/>
-            <w:tcMar>
-              <w:top w:type="dxa" w:w="70"/>
-              <w:left w:type="dxa" w:w="100"/>
-              <w:bottom w:type="dxa" w:w="70"/>
-              <w:right w:type="dxa" w:w="100"/>
-            </w:tcMar>
-          </w:tcPr>
-          <w:p>
-            <w:pPr>
-              <w:spacing w:after="0" w:line="260"/>
-            </w:pPr>
-            <w:r>
-              <w:rPr>
-                <w:rFonts w:ascii="Calibri" w:cs="Calibri" w:eastAsia="Calibri" w:hAnsi="Calibri"/>
-                <w:color w:val="1A1A2E"/>
-                <w:sz w:val="19"/>
-                <w:szCs w:val="19"/>
-              </w:rPr>
-              <w:t xml:space="preserve">5184</w:t>
-            </w:r>
-          </w:p>
-        </w:tc>
-        <w:tc>
-          <w:tcPr>
-            <w:tcW w:type="dxa" w:w="1217"/>
-            <w:shd w:fill="F6F8FB" w:val="clear"/>
-            <w:tcMar>
-              <w:top w:type="dxa" w:w="70"/>
-              <w:left w:type="dxa" w:w="100"/>
-              <w:bottom w:type="dxa" w:w="70"/>
-              <w:right w:type="dxa" w:w="100"/>
-            </w:tcMar>
-          </w:tcPr>
-          <w:p>
-            <w:pPr>
-              <w:spacing w:after="0" w:line="260"/>
-            </w:pPr>
-            <w:r>
-              <w:rPr>
-                <w:rFonts w:ascii="Calibri" w:cs="Calibri" w:eastAsia="Calibri" w:hAnsi="Calibri"/>
-                <w:color w:val="1A1A2E"/>
-                <w:sz w:val="19"/>
-                <w:szCs w:val="19"/>
-              </w:rPr>
-              <w:t xml:space="preserve">38</w:t>
-            </w:r>
-          </w:p>
-        </w:tc>
-        <w:tc>
-          <w:tcPr>
-            <w:tcW w:type="dxa" w:w="1966"/>
-            <w:shd w:fill="F6F8FB" w:val="clear"/>
-            <w:tcMar>
-              <w:top w:type="dxa" w:w="70"/>
-              <w:left w:type="dxa" w:w="100"/>
-              <w:bottom w:type="dxa" w:w="70"/>
-              <w:right w:type="dxa" w:w="100"/>
-            </w:tcMar>
-          </w:tcPr>
-          <w:p>
-            <w:pPr>
-              <w:spacing w:after="0" w:line="260"/>
-            </w:pPr>
-            <w:r>
-              <w:rPr>
-                <w:rFonts w:ascii="Calibri" w:cs="Calibri" w:eastAsia="Calibri" w:hAnsi="Calibri"/>
-                <w:color w:val="1A1A2E"/>
-                <w:sz w:val="19"/>
-                <w:szCs w:val="19"/>
-              </w:rPr>
-              <w:t xml:space="preserve">0.835 ± 0.057</w:t>
-            </w:r>
-          </w:p>
-        </w:tc>
-        <w:tc>
-          <w:tcPr>
-            <w:tcW w:type="dxa" w:w="1965"/>
-            <w:shd w:fill="F6F8FB" w:val="clear"/>
-            <w:tcMar>
-              <w:top w:type="dxa" w:w="70"/>
-              <w:left w:type="dxa" w:w="100"/>
-              <w:bottom w:type="dxa" w:w="70"/>
-              <w:right w:type="dxa" w:w="100"/>
-            </w:tcMar>
-          </w:tcPr>
-          <w:p>
-            <w:pPr>
-              <w:spacing w:after="0" w:line="260"/>
-            </w:pPr>
-            <w:r>
-              <w:rPr>
-                <w:rFonts w:ascii="Calibri" w:cs="Calibri" w:eastAsia="Calibri" w:hAnsi="Calibri"/>
-                <w:color w:val="1A1A2E"/>
-                <w:sz w:val="19"/>
-                <w:szCs w:val="19"/>
-              </w:rPr>
-              <w:t xml:space="preserve">in band</w:t>
-            </w:r>
-          </w:p>
-        </w:tc>
-      </w:tr>
-      <w:tr>
-        <w:trPr>
-          <w:tblHeader w:val="false"/>
-        </w:trPr>
-        <w:tc>
-          <w:tcPr>
-            <w:tcW w:type="dxa" w:w="2246"/>
-            <w:shd w:fill="FFFFFF" w:val="clear"/>
-            <w:tcMar>
-              <w:top w:type="dxa" w:w="70"/>
-              <w:left w:type="dxa" w:w="100"/>
-              <w:bottom w:type="dxa" w:w="70"/>
-              <w:right w:type="dxa" w:w="100"/>
-            </w:tcMar>
-          </w:tcPr>
-          <w:p>
-            <w:pPr>
-              <w:spacing w:after="0" w:line="260"/>
-            </w:pPr>
+              <w:t xml:space="preserve">graph size, </w:t>
+            </w:r>
             <w:r>
               <w:rPr>
                 <w:rFonts w:ascii="Calibri" w:cs="Calibri" w:eastAsia="Calibri" w:hAnsi="Calibri"/>
@@ -8770,92 +8982,14 @@
                 <w:sz w:val="19"/>
                 <w:szCs w:val="19"/>
               </w:rPr>
-              <w:t xml:space="preserve">IRMOF-1 (MOF-5)</w:t>
-            </w:r>
-          </w:p>
-        </w:tc>
-        <w:tc>
-          <w:tcPr>
-            <w:tcW w:type="dxa" w:w="936"/>
-            <w:shd w:fill="FFFFFF" w:val="clear"/>
-            <w:tcMar>
-              <w:top w:type="dxa" w:w="70"/>
-              <w:left w:type="dxa" w:w="100"/>
-              <w:bottom w:type="dxa" w:w="70"/>
-              <w:right w:type="dxa" w:w="100"/>
-            </w:tcMar>
-          </w:tcPr>
-          <w:p>
-            <w:pPr>
-              <w:spacing w:after="0" w:line="260"/>
-            </w:pPr>
-            <w:r>
-              <w:rPr>
-                <w:rFonts w:ascii="Calibri" w:cs="Calibri" w:eastAsia="Calibri" w:hAnsi="Calibri"/>
-                <w:color w:val="1A1A2E"/>
-                <w:sz w:val="19"/>
-                <w:szCs w:val="19"/>
-              </w:rPr>
-              <w:t xml:space="preserve">Zn</w:t>
-            </w:r>
-          </w:p>
-        </w:tc>
-        <w:tc>
-          <w:tcPr>
-            <w:tcW w:type="dxa" w:w="1030"/>
-            <w:shd w:fill="FFFFFF" w:val="clear"/>
-            <w:tcMar>
-              <w:top w:type="dxa" w:w="70"/>
-              <w:left w:type="dxa" w:w="100"/>
-              <w:bottom w:type="dxa" w:w="70"/>
-              <w:right w:type="dxa" w:w="100"/>
-            </w:tcMar>
-          </w:tcPr>
-          <w:p>
-            <w:pPr>
-              <w:spacing w:after="0" w:line="260"/>
-            </w:pPr>
-            <w:r>
-              <w:rPr>
-                <w:rFonts w:ascii="Calibri" w:cs="Calibri" w:eastAsia="Calibri" w:hAnsi="Calibri"/>
-                <w:color w:val="1A1A2E"/>
-                <w:sz w:val="19"/>
-                <w:szCs w:val="19"/>
-              </w:rPr>
-              <w:t xml:space="preserve">3392</w:t>
-            </w:r>
-          </w:p>
-        </w:tc>
-        <w:tc>
-          <w:tcPr>
-            <w:tcW w:type="dxa" w:w="1217"/>
-            <w:shd w:fill="FFFFFF" w:val="clear"/>
-            <w:tcMar>
-              <w:top w:type="dxa" w:w="70"/>
-              <w:left w:type="dxa" w:w="100"/>
-              <w:bottom w:type="dxa" w:w="70"/>
-              <w:right w:type="dxa" w:w="100"/>
-            </w:tcMar>
-          </w:tcPr>
-          <w:p>
-            <w:pPr>
-              <w:spacing w:after="0" w:line="260"/>
-            </w:pPr>
-            <w:r>
-              <w:rPr>
-                <w:rFonts w:ascii="Calibri" w:cs="Calibri" w:eastAsia="Calibri" w:hAnsi="Calibri"/>
-                <w:color w:val="1A1A2E"/>
-                <w:sz w:val="19"/>
-                <w:szCs w:val="19"/>
-              </w:rPr>
-              <w:t xml:space="preserve">56</w:t>
-            </w:r>
-          </w:p>
-        </w:tc>
-        <w:tc>
-          <w:tcPr>
-            <w:tcW w:type="dxa" w:w="1966"/>
-            <w:shd w:fill="FFFFFF" w:val="clear"/>
+              <w:t xml:space="preserve">controlling for pore diameter</w:t>
+            </w:r>
+          </w:p>
+        </w:tc>
+        <w:tc>
+          <w:tcPr>
+            <w:tcW w:type="dxa" w:w="3931"/>
+            <w:shd w:fill="F6F8FB" w:val="clear"/>
             <w:tcMar>
               <w:top w:type="dxa" w:w="70"/>
               <w:left w:type="dxa" w:w="100"/>
@@ -8876,202 +9010,16 @@
                 <w:sz w:val="19"/>
                 <w:szCs w:val="19"/>
               </w:rPr>
-              <w:t xml:space="preserve">0.375 ± 0.064</w:t>
-            </w:r>
-          </w:p>
-        </w:tc>
-        <w:tc>
-          <w:tcPr>
-            <w:tcW w:type="dxa" w:w="1965"/>
-            <w:shd w:fill="FFFFFF" w:val="clear"/>
-            <w:tcMar>
-              <w:top w:type="dxa" w:w="70"/>
-              <w:left w:type="dxa" w:w="100"/>
-              <w:bottom w:type="dxa" w:w="70"/>
-              <w:right w:type="dxa" w:w="100"/>
-            </w:tcMar>
-          </w:tcPr>
-          <w:p>
-            <w:pPr>
-              <w:spacing w:after="0" w:line="260"/>
-            </w:pPr>
-            <w:r>
-              <w:rPr>
-                <w:rFonts w:ascii="Calibri" w:cs="Calibri" w:eastAsia="Calibri" w:hAnsi="Calibri"/>
-                <w:b/>
-                <w:bCs/>
-                <w:color w:val="1A1A2E"/>
-                <w:sz w:val="19"/>
-                <w:szCs w:val="19"/>
-              </w:rPr>
-              <w:t xml:space="preserve">outside</w:t>
-            </w:r>
-          </w:p>
-        </w:tc>
-      </w:tr>
-      <w:tr>
-        <w:trPr>
-          <w:tblHeader w:val="false"/>
-        </w:trPr>
-        <w:tc>
-          <w:tcPr>
-            <w:tcW w:type="dxa" w:w="2246"/>
-            <w:shd w:fill="F6F8FB" w:val="clear"/>
-            <w:tcMar>
-              <w:top w:type="dxa" w:w="70"/>
-              <w:left w:type="dxa" w:w="100"/>
-              <w:bottom w:type="dxa" w:w="70"/>
-              <w:right w:type="dxa" w:w="100"/>
-            </w:tcMar>
-          </w:tcPr>
-          <w:p>
-            <w:pPr>
-              <w:spacing w:after="0" w:line="260"/>
-            </w:pPr>
-            <w:r>
-              <w:rPr>
-                <w:rFonts w:ascii="Calibri" w:cs="Calibri" w:eastAsia="Calibri" w:hAnsi="Calibri"/>
-                <w:b/>
-                <w:bCs/>
-                <w:color w:val="1A1A2E"/>
-                <w:sz w:val="19"/>
-                <w:szCs w:val="19"/>
-              </w:rPr>
-              <w:t xml:space="preserve">UMCM-1</w:t>
-            </w:r>
-          </w:p>
-        </w:tc>
-        <w:tc>
-          <w:tcPr>
-            <w:tcW w:type="dxa" w:w="936"/>
-            <w:shd w:fill="F6F8FB" w:val="clear"/>
-            <w:tcMar>
-              <w:top w:type="dxa" w:w="70"/>
-              <w:left w:type="dxa" w:w="100"/>
-              <w:bottom w:type="dxa" w:w="70"/>
-              <w:right w:type="dxa" w:w="100"/>
-            </w:tcMar>
-          </w:tcPr>
-          <w:p>
-            <w:pPr>
-              <w:spacing w:after="0" w:line="260"/>
-            </w:pPr>
-            <w:r>
-              <w:rPr>
-                <w:rFonts w:ascii="Calibri" w:cs="Calibri" w:eastAsia="Calibri" w:hAnsi="Calibri"/>
-                <w:color w:val="1A1A2E"/>
-                <w:sz w:val="19"/>
-                <w:szCs w:val="19"/>
-              </w:rPr>
-              <w:t xml:space="preserve">Zn</w:t>
-            </w:r>
-          </w:p>
-        </w:tc>
-        <w:tc>
-          <w:tcPr>
-            <w:tcW w:type="dxa" w:w="1030"/>
-            <w:shd w:fill="F6F8FB" w:val="clear"/>
-            <w:tcMar>
-              <w:top w:type="dxa" w:w="70"/>
-              <w:left w:type="dxa" w:w="100"/>
-              <w:bottom w:type="dxa" w:w="70"/>
-              <w:right w:type="dxa" w:w="100"/>
-            </w:tcMar>
-          </w:tcPr>
-          <w:p>
-            <w:pPr>
-              <w:spacing w:after="0" w:line="260"/>
-            </w:pPr>
-            <w:r>
-              <w:rPr>
-                <w:rFonts w:ascii="Calibri" w:cs="Calibri" w:eastAsia="Calibri" w:hAnsi="Calibri"/>
-                <w:color w:val="1A1A2E"/>
-                <w:sz w:val="19"/>
-                <w:szCs w:val="19"/>
-              </w:rPr>
-              <w:t xml:space="preserve">6120</w:t>
-            </w:r>
-          </w:p>
-        </w:tc>
-        <w:tc>
-          <w:tcPr>
-            <w:tcW w:type="dxa" w:w="1217"/>
-            <w:shd w:fill="F6F8FB" w:val="clear"/>
-            <w:tcMar>
-              <w:top w:type="dxa" w:w="70"/>
-              <w:left w:type="dxa" w:w="100"/>
-              <w:bottom w:type="dxa" w:w="70"/>
-              <w:right w:type="dxa" w:w="100"/>
-            </w:tcMar>
-          </w:tcPr>
-          <w:p>
-            <w:pPr>
-              <w:spacing w:after="0" w:line="260"/>
-            </w:pPr>
-            <w:r>
-              <w:rPr>
-                <w:rFonts w:ascii="Calibri" w:cs="Calibri" w:eastAsia="Calibri" w:hAnsi="Calibri"/>
-                <w:color w:val="1A1A2E"/>
-                <w:sz w:val="19"/>
-                <w:szCs w:val="19"/>
-              </w:rPr>
-              <w:t xml:space="preserve">63</w:t>
-            </w:r>
-          </w:p>
-        </w:tc>
-        <w:tc>
-          <w:tcPr>
-            <w:tcW w:type="dxa" w:w="1966"/>
-            <w:shd w:fill="F6F8FB" w:val="clear"/>
-            <w:tcMar>
-              <w:top w:type="dxa" w:w="70"/>
-              <w:left w:type="dxa" w:w="100"/>
-              <w:bottom w:type="dxa" w:w="70"/>
-              <w:right w:type="dxa" w:w="100"/>
-            </w:tcMar>
-          </w:tcPr>
-          <w:p>
-            <w:pPr>
-              <w:spacing w:after="0" w:line="260"/>
-            </w:pPr>
-            <w:r>
-              <w:rPr>
-                <w:rFonts w:ascii="Calibri" w:cs="Calibri" w:eastAsia="Calibri" w:hAnsi="Calibri"/>
-                <w:b/>
-                <w:bCs/>
-                <w:color w:val="1A1A2E"/>
-                <w:sz w:val="19"/>
-                <w:szCs w:val="19"/>
-              </w:rPr>
-              <w:t xml:space="preserve">0.203 ± 0.028</w:t>
-            </w:r>
-          </w:p>
-        </w:tc>
-        <w:tc>
-          <w:tcPr>
-            <w:tcW w:type="dxa" w:w="1965"/>
-            <w:shd w:fill="F6F8FB" w:val="clear"/>
-            <w:tcMar>
-              <w:top w:type="dxa" w:w="70"/>
-              <w:left w:type="dxa" w:w="100"/>
-              <w:bottom w:type="dxa" w:w="70"/>
-              <w:right w:type="dxa" w:w="100"/>
-            </w:tcMar>
-          </w:tcPr>
-          <w:p>
-            <w:pPr>
-              <w:spacing w:after="0" w:line="260"/>
-            </w:pPr>
-            <w:r>
-              <w:rPr>
-                <w:rFonts w:ascii="Calibri" w:cs="Calibri" w:eastAsia="Calibri" w:hAnsi="Calibri"/>
-                <w:b/>
-                <w:bCs/>
-                <w:color w:val="1A1A2E"/>
-                <w:sz w:val="19"/>
-                <w:szCs w:val="19"/>
-              </w:rPr>
-              <w:t xml:space="preserve">outside</w:t>
+              <w:t xml:space="preserve">+0.384</w:t>
+            </w:r>
+            <w:r>
+              <w:rPr>
+                <w:rFonts w:ascii="Calibri" w:cs="Calibri" w:eastAsia="Calibri" w:hAnsi="Calibri"/>
+                <w:color w:val="1A1A2E"/>
+                <w:sz w:val="19"/>
+                <w:szCs w:val="19"/>
+              </w:rPr>
+              <w:t xml:space="preserve"> — survives</w:t>
             </w:r>
           </w:p>
         </w:tc>
@@ -9081,37 +9029,6 @@
       <w:pPr>
         <w:spacing w:after="190"/>
       </w:pPr>
-    </w:p>
-    <w:p>
-      <w:pPr>
-        <w:pStyle w:val="Heading2"/>
-        <w:spacing w:after="120" w:before="280"/>
-      </w:pPr>
-      <w:r>
-        <w:rPr>
-          <w:rFonts w:ascii="Calibri" w:cs="Calibri" w:eastAsia="Calibri" w:hAnsi="Calibri"/>
-          <w:b/>
-          <w:bCs/>
-          <w:color w:val="1A1A2E"/>
-          <w:sz w:val="26"/>
-          <w:szCs w:val="26"/>
-        </w:rPr>
-        <w:t xml:space="preserve">8.1 · Two different things get called "the band"</w:t>
-      </w:r>
-    </w:p>
-    <w:p>
-      <w:pPr>
-        <w:spacing w:after="130" w:before="0" w:line="300"/>
-      </w:pPr>
-      <w:r>
-        <w:rPr>
-          <w:rFonts w:ascii="Calibri" w:cs="Calibri" w:eastAsia="Calibri" w:hAnsi="Calibri"/>
-          <w:color w:val="1A1A2E"/>
-          <w:sz w:val="21"/>
-          <w:szCs w:val="21"/>
-        </w:rPr>
-        <w:t xml:space="preserve">The word "band" is used loosely for two distinct constructions, and testing both revealed that only one of them works as a membership test. Reporting both — including the one that fails — is the honest presentation.</w:t>
-      </w:r>
     </w:p>
     <w:tbl>
       <w:tblPr>
@@ -9126,9 +9043,8 @@
         </w:tblBorders>
       </w:tblPr>
       <w:tblGrid>
-        <w:gridCol w:w="1872"/>
+        <w:gridCol w:w="5803"/>
         <w:gridCol w:w="3557"/>
-        <w:gridCol w:w="3931"/>
       </w:tblGrid>
       <w:tr>
         <w:trPr>
@@ -9136,7 +9052,7 @@
         </w:trPr>
         <w:tc>
           <w:tcPr>
-            <w:tcW w:type="dxa" w:w="1872"/>
+            <w:tcW w:type="dxa" w:w="5803"/>
             <w:shd w:fill="1F5FA8" w:val="clear"/>
             <w:tcMar>
               <w:top w:type="dxa" w:w="70"/>
@@ -9158,7 +9074,7 @@
                 <w:sz w:val="18"/>
                 <w:szCs w:val="18"/>
               </w:rPr>
-              <w:t xml:space="preserve">Version</w:t>
+              <w:t xml:space="preserve">Linear model of Δα</w:t>
             </w:r>
           </w:p>
         </w:tc>
@@ -9186,35 +9102,7 @@
                 <w:sz w:val="18"/>
                 <w:szCs w:val="18"/>
               </w:rPr>
-              <w:t xml:space="preserve">What it is</w:t>
-            </w:r>
-          </w:p>
-        </w:tc>
-        <w:tc>
-          <w:tcPr>
-            <w:tcW w:type="dxa" w:w="3931"/>
-            <w:shd w:fill="1F5FA8" w:val="clear"/>
-            <w:tcMar>
-              <w:top w:type="dxa" w:w="70"/>
-              <w:left w:type="dxa" w:w="100"/>
-              <w:bottom w:type="dxa" w:w="70"/>
-              <w:right w:type="dxa" w:w="100"/>
-            </w:tcMar>
-          </w:tcPr>
-          <w:p>
-            <w:pPr>
-              <w:spacing w:after="0" w:line="260"/>
-            </w:pPr>
-            <w:r>
-              <w:rPr>
-                <w:rFonts w:ascii="Calibri" w:cs="Calibri" w:eastAsia="Calibri" w:hAnsi="Calibri"/>
-                <w:b/>
-                <w:bCs/>
-                <w:color w:val="FFFFFF"/>
-                <w:sz w:val="18"/>
-                <w:szCs w:val="18"/>
-              </w:rPr>
-              <w:t xml:space="preserve">Does it discriminate?</w:t>
+              <w:t xml:space="preserve">R²</w:t>
             </w:r>
           </w:p>
         </w:tc>
@@ -9225,7 +9113,7 @@
         </w:trPr>
         <w:tc>
           <w:tcPr>
-            <w:tcW w:type="dxa" w:w="1872"/>
+            <w:tcW w:type="dxa" w:w="5803"/>
             <w:shd w:fill="FFFFFF" w:val="clear"/>
             <w:tcMar>
               <w:top w:type="dxa" w:w="70"/>
@@ -9241,22 +9129,11 @@
             <w:r>
               <w:rPr>
                 <w:rFonts w:ascii="Calibri" w:cs="Calibri" w:eastAsia="Calibri" w:hAnsi="Calibri"/>
-                <w:b/>
-                <w:bCs/>
-                <w:color w:val="1A1A2E"/>
-                <w:sz w:val="19"/>
-                <w:szCs w:val="19"/>
-              </w:rPr>
-              <w:t xml:space="preserve">Δα band</w:t>
-            </w:r>
-            <w:r>
-              <w:rPr>
-                <w:rFonts w:ascii="Calibri" w:cs="Calibri" w:eastAsia="Calibri" w:hAnsi="Calibri"/>
-                <w:color w:val="1A1A2E"/>
-                <w:sz w:val="19"/>
-                <w:szCs w:val="19"/>
-              </w:rPr>
-              <w:t xml:space="preserve"> (1-D)</w:t>
+                <w:color w:val="1A1A2E"/>
+                <w:sz w:val="19"/>
+                <w:szCs w:val="19"/>
+              </w:rPr>
+              <w:t xml:space="preserve">graph size alone</w:t>
             </w:r>
           </w:p>
         </w:tc>
@@ -9282,64 +9159,7 @@
                 <w:sz w:val="19"/>
                 <w:szCs w:val="19"/>
               </w:rPr>
-              <w:t xml:space="preserve">The range of spectrum </w:t>
-            </w:r>
-            <w:r>
-              <w:rPr>
-                <w:rFonts w:ascii="Calibri" w:cs="Calibri" w:eastAsia="Calibri" w:hAnsi="Calibri"/>
-                <w:i/>
-                <w:iCs/>
-                <w:color w:val="1A1A2E"/>
-                <w:sz w:val="19"/>
-                <w:szCs w:val="19"/>
-              </w:rPr>
-              <w:t xml:space="preserve">widths</w:t>
-            </w:r>
-            <w:r>
-              <w:rPr>
-                <w:rFonts w:ascii="Calibri" w:cs="Calibri" w:eastAsia="Calibri" w:hAnsi="Calibri"/>
-                <w:color w:val="1A1A2E"/>
-                <w:sz w:val="19"/>
-                <w:szCs w:val="19"/>
-              </w:rPr>
-              <w:t xml:space="preserve"> spanned by the group</w:t>
-            </w:r>
-          </w:p>
-        </w:tc>
-        <w:tc>
-          <w:tcPr>
-            <w:tcW w:type="dxa" w:w="3931"/>
-            <w:shd w:fill="FFFFFF" w:val="clear"/>
-            <w:tcMar>
-              <w:top w:type="dxa" w:w="70"/>
-              <w:left w:type="dxa" w:w="100"/>
-              <w:bottom w:type="dxa" w:w="70"/>
-              <w:right w:type="dxa" w:w="100"/>
-            </w:tcMar>
-          </w:tcPr>
-          <w:p>
-            <w:pPr>
-              <w:spacing w:after="0" w:line="260"/>
-            </w:pPr>
-            <w:r>
-              <w:rPr>
-                <w:rFonts w:ascii="Calibri" w:cs="Calibri" w:eastAsia="Calibri" w:hAnsi="Calibri"/>
-                <w:b/>
-                <w:bCs/>
-                <w:color w:val="1A1A2E"/>
-                <w:sz w:val="19"/>
-                <w:szCs w:val="19"/>
-              </w:rPr>
-              <w:t xml:space="preserve">Yes.</w:t>
-            </w:r>
-            <w:r>
-              <w:rPr>
-                <w:rFonts w:ascii="Calibri" w:cs="Calibri" w:eastAsia="Calibri" w:hAnsi="Calibri"/>
-                <w:color w:val="1A1A2E"/>
-                <w:sz w:val="19"/>
-                <w:szCs w:val="19"/>
-              </w:rPr>
-              <w:t xml:space="preserve"> Held out and re-tested, all 8 frameworks are classified correctly</w:t>
+              <w:t xml:space="preserve">0.237</w:t>
             </w:r>
           </w:p>
         </w:tc>
@@ -9350,7 +9170,121 @@
         </w:trPr>
         <w:tc>
           <w:tcPr>
-            <w:tcW w:type="dxa" w:w="1872"/>
+            <w:tcW w:type="dxa" w:w="5803"/>
+            <w:shd w:fill="F6F8FB" w:val="clear"/>
+            <w:tcMar>
+              <w:top w:type="dxa" w:w="70"/>
+              <w:left w:type="dxa" w:w="100"/>
+              <w:bottom w:type="dxa" w:w="70"/>
+              <w:right w:type="dxa" w:w="100"/>
+            </w:tcMar>
+          </w:tcPr>
+          <w:p>
+            <w:pPr>
+              <w:spacing w:after="0" w:line="260"/>
+            </w:pPr>
+            <w:r>
+              <w:rPr>
+                <w:rFonts w:ascii="Calibri" w:cs="Calibri" w:eastAsia="Calibri" w:hAnsi="Calibri"/>
+                <w:color w:val="1A1A2E"/>
+                <w:sz w:val="19"/>
+                <w:szCs w:val="19"/>
+              </w:rPr>
+              <w:t xml:space="preserve">pore diameter alone</w:t>
+            </w:r>
+          </w:p>
+        </w:tc>
+        <w:tc>
+          <w:tcPr>
+            <w:tcW w:type="dxa" w:w="3557"/>
+            <w:shd w:fill="F6F8FB" w:val="clear"/>
+            <w:tcMar>
+              <w:top w:type="dxa" w:w="70"/>
+              <w:left w:type="dxa" w:w="100"/>
+              <w:bottom w:type="dxa" w:w="70"/>
+              <w:right w:type="dxa" w:w="100"/>
+            </w:tcMar>
+          </w:tcPr>
+          <w:p>
+            <w:pPr>
+              <w:spacing w:after="0" w:line="260"/>
+            </w:pPr>
+            <w:r>
+              <w:rPr>
+                <w:rFonts w:ascii="Calibri" w:cs="Calibri" w:eastAsia="Calibri" w:hAnsi="Calibri"/>
+                <w:color w:val="1A1A2E"/>
+                <w:sz w:val="19"/>
+                <w:szCs w:val="19"/>
+              </w:rPr>
+              <w:t xml:space="preserve">0.109</w:t>
+            </w:r>
+          </w:p>
+        </w:tc>
+      </w:tr>
+      <w:tr>
+        <w:trPr>
+          <w:tblHeader w:val="false"/>
+        </w:trPr>
+        <w:tc>
+          <w:tcPr>
+            <w:tcW w:type="dxa" w:w="5803"/>
+            <w:shd w:fill="FFFFFF" w:val="clear"/>
+            <w:tcMar>
+              <w:top w:type="dxa" w:w="70"/>
+              <w:left w:type="dxa" w:w="100"/>
+              <w:bottom w:type="dxa" w:w="70"/>
+              <w:right w:type="dxa" w:w="100"/>
+            </w:tcMar>
+          </w:tcPr>
+          <w:p>
+            <w:pPr>
+              <w:spacing w:after="0" w:line="260"/>
+            </w:pPr>
+            <w:r>
+              <w:rPr>
+                <w:rFonts w:ascii="Calibri" w:cs="Calibri" w:eastAsia="Calibri" w:hAnsi="Calibri"/>
+                <w:color w:val="1A1A2E"/>
+                <w:sz w:val="19"/>
+                <w:szCs w:val="19"/>
+              </w:rPr>
+              <w:t xml:space="preserve">both together</w:t>
+            </w:r>
+          </w:p>
+        </w:tc>
+        <w:tc>
+          <w:tcPr>
+            <w:tcW w:type="dxa" w:w="3557"/>
+            <w:shd w:fill="FFFFFF" w:val="clear"/>
+            <w:tcMar>
+              <w:top w:type="dxa" w:w="70"/>
+              <w:left w:type="dxa" w:w="100"/>
+              <w:bottom w:type="dxa" w:w="70"/>
+              <w:right w:type="dxa" w:w="100"/>
+            </w:tcMar>
+          </w:tcPr>
+          <w:p>
+            <w:pPr>
+              <w:spacing w:after="0" w:line="260"/>
+            </w:pPr>
+            <w:r>
+              <w:rPr>
+                <w:rFonts w:ascii="Calibri" w:cs="Calibri" w:eastAsia="Calibri" w:hAnsi="Calibri"/>
+                <w:color w:val="1A1A2E"/>
+                <w:sz w:val="19"/>
+                <w:szCs w:val="19"/>
+              </w:rPr>
+              <w:t xml:space="preserve">0.240</w:t>
+            </w:r>
+          </w:p>
+        </w:tc>
+      </w:tr>
+      <w:tr>
+        <w:trPr>
+          <w:tblHeader w:val="false"/>
+        </w:trPr>
+        <w:tc>
+          <w:tcPr>
+            <w:tcW w:type="dxa" w:w="5803"/>
             <w:shd w:fill="F6F8FB" w:val="clear"/>
             <w:tcMar>
               <w:top w:type="dxa" w:w="70"/>
@@ -9372,16 +9306,7 @@
                 <w:sz w:val="19"/>
                 <w:szCs w:val="19"/>
               </w:rPr>
-              <w:t xml:space="preserve">f(α) envelope</w:t>
-            </w:r>
-            <w:r>
-              <w:rPr>
-                <w:rFonts w:ascii="Calibri" w:cs="Calibri" w:eastAsia="Calibri" w:hAnsi="Calibri"/>
-                <w:color w:val="1A1A2E"/>
-                <w:sz w:val="19"/>
-                <w:szCs w:val="19"/>
-              </w:rPr>
-              <w:t xml:space="preserve"> (2-D)</w:t>
+              <w:t xml:space="preserve">what pore diameter adds over size</w:t>
             </w:r>
           </w:p>
         </w:tc>
@@ -9403,48 +9328,13 @@
             <w:r>
               <w:rPr>
                 <w:rFonts w:ascii="Calibri" w:cs="Calibri" w:eastAsia="Calibri" w:hAnsi="Calibri"/>
-                <w:color w:val="1A1A2E"/>
-                <w:sz w:val="19"/>
-                <w:szCs w:val="19"/>
-              </w:rPr>
-              <w:t xml:space="preserve">Shade between the highest and lowest curve; score what fraction of a candidate lies inside</w:t>
-            </w:r>
-          </w:p>
-        </w:tc>
-        <w:tc>
-          <w:tcPr>
-            <w:tcW w:type="dxa" w:w="3931"/>
-            <w:shd w:fill="F6F8FB" w:val="clear"/>
-            <w:tcMar>
-              <w:top w:type="dxa" w:w="70"/>
-              <w:left w:type="dxa" w:w="100"/>
-              <w:bottom w:type="dxa" w:w="70"/>
-              <w:right w:type="dxa" w:w="100"/>
-            </w:tcMar>
-          </w:tcPr>
-          <w:p>
-            <w:pPr>
-              <w:spacing w:after="0" w:line="260"/>
-            </w:pPr>
-            <w:r>
-              <w:rPr>
-                <w:rFonts w:ascii="Calibri" w:cs="Calibri" w:eastAsia="Calibri" w:hAnsi="Calibri"/>
                 <w:b/>
                 <w:bCs/>
                 <w:color w:val="1A1A2E"/>
                 <w:sz w:val="19"/>
                 <w:szCs w:val="19"/>
               </w:rPr>
-              <w:t xml:space="preserve">No.</w:t>
-            </w:r>
-            <w:r>
-              <w:rPr>
-                <w:rFonts w:ascii="Calibri" w:cs="Calibri" w:eastAsia="Calibri" w:hAnsi="Calibri"/>
-                <w:color w:val="1A1A2E"/>
-                <w:sz w:val="19"/>
-                <w:szCs w:val="19"/>
-              </w:rPr>
-              <w:t xml:space="preserve"> Held out, ZIF-8 (member) scores 0.0%; UMCM-1 (non-member) scores 44.7%</w:t>
+              <w:t xml:space="preserve">+0.002</w:t>
             </w:r>
           </w:p>
         </w:tc>
@@ -9454,40 +9344,6 @@
       <w:pPr>
         <w:spacing w:after="190"/>
       </w:pPr>
-    </w:p>
-    <w:p>
-      <w:pPr>
-        <w:spacing w:after="130" w:before="0" w:line="300"/>
-      </w:pPr>
-      <w:r>
-        <w:rPr>
-          <w:rFonts w:ascii="Calibri" w:cs="Calibri" w:eastAsia="Calibri" w:hAnsi="Calibri"/>
-          <w:color w:val="1A1A2E"/>
-          <w:sz w:val="21"/>
-          <w:szCs w:val="21"/>
-        </w:rPr>
-        <w:t xml:space="preserve">The failure is stark rather than marginal — a non-member scores more than forty points higher than a member. The reason is visible once the curves are plotted: the two narrow spectra are </w:t>
-      </w:r>
-      <w:r>
-        <w:rPr>
-          <w:rFonts w:ascii="Calibri" w:cs="Calibri" w:eastAsia="Calibri" w:hAnsi="Calibri"/>
-          <w:b/>
-          <w:bCs/>
-          <w:color w:val="1A1A2E"/>
-          <w:sz w:val="21"/>
-          <w:szCs w:val="21"/>
-        </w:rPr>
-        <w:t xml:space="preserve">short arcs sitting inside the wide group's α range but far below it in f(α)</w:t>
-      </w:r>
-      <w:r>
-        <w:rPr>
-          <w:rFonts w:ascii="Calibri" w:cs="Calibri" w:eastAsia="Calibri" w:hAnsi="Calibri"/>
-          <w:color w:val="1A1A2E"/>
-          <w:sz w:val="21"/>
-          <w:szCs w:val="21"/>
-        </w:rPr>
-        <w:t xml:space="preserve">. An envelope test therefore measures where a curve sits in α, not how wide it is — and width is the quantity that actually separates these frameworks.</w:t>
-      </w:r>
     </w:p>
     <w:p>
       <w:pPr>
@@ -9507,7 +9363,7 @@
           <w:sz w:val="20"/>
           <w:szCs w:val="20"/>
         </w:rPr>
-        <w:t xml:space="preserve">A measured negative result, not a hidden one</w:t>
+        <w:t xml:space="preserve">Retracted: "the band groups MOFs by pore architecture"</w:t>
       </w:r>
     </w:p>
     <w:p>
@@ -9526,8 +9382,18 @@
           <w:sz w:val="20"/>
           <w:szCs w:val="20"/>
         </w:rPr>
-        <w:t xml:space="preserve">A curve trivially lies inside a band it helped define, so the only meaningful test is to </w:t>
-      </w:r>
+        <w:t xml:space="preserve">The partial correlation collapses to roughly zero once graph size is held fixed, while graph size survives holding pore size fixed. Adding pore diameter to a model that already contains graph size buys about 0.002 of R².</w:t>
+      </w:r>
+    </w:p>
+    <w:p>
+      <w:pPr>
+        <w:pBdr>
+          <w:left w:val="single" w:color="E0A030" w:sz="18" w:space="8"/>
+        </w:pBdr>
+        <w:shd w:fill="FFF6E5" w:val="clear"/>
+        <w:spacing w:after="60" w:line="290"/>
+        <w:ind w:left="144"/>
+      </w:pPr>
       <w:r>
         <w:rPr>
           <w:rFonts w:ascii="Calibri" w:cs="Calibri" w:eastAsia="Calibri" w:hAnsi="Calibri"/>
@@ -9537,7 +9403,7 @@
           <w:sz w:val="20"/>
           <w:szCs w:val="20"/>
         </w:rPr>
-        <w:t xml:space="preserve">hold a framework out</w:t>
+        <w:t xml:space="preserve">Δα is tracking how many atoms are in the supercell</w:t>
       </w:r>
       <w:r>
         <w:rPr>
@@ -9546,7 +9412,43 @@
           <w:sz w:val="20"/>
           <w:szCs w:val="20"/>
         </w:rPr>
-        <w:t xml:space="preserve">, rebuild the band from the rest, and score it against that. Doing so is what exposed the failure.</w:t>
+        <w:t xml:space="preserve">, and supercell size is set by </w:t>
+      </w:r>
+      <w:r>
+        <w:rPr>
+          <w:rFonts w:ascii="Consolas" w:cs="Consolas" w:eastAsia="Consolas" w:hAnsi="Consolas"/>
+          <w:color w:val="B03060"/>
+          <w:sz w:val="18"/>
+          <w:szCs w:val="18"/>
+        </w:rPr>
+        <w:t xml:space="preserve">MIN_CELL_LENGTH</w:t>
+      </w:r>
+      <w:r>
+        <w:rPr>
+          <w:rFonts w:ascii="Calibri" w:cs="Calibri" w:eastAsia="Calibri" w:hAnsi="Calibri"/>
+          <w:color w:val="4A3800"/>
+          <w:sz w:val="20"/>
+          <w:szCs w:val="20"/>
+        </w:rPr>
+        <w:t xml:space="preserve"> and the </w:t>
+      </w:r>
+      <w:r>
+        <w:rPr>
+          <w:rFonts w:ascii="Consolas" w:cs="Consolas" w:eastAsia="Consolas" w:hAnsi="Consolas"/>
+          <w:color w:val="B03060"/>
+          <w:sz w:val="18"/>
+          <w:szCs w:val="18"/>
+        </w:rPr>
+        <w:t xml:space="preserve">MAX_ATOMS</w:t>
+      </w:r>
+      <w:r>
+        <w:rPr>
+          <w:rFonts w:ascii="Calibri" w:cs="Calibri" w:eastAsia="Calibri" w:hAnsi="Calibri"/>
+          <w:color w:val="4A3800"/>
+          <w:sz w:val="20"/>
+          <w:szCs w:val="20"/>
+        </w:rPr>
+        <w:t xml:space="preserve"> cap — computational parameters, not chemistry. This is the finite-size dependence flagged earlier, now measured across a whole dataset instead of three structures.</w:t>
       </w:r>
     </w:p>
     <w:p>
@@ -9565,229 +9467,8 @@
           <w:sz w:val="20"/>
           <w:szCs w:val="20"/>
         </w:rPr>
-        <w:t xml:space="preserve">The website (Section 15b) has a "hold out" button on every row so anyone can reproduce this in front of you. The 1-D Δα column beside it classifies all eight correctly.</w:t>
-      </w:r>
-    </w:p>
-    <w:p>
-      <w:pPr>
-        <w:pStyle w:val="Heading2"/>
-        <w:spacing w:after="120" w:before="280"/>
-      </w:pPr>
-      <w:r>
-        <w:rPr>
-          <w:rFonts w:ascii="Calibri" w:cs="Calibri" w:eastAsia="Calibri" w:hAnsi="Calibri"/>
-          <w:b/>
-          <w:bCs/>
-          <w:color w:val="1A1A2E"/>
-          <w:sz w:val="26"/>
-          <w:szCs w:val="26"/>
-        </w:rPr>
-        <w:t xml:space="preserve">8.2 · What the Δα band does establish</w:t>
-      </w:r>
-    </w:p>
-    <w:p>
-      <w:pPr>
-        <w:spacing w:after="130" w:before="0" w:line="300"/>
-      </w:pPr>
-      <w:r>
-        <w:rPr>
-          <w:rFonts w:ascii="Calibri" w:cs="Calibri" w:eastAsia="Calibri" w:hAnsi="Calibri"/>
-          <w:color w:val="1A1A2E"/>
-          <w:sz w:val="21"/>
-          <w:szCs w:val="21"/>
-        </w:rPr>
-        <w:t xml:space="preserve">Six of the eight frameworks land in a band spanning Δα = 0.835–0.941, and two fall far below it at 0.375 and 0.203. The gap between the two groups is </w:t>
-      </w:r>
-      <w:r>
-        <w:rPr>
-          <w:rFonts w:ascii="Calibri" w:cs="Calibri" w:eastAsia="Calibri" w:hAnsi="Calibri"/>
-          <w:b/>
-          <w:bCs/>
-          <w:color w:val="1A1A2E"/>
-          <w:sz w:val="21"/>
-          <w:szCs w:val="21"/>
-        </w:rPr>
-        <w:t xml:space="preserve">0.46 — roughly four times the 0.105 noise floor</w:t>
-      </w:r>
-      <w:r>
-        <w:rPr>
-          <w:rFonts w:ascii="Calibri" w:cs="Calibri" w:eastAsia="Calibri" w:hAnsi="Calibri"/>
-          <w:color w:val="1A1A2E"/>
-          <w:sz w:val="21"/>
-          <w:szCs w:val="21"/>
-        </w:rPr>
-        <w:t xml:space="preserve"> measured on provably identical structures. That margin is what makes the split a property of the frameworks rather than of the estimator.</w:t>
-      </w:r>
-    </w:p>
-    <w:p>
-      <w:pPr>
-        <w:spacing w:after="130" w:before="0" w:line="300"/>
-      </w:pPr>
-      <w:r>
-        <w:rPr>
-          <w:rFonts w:ascii="Calibri" w:cs="Calibri" w:eastAsia="Calibri" w:hAnsi="Calibri"/>
-          <w:color w:val="1A1A2E"/>
-          <w:sz w:val="21"/>
-          <w:szCs w:val="21"/>
-        </w:rPr>
-        <w:t xml:space="preserve">The six span </w:t>
-      </w:r>
-      <w:r>
-        <w:rPr>
-          <w:rFonts w:ascii="Calibri" w:cs="Calibri" w:eastAsia="Calibri" w:hAnsi="Calibri"/>
-          <w:b/>
-          <w:bCs/>
-          <w:color w:val="1A1A2E"/>
-          <w:sz w:val="21"/>
-          <w:szCs w:val="21"/>
-        </w:rPr>
-        <w:t xml:space="preserve">five different metals</w:t>
-      </w:r>
-      <w:r>
-        <w:rPr>
-          <w:rFonts w:ascii="Calibri" w:cs="Calibri" w:eastAsia="Calibri" w:hAnsi="Calibri"/>
-          <w:color w:val="1A1A2E"/>
-          <w:sz w:val="21"/>
-          <w:szCs w:val="21"/>
-        </w:rPr>
-        <w:t xml:space="preserve"> (Cu, Ni, Co, Mg, Zn) and two different binding chemistries — carboxylate for HKUST-1 and MOF-74, imidazolate for ZIF-8. So the grouping is </w:t>
-      </w:r>
-      <w:r>
-        <w:rPr>
-          <w:rFonts w:ascii="Calibri" w:cs="Calibri" w:eastAsia="Calibri" w:hAnsi="Calibri"/>
-          <w:b/>
-          <w:bCs/>
-          <w:color w:val="1A1A2E"/>
-          <w:sz w:val="21"/>
-          <w:szCs w:val="21"/>
-        </w:rPr>
-        <w:t xml:space="preserve">not</w:t>
-      </w:r>
-      <w:r>
-        <w:rPr>
-          <w:rFonts w:ascii="Calibri" w:cs="Calibri" w:eastAsia="Calibri" w:hAnsi="Calibri"/>
-          <w:color w:val="1A1A2E"/>
-          <w:sz w:val="21"/>
-          <w:szCs w:val="21"/>
-        </w:rPr>
-        <w:t xml:space="preserve"> by metal and </w:t>
-      </w:r>
-      <w:r>
-        <w:rPr>
-          <w:rFonts w:ascii="Calibri" w:cs="Calibri" w:eastAsia="Calibri" w:hAnsi="Calibri"/>
-          <w:b/>
-          <w:bCs/>
-          <w:color w:val="1A1A2E"/>
-          <w:sz w:val="21"/>
-          <w:szCs w:val="21"/>
-        </w:rPr>
-        <w:t xml:space="preserve">not</w:t>
-      </w:r>
-      <w:r>
-        <w:rPr>
-          <w:rFonts w:ascii="Calibri" w:cs="Calibri" w:eastAsia="Calibri" w:hAnsi="Calibri"/>
-          <w:color w:val="1A1A2E"/>
-          <w:sz w:val="21"/>
-          <w:szCs w:val="21"/>
-        </w:rPr>
-        <w:t xml:space="preserve"> by chemistry.</w:t>
-      </w:r>
-    </w:p>
-    <w:p>
-      <w:pPr>
-        <w:pStyle w:val="Heading2"/>
-        <w:spacing w:after="120" w:before="280"/>
-      </w:pPr>
-      <w:r>
-        <w:rPr>
-          <w:rFonts w:ascii="Calibri" w:cs="Calibri" w:eastAsia="Calibri" w:hAnsi="Calibri"/>
-          <w:b/>
-          <w:bCs/>
-          <w:color w:val="1A1A2E"/>
-          <w:sz w:val="26"/>
-          <w:szCs w:val="26"/>
-        </w:rPr>
-        <w:t xml:space="preserve">8.3 · What it actually measures</w:t>
-      </w:r>
-    </w:p>
-    <w:p>
-      <w:pPr>
-        <w:spacing w:after="130" w:before="0" w:line="300"/>
-      </w:pPr>
-      <w:r>
-        <w:rPr>
-          <w:rFonts w:ascii="Calibri" w:cs="Calibri" w:eastAsia="Calibri" w:hAnsi="Calibri"/>
-          <w:color w:val="1A1A2E"/>
-          <w:sz w:val="21"/>
-          <w:szCs w:val="21"/>
-        </w:rPr>
-        <w:t xml:space="preserve">Δα is the width of the singularity spectrum, and it measures how unevenly connectivity is distributed through the network — in physical terms, </w:t>
-      </w:r>
-      <w:r>
-        <w:rPr>
-          <w:rFonts w:ascii="Calibri" w:cs="Calibri" w:eastAsia="Calibri" w:hAnsi="Calibri"/>
-          <w:b/>
-          <w:bCs/>
-          <w:color w:val="1A1A2E"/>
-          <w:sz w:val="21"/>
-          <w:szCs w:val="21"/>
-        </w:rPr>
-        <w:t xml:space="preserve">how heterogeneous the pore architecture is</w:t>
-      </w:r>
-      <w:r>
-        <w:rPr>
-          <w:rFonts w:ascii="Calibri" w:cs="Calibri" w:eastAsia="Calibri" w:hAnsi="Calibri"/>
-          <w:color w:val="1A1A2E"/>
-          <w:sz w:val="21"/>
-          <w:szCs w:val="21"/>
-        </w:rPr>
-        <w:t xml:space="preserve">. A wide Δα means the framework has a structurally varied pore network; a narrow one means it is uniform.</w:t>
-      </w:r>
-    </w:p>
-    <w:p>
-      <w:pPr>
-        <w:spacing w:after="130" w:before="0" w:line="300"/>
-      </w:pPr>
-      <w:r>
-        <w:rPr>
-          <w:rFonts w:ascii="Calibri" w:cs="Calibri" w:eastAsia="Calibri" w:hAnsi="Calibri"/>
-          <w:color w:val="1A1A2E"/>
-          <w:sz w:val="21"/>
-          <w:szCs w:val="21"/>
-        </w:rPr>
-        <w:t xml:space="preserve">That reading is consistent with the two outliers. IRMOF-1 and UMCM-1 both have large, regular, open pore systems, and they are the two narrow spectra. UMCM-1 is a genuine mixed-linker framework, which the coarse-graining independently confirms by finding two distinct linker sizes in it.</w:t>
-      </w:r>
-    </w:p>
-    <w:p>
-      <w:pPr>
-        <w:pBdr>
-          <w:left w:val="single" w:color="E0A030" w:sz="18" w:space="8"/>
-        </w:pBdr>
-        <w:shd w:fill="FFF6E5" w:val="clear"/>
-        <w:spacing w:after="0" w:before="140"/>
-        <w:ind w:left="144"/>
-      </w:pPr>
-      <w:r>
-        <w:rPr>
-          <w:rFonts w:ascii="Calibri" w:cs="Calibri" w:eastAsia="Calibri" w:hAnsi="Calibri"/>
-          <w:b/>
-          <w:bCs/>
-          <w:color w:val="7A5200"/>
-          <w:sz w:val="20"/>
-          <w:szCs w:val="20"/>
-        </w:rPr>
-        <w:t xml:space="preserve">Three things this result is NOT — each of which an examiner may probe</w:t>
-      </w:r>
-    </w:p>
-    <w:p>
-      <w:pPr>
-        <w:pBdr>
-          <w:left w:val="single" w:color="E0A030" w:sz="18" w:space="8"/>
-        </w:pBdr>
-        <w:shd w:fill="FFF6E5" w:val="clear"/>
-        <w:spacing w:after="60" w:line="290"/>
-        <w:ind w:left="144"/>
-      </w:pPr>
+        <w:t xml:space="preserve">Two routes make the question answerable: compare only frameworks of </w:t>
+      </w:r>
       <w:r>
         <w:rPr>
           <w:rFonts w:ascii="Calibri" w:cs="Calibri" w:eastAsia="Calibri" w:hAnsi="Calibri"/>
@@ -9797,7 +9478,7 @@
           <w:sz w:val="20"/>
           <w:szCs w:val="20"/>
         </w:rPr>
-        <w:t xml:space="preserve">The four MOF-74 curves overlapping is not evidence of anything.</w:t>
+        <w:t xml:space="preserve">comparable graph size</w:t>
       </w:r>
       <w:r>
         <w:rPr>
@@ -9806,38 +9487,8 @@
           <w:sz w:val="20"/>
           <w:szCs w:val="20"/>
         </w:rPr>
-        <w:t xml:space="preserve"> They are the same graph — proved isomorphic in the source notebook — so they </w:t>
-      </w:r>
-      <w:r>
-        <w:rPr>
-          <w:rFonts w:ascii="Calibri" w:cs="Calibri" w:eastAsia="Calibri" w:hAnsi="Calibri"/>
-          <w:i/>
-          <w:iCs/>
-          <w:color w:val="4A3800"/>
-          <w:sz w:val="20"/>
-          <w:szCs w:val="20"/>
-        </w:rPr>
-        <w:t xml:space="preserve">must</w:t>
-      </w:r>
-      <w:r>
-        <w:rPr>
-          <w:rFonts w:ascii="Calibri" w:cs="Calibri" w:eastAsia="Calibri" w:hAnsi="Calibri"/>
-          <w:color w:val="4A3800"/>
-          <w:sz w:val="20"/>
-          <w:szCs w:val="20"/>
-        </w:rPr>
-        <w:t xml:space="preserve"> overlap. Their role is as a reproducibility control, not as band members.</w:t>
-      </w:r>
-    </w:p>
-    <w:p>
-      <w:pPr>
-        <w:pBdr>
-          <w:left w:val="single" w:color="E0A030" w:sz="18" w:space="8"/>
-        </w:pBdr>
-        <w:shd w:fill="FFF6E5" w:val="clear"/>
-        <w:spacing w:after="60" w:line="290"/>
-        <w:ind w:left="144"/>
-      </w:pPr>
+        <w:t xml:space="preserve">, or </w:t>
+      </w:r>
       <w:r>
         <w:rPr>
           <w:rFonts w:ascii="Calibri" w:cs="Calibri" w:eastAsia="Calibri" w:hAnsi="Calibri"/>
@@ -9847,7 +9498,7 @@
           <w:sz w:val="20"/>
           <w:szCs w:val="20"/>
         </w:rPr>
-        <w:t xml:space="preserve">That control sets a noise floor of 0.105</w:t>
+        <w:t xml:space="preserve">normalise the fit window</w:t>
       </w:r>
       <w:r>
         <w:rPr>
@@ -9856,43 +9507,34 @@
           <w:sz w:val="20"/>
           <w:szCs w:val="20"/>
         </w:rPr>
-        <w:t xml:space="preserve">, measured as the spread across those isomorphic graphs. HKUST-1 (0.844) and ZIF-8 (0.897) differ by less than that floor, so the correct statement is "six frameworks are indistinguishable within the method's noise", not "six frameworks match".</w:t>
-      </w:r>
-    </w:p>
-    <w:p>
-      <w:pPr>
-        <w:pBdr>
-          <w:left w:val="single" w:color="E0A030" w:sz="18" w:space="8"/>
-        </w:pBdr>
-        <w:shd w:fill="FFF6E5" w:val="clear"/>
-        <w:spacing w:after="170" w:line="290"/>
-        <w:ind w:left="144"/>
+        <w:t xml:space="preserve"> per structure so Δα stops growing with the graph, then re-test the correlation. Reporting the confound is the result; a band built on an uncontrolled size effect would not survive the first person who checked it.</w:t>
+      </w:r>
+    </w:p>
+    <w:p>
+      <w:pPr>
+        <w:pStyle w:val="Heading2"/>
+        <w:spacing w:after="120" w:before="280"/>
       </w:pPr>
       <w:r>
         <w:rPr>
           <w:rFonts w:ascii="Calibri" w:cs="Calibri" w:eastAsia="Calibri" w:hAnsi="Calibri"/>
           <w:b/>
           <w:bCs/>
-          <w:color w:val="4A3800"/>
-          <w:sz w:val="20"/>
-          <w:szCs w:val="20"/>
-        </w:rPr>
-        <w:t xml:space="preserve">Δα is not a stability or gas-uptake predictor.</w:t>
-      </w:r>
-      <w:r>
-        <w:rPr>
-          <w:rFonts w:ascii="Calibri" w:cs="Calibri" w:eastAsia="Calibri" w:hAnsi="Calibri"/>
-          <w:color w:val="4A3800"/>
-          <w:sz w:val="20"/>
-          <w:szCs w:val="20"/>
-        </w:rPr>
-        <w:t xml:space="preserve"> Nothing in this analysis measures stability, adsorption or binding energy — the graph is unweighted, so it does not even know which element an atom is. Xe/Kr relevance is why these eight frameworks were selected; it is not something the calculation produces. Reading the band as "these MOFs are more stable" is not supported.</w:t>
-      </w:r>
-    </w:p>
-    <w:p>
-      <w:pPr>
-        <w:pStyle w:val="Heading2"/>
-        <w:spacing w:after="120" w:before="280"/>
+          <w:color w:val="1A1A2E"/>
+          <w:sz w:val="26"/>
+          <w:szCs w:val="26"/>
+        </w:rPr>
+        <w:t xml:space="preserve">8.3 · What still stands</w:t>
+      </w:r>
+    </w:p>
+    <w:p>
+      <w:pPr>
+        <w:pStyle w:val="ListParagraph"/>
+        <w:numPr>
+          <w:ilvl w:val="0"/>
+          <w:numId w:val="2"/>
+        </w:numPr>
+        <w:spacing w:after="70" w:line="290"/>
       </w:pPr>
       <w:r>
         <w:rPr>
@@ -9900,61 +9542,30 @@
           <w:b/>
           <w:bCs/>
           <w:color w:val="1A1A2E"/>
-          <w:sz w:val="26"/>
-          <w:szCs w:val="26"/>
-        </w:rPr>
-        <w:t xml:space="preserve">8.4 · Finite-size dependence</w:t>
-      </w:r>
-    </w:p>
-    <w:p>
-      <w:pPr>
-        <w:spacing w:after="130" w:before="0" w:line="300"/>
-      </w:pPr>
-      <w:r>
-        <w:rPr>
-          <w:rFonts w:ascii="Calibri" w:cs="Calibri" w:eastAsia="Calibri" w:hAnsi="Calibri"/>
-          <w:color w:val="1A1A2E"/>
-          <w:sz w:val="21"/>
-          <w:szCs w:val="21"/>
-        </w:rPr>
-        <w:t xml:space="preserve">Δα has not converged in supercell size — it grows with the graph, because the fit window spans </w:t>
-      </w:r>
-      <w:r>
-        <w:rPr>
-          <w:rFonts w:ascii="Consolas" w:cs="Consolas" w:eastAsia="Consolas" w:hAnsi="Consolas"/>
-          <w:color w:val="B03060"/>
-          <w:sz w:val="19"/>
-          <w:szCs w:val="19"/>
-        </w:rPr>
-        <w:t xml:space="preserve">ln(1/diameter)</w:t>
-      </w:r>
-      <w:r>
-        <w:rPr>
-          <w:rFonts w:ascii="Calibri" w:cs="Calibri" w:eastAsia="Calibri" w:hAnsi="Calibri"/>
-          <w:color w:val="1A1A2E"/>
-          <w:sz w:val="21"/>
-          <w:szCs w:val="21"/>
-        </w:rPr>
-        <w:t xml:space="preserve"> to </w:t>
-      </w:r>
-      <w:r>
-        <w:rPr>
-          <w:rFonts w:ascii="Consolas" w:cs="Consolas" w:eastAsia="Consolas" w:hAnsi="Consolas"/>
-          <w:color w:val="B03060"/>
-          <w:sz w:val="19"/>
-          <w:szCs w:val="19"/>
-        </w:rPr>
-        <w:t xml:space="preserve">ln(0.34)</w:t>
-      </w:r>
-      <w:r>
-        <w:rPr>
-          <w:rFonts w:ascii="Calibri" w:cs="Calibri" w:eastAsia="Calibri" w:hAnsi="Calibri"/>
-          <w:color w:val="1A1A2E"/>
-          <w:sz w:val="21"/>
-          <w:szCs w:val="21"/>
-        </w:rPr>
-        <w:t xml:space="preserve"> and a larger graph samples a wider range of scales. These are therefore </w:t>
-      </w:r>
+          <w:sz w:val="21"/>
+          <w:szCs w:val="21"/>
+        </w:rPr>
+        <w:t xml:space="preserve">The method is now implemented correctly.</w:t>
+      </w:r>
+      <w:r>
+        <w:rPr>
+          <w:rFonts w:ascii="Calibri" w:cs="Calibri" w:eastAsia="Calibri" w:hAnsi="Calibri"/>
+          <w:color w:val="1A1A2E"/>
+          <w:sz w:val="21"/>
+          <w:szCs w:val="21"/>
+        </w:rPr>
+        <w:t xml:space="preserve"> τ(q) matches the paper, the spectrum is a proper inverted parabola, and α₀, the asymmetry A and D(q) are meaningful quantities for the first time.</w:t>
+      </w:r>
+    </w:p>
+    <w:p>
+      <w:pPr>
+        <w:pStyle w:val="ListParagraph"/>
+        <w:numPr>
+          <w:ilvl w:val="0"/>
+          <w:numId w:val="2"/>
+        </w:numPr>
+        <w:spacing w:after="70" w:line="290"/>
+      </w:pPr>
       <w:r>
         <w:rPr>
           <w:rFonts w:ascii="Calibri" w:cs="Calibri" w:eastAsia="Calibri" w:hAnsi="Calibri"/>
@@ -9964,70 +9575,76 @@
           <w:sz w:val="21"/>
           <w:szCs w:val="21"/>
         </w:rPr>
-        <w:t xml:space="preserve">finite-size effective widths at a stated graph size</w:t>
-      </w:r>
-      <w:r>
-        <w:rPr>
-          <w:rFonts w:ascii="Calibri" w:cs="Calibri" w:eastAsia="Calibri" w:hAnsi="Calibri"/>
-          <w:color w:val="1A1A2E"/>
-          <w:sz w:val="21"/>
-          <w:szCs w:val="21"/>
-        </w:rPr>
-        <w:t xml:space="preserve">, not asymptotic exponents, and absolute values should always be quoted with the diameter alongside.</w:t>
-      </w:r>
-    </w:p>
-    <w:p>
-      <w:pPr>
-        <w:spacing w:after="130" w:before="0" w:line="300"/>
-      </w:pPr>
-      <w:r>
-        <w:rPr>
-          <w:rFonts w:ascii="Calibri" w:cs="Calibri" w:eastAsia="Calibri" w:hAnsi="Calibri"/>
-          <w:color w:val="1A1A2E"/>
-          <w:sz w:val="21"/>
-          <w:szCs w:val="21"/>
-        </w:rPr>
-        <w:t xml:space="preserve">The ranking survives this caveat, and for a specific reason worth stating: the bias runs the </w:t>
-      </w:r>
-      <w:r>
-        <w:rPr>
-          <w:rFonts w:ascii="Calibri" w:cs="Calibri" w:eastAsia="Calibri" w:hAnsi="Calibri"/>
-          <w:i/>
-          <w:iCs/>
-          <w:color w:val="1A1A2E"/>
-          <w:sz w:val="21"/>
-          <w:szCs w:val="21"/>
-        </w:rPr>
-        <w:t xml:space="preserve">wrong way</w:t>
-      </w:r>
-      <w:r>
-        <w:rPr>
-          <w:rFonts w:ascii="Calibri" w:cs="Calibri" w:eastAsia="Calibri" w:hAnsi="Calibri"/>
-          <w:color w:val="1A1A2E"/>
-          <w:sz w:val="21"/>
-          <w:szCs w:val="21"/>
-        </w:rPr>
-        <w:t xml:space="preserve"> to explain the result. IRMOF-1 and UMCM-1 have among the largest graphs in the set (diameters 56 and 63) yet the smallest widths, while the wide group sits at diameters 36–50. A finite-size artefact would push the biggest graphs toward </w:t>
-      </w:r>
-      <w:r>
-        <w:rPr>
-          <w:rFonts w:ascii="Calibri" w:cs="Calibri" w:eastAsia="Calibri" w:hAnsi="Calibri"/>
-          <w:i/>
-          <w:iCs/>
-          <w:color w:val="1A1A2E"/>
-          <w:sz w:val="21"/>
-          <w:szCs w:val="21"/>
-        </w:rPr>
-        <w:t xml:space="preserve">larger</w:t>
-      </w:r>
-      <w:r>
-        <w:rPr>
-          <w:rFonts w:ascii="Calibri" w:cs="Calibri" w:eastAsia="Calibri" w:hAnsi="Calibri"/>
-          <w:color w:val="1A1A2E"/>
-          <w:sz w:val="21"/>
-          <w:szCs w:val="21"/>
-        </w:rPr>
-        <w:t xml:space="preserve"> Δα, not smaller — so it cannot be what produces the split.</w:t>
+        <w:t xml:space="preserve">The band exists as a descriptive range.</w:t>
+      </w:r>
+      <w:r>
+        <w:rPr>
+          <w:rFonts w:ascii="Calibri" w:cs="Calibri" w:eastAsia="Calibri" w:hAnsi="Calibri"/>
+          <w:color w:val="1A1A2E"/>
+          <w:sz w:val="21"/>
+          <w:szCs w:val="21"/>
+        </w:rPr>
+        <w:t xml:space="preserve"> What it lacks is a demonstrated physical meaning.</w:t>
+      </w:r>
+    </w:p>
+    <w:p>
+      <w:pPr>
+        <w:pStyle w:val="ListParagraph"/>
+        <w:numPr>
+          <w:ilvl w:val="0"/>
+          <w:numId w:val="2"/>
+        </w:numPr>
+        <w:spacing w:after="70" w:line="290"/>
+      </w:pPr>
+      <w:r>
+        <w:rPr>
+          <w:rFonts w:ascii="Calibri" w:cs="Calibri" w:eastAsia="Calibri" w:hAnsi="Calibri"/>
+          <w:b/>
+          <w:bCs/>
+          <w:color w:val="1A1A2E"/>
+          <w:sz w:val="21"/>
+          <w:szCs w:val="21"/>
+        </w:rPr>
+        <w:t xml:space="preserve">Δα is not a stability or gas-uptake predictor.</w:t>
+      </w:r>
+      <w:r>
+        <w:rPr>
+          <w:rFonts w:ascii="Calibri" w:cs="Calibri" w:eastAsia="Calibri" w:hAnsi="Calibri"/>
+          <w:color w:val="1A1A2E"/>
+          <w:sz w:val="21"/>
+          <w:szCs w:val="21"/>
+        </w:rPr>
+        <w:t xml:space="preserve"> The graph is unweighted — it does not know which element an atom is, let alone its binding energy.</w:t>
+      </w:r>
+    </w:p>
+    <w:p>
+      <w:pPr>
+        <w:pStyle w:val="ListParagraph"/>
+        <w:numPr>
+          <w:ilvl w:val="0"/>
+          <w:numId w:val="2"/>
+        </w:numPr>
+        <w:spacing w:after="70" w:line="290"/>
+      </w:pPr>
+      <w:r>
+        <w:rPr>
+          <w:rFonts w:ascii="Calibri" w:cs="Calibri" w:eastAsia="Calibri" w:hAnsi="Calibri"/>
+          <w:b/>
+          <w:bCs/>
+          <w:color w:val="1A1A2E"/>
+          <w:sz w:val="21"/>
+          <w:szCs w:val="21"/>
+        </w:rPr>
+        <w:t xml:space="preserve">The influential-node degeneracy still applies</w:t>
+      </w:r>
+      <w:r>
+        <w:rPr>
+          <w:rFonts w:ascii="Calibri" w:cs="Calibri" w:eastAsia="Calibri" w:hAnsi="Calibri"/>
+          <w:color w:val="1A1A2E"/>
+          <w:sz w:val="21"/>
+          <w:szCs w:val="21"/>
+        </w:rPr>
+        <w:t xml:space="preserve"> (Section 3.2): in a defect-free crystal the top-k selection is a tie, so iNMFA widths carry an implementation sensitivity on top of everything above.</w:t>
       </w:r>
     </w:p>
     <w:sectPr>

--- a/5_concepts/04_Network_and_Multifractal_Analysis.docx
+++ b/5_concepts/04_Network_and_Multifractal_Analysis.docx
@@ -8590,7 +8590,253 @@
           <w:sz w:val="21"/>
           <w:szCs w:val="21"/>
         </w:rPr>
-        <w:t xml:space="preserve">, all experimentally reported, analysed on full atomic graphs and accompanied by published pore diameters (PLD, the pore-limiting diameter, and LCD, the largest cavity diameter). That was enough data to ask a question 8 structures could not answer.</w:t>
+        <w:t xml:space="preserve">, drawn from MOFX-DB, analysed on full atomic graphs and accompanied by published pore diameters (PLD, the pore-limiting diameter, and LCD, the largest cavity diameter). That was enough data to ask a question 8 structures could not answer.</w:t>
+      </w:r>
+    </w:p>
+    <w:p>
+      <w:pPr>
+        <w:pBdr>
+          <w:left w:val="single" w:color="E0A030" w:sz="18" w:space="8"/>
+        </w:pBdr>
+        <w:shd w:fill="FFF6E5" w:val="clear"/>
+        <w:spacing w:after="0" w:before="140"/>
+        <w:ind w:left="144"/>
+      </w:pPr>
+      <w:r>
+        <w:rPr>
+          <w:rFonts w:ascii="Calibri" w:cs="Calibri" w:eastAsia="Calibri" w:hAnsi="Calibri"/>
+          <w:b/>
+          <w:bCs/>
+          <w:color w:val="7A5200"/>
+          <w:sz w:val="20"/>
+          <w:szCs w:val="20"/>
+        </w:rPr>
+        <w:t xml:space="preserve">Know what this dataset is before quoting anything from it</w:t>
+      </w:r>
+    </w:p>
+    <w:p>
+      <w:pPr>
+        <w:pBdr>
+          <w:left w:val="single" w:color="E0A030" w:sz="18" w:space="8"/>
+        </w:pBdr>
+        <w:shd w:fill="FFF6E5" w:val="clear"/>
+        <w:spacing w:after="60" w:line="290"/>
+        <w:ind w:left="144"/>
+      </w:pPr>
+      <w:r>
+        <w:rPr>
+          <w:rFonts w:ascii="Calibri" w:cs="Calibri" w:eastAsia="Calibri" w:hAnsi="Calibri"/>
+          <w:color w:val="4A3800"/>
+          <w:sz w:val="20"/>
+          <w:szCs w:val="20"/>
+        </w:rPr>
+        <w:t xml:space="preserve">All 77 structures are named </w:t>
+      </w:r>
+      <w:r>
+        <w:rPr>
+          <w:rFonts w:ascii="Consolas" w:cs="Consolas" w:eastAsia="Consolas" w:hAnsi="Consolas"/>
+          <w:color w:val="B03060"/>
+          <w:sz w:val="18"/>
+          <w:szCs w:val="18"/>
+        </w:rPr>
+        <w:t xml:space="preserve">hMOF-###</w:t>
+      </w:r>
+      <w:r>
+        <w:rPr>
+          <w:rFonts w:ascii="Calibri" w:cs="Calibri" w:eastAsia="Calibri" w:hAnsi="Calibri"/>
+          <w:color w:val="4A3800"/>
+          <w:sz w:val="20"/>
+          <w:szCs w:val="20"/>
+        </w:rPr>
+        <w:t xml:space="preserve">. They come from the </w:t>
+      </w:r>
+      <w:r>
+        <w:rPr>
+          <w:rFonts w:ascii="Calibri" w:cs="Calibri" w:eastAsia="Calibri" w:hAnsi="Calibri"/>
+          <w:b/>
+          <w:bCs/>
+          <w:color w:val="4A3800"/>
+          <w:sz w:val="20"/>
+          <w:szCs w:val="20"/>
+        </w:rPr>
+        <w:t xml:space="preserve">hypothetical MOF</w:t>
+      </w:r>
+      <w:r>
+        <w:rPr>
+          <w:rFonts w:ascii="Calibri" w:cs="Calibri" w:eastAsia="Calibri" w:hAnsi="Calibri"/>
+          <w:color w:val="4A3800"/>
+          <w:sz w:val="20"/>
+          <w:szCs w:val="20"/>
+        </w:rPr>
+        <w:t xml:space="preserve"> database — </w:t>
+      </w:r>
+      <w:r>
+        <w:rPr>
+          <w:rFonts w:ascii="Calibri" w:cs="Calibri" w:eastAsia="Calibri" w:hAnsi="Calibri"/>
+          <w:b/>
+          <w:bCs/>
+          <w:color w:val="4A3800"/>
+          <w:sz w:val="20"/>
+          <w:szCs w:val="20"/>
+        </w:rPr>
+        <w:t xml:space="preserve">computer-generated candidate structures that have never been synthesised</w:t>
+      </w:r>
+      <w:r>
+        <w:rPr>
+          <w:rFonts w:ascii="Calibri" w:cs="Calibri" w:eastAsia="Calibri" w:hAnsi="Calibri"/>
+          <w:color w:val="4A3800"/>
+          <w:sz w:val="20"/>
+          <w:szCs w:val="20"/>
+        </w:rPr>
+        <w:t xml:space="preserve">. The notebook requested </w:t>
+      </w:r>
+      <w:r>
+        <w:rPr>
+          <w:rFonts w:ascii="Consolas" w:cs="Consolas" w:eastAsia="Consolas" w:hAnsi="Consolas"/>
+          <w:color w:val="B03060"/>
+          <w:sz w:val="18"/>
+          <w:szCs w:val="18"/>
+        </w:rPr>
+        <w:t xml:space="preserve">CoREMOF 2019</w:t>
+      </w:r>
+      <w:r>
+        <w:rPr>
+          <w:rFonts w:ascii="Calibri" w:cs="Calibri" w:eastAsia="Calibri" w:hAnsi="Calibri"/>
+          <w:color w:val="4A3800"/>
+          <w:sz w:val="20"/>
+          <w:szCs w:val="20"/>
+        </w:rPr>
+        <w:t xml:space="preserve">, which </w:t>
+      </w:r>
+      <w:r>
+        <w:rPr>
+          <w:rFonts w:ascii="Calibri" w:cs="Calibri" w:eastAsia="Calibri" w:hAnsi="Calibri"/>
+          <w:i/>
+          <w:iCs/>
+          <w:color w:val="4A3800"/>
+          <w:sz w:val="20"/>
+          <w:szCs w:val="20"/>
+        </w:rPr>
+        <w:t xml:space="preserve">is</w:t>
+      </w:r>
+      <w:r>
+        <w:rPr>
+          <w:rFonts w:ascii="Calibri" w:cs="Calibri" w:eastAsia="Calibri" w:hAnsi="Calibri"/>
+          <w:color w:val="4A3800"/>
+          <w:sz w:val="20"/>
+          <w:szCs w:val="20"/>
+        </w:rPr>
+        <w:t xml:space="preserve"> experimental, but the server returned hMOF records and nothing verified it. A check was added so this cannot recur silently.</w:t>
+      </w:r>
+    </w:p>
+    <w:p>
+      <w:pPr>
+        <w:pBdr>
+          <w:left w:val="single" w:color="E0A030" w:sz="18" w:space="8"/>
+        </w:pBdr>
+        <w:shd w:fill="FFF6E5" w:val="clear"/>
+        <w:spacing w:after="60" w:line="290"/>
+        <w:ind w:left="144"/>
+      </w:pPr>
+      <w:r>
+        <w:rPr>
+          <w:rFonts w:ascii="Calibri" w:cs="Calibri" w:eastAsia="Calibri" w:hAnsi="Calibri"/>
+          <w:b/>
+          <w:bCs/>
+          <w:color w:val="4A3800"/>
+          <w:sz w:val="20"/>
+          <w:szCs w:val="20"/>
+        </w:rPr>
+        <w:t xml:space="preserve">Consequence 1:</w:t>
+      </w:r>
+      <w:r>
+        <w:rPr>
+          <w:rFonts w:ascii="Calibri" w:cs="Calibri" w:eastAsia="Calibri" w:hAnsi="Calibri"/>
+          <w:color w:val="4A3800"/>
+          <w:sz w:val="20"/>
+          <w:szCs w:val="20"/>
+        </w:rPr>
+        <w:t xml:space="preserve"> nothing computed on this set may be described as "experimental" or "real". It is a computational screening library.</w:t>
+      </w:r>
+    </w:p>
+    <w:p>
+      <w:pPr>
+        <w:pBdr>
+          <w:left w:val="single" w:color="E0A030" w:sz="18" w:space="8"/>
+        </w:pBdr>
+        <w:shd w:fill="FFF6E5" w:val="clear"/>
+        <w:spacing w:after="60" w:line="290"/>
+        <w:ind w:left="144"/>
+      </w:pPr>
+      <w:r>
+        <w:rPr>
+          <w:rFonts w:ascii="Calibri" w:cs="Calibri" w:eastAsia="Calibri" w:hAnsi="Calibri"/>
+          <w:b/>
+          <w:bCs/>
+          <w:color w:val="4A3800"/>
+          <w:sz w:val="20"/>
+          <w:szCs w:val="20"/>
+        </w:rPr>
+        <w:t xml:space="preserve">Consequence 2:</w:t>
+      </w:r>
+      <w:r>
+        <w:rPr>
+          <w:rFonts w:ascii="Calibri" w:cs="Calibri" w:eastAsia="Calibri" w:hAnsi="Calibri"/>
+          <w:color w:val="4A3800"/>
+          <w:sz w:val="20"/>
+          <w:szCs w:val="20"/>
+        </w:rPr>
+        <w:t xml:space="preserve"> every one of the 77 has a </w:t>
+      </w:r>
+      <w:r>
+        <w:rPr>
+          <w:rFonts w:ascii="Calibri" w:cs="Calibri" w:eastAsia="Calibri" w:hAnsi="Calibri"/>
+          <w:b/>
+          <w:bCs/>
+          <w:color w:val="4A3800"/>
+          <w:sz w:val="20"/>
+          <w:szCs w:val="20"/>
+        </w:rPr>
+        <w:t xml:space="preserve">Zn₄O node</w:t>
+      </w:r>
+      <w:r>
+        <w:rPr>
+          <w:rFonts w:ascii="Calibri" w:cs="Calibri" w:eastAsia="Calibri" w:hAnsi="Calibri"/>
+          <w:color w:val="4A3800"/>
+          <w:sz w:val="20"/>
+          <w:szCs w:val="20"/>
+        </w:rPr>
+        <w:t xml:space="preserve">, so this set is effectively single-metal. It cannot support any claim about behaviour across different metals — including the supervisor's zirconium question.</w:t>
+      </w:r>
+    </w:p>
+    <w:p>
+      <w:pPr>
+        <w:pBdr>
+          <w:left w:val="single" w:color="E0A030" w:sz="18" w:space="8"/>
+        </w:pBdr>
+        <w:shd w:fill="FFF6E5" w:val="clear"/>
+        <w:spacing w:after="170" w:line="290"/>
+        <w:ind w:left="144"/>
+      </w:pPr>
+      <w:r>
+        <w:rPr>
+          <w:rFonts w:ascii="Calibri" w:cs="Calibri" w:eastAsia="Calibri" w:hAnsi="Calibri"/>
+          <w:b/>
+          <w:bCs/>
+          <w:color w:val="4A3800"/>
+          <w:sz w:val="20"/>
+          <w:szCs w:val="20"/>
+        </w:rPr>
+        <w:t xml:space="preserve">What it is genuinely good for:</w:t>
+      </w:r>
+      <w:r>
+        <w:rPr>
+          <w:rFonts w:ascii="Calibri" w:cs="Calibri" w:eastAsia="Calibri" w:hAnsi="Calibri"/>
+          <w:color w:val="4A3800"/>
+          <w:sz w:val="20"/>
+          <w:szCs w:val="20"/>
+        </w:rPr>
+        <w:t xml:space="preserve"> one node type combined with many different linkers, which makes it a real same-node, varied-linker family — arguably a cleaner test of linker effects than a mixed-metal set would be.</w:t>
       </w:r>
     </w:p>
     <w:p>

--- a/5_concepts/04_Network_and_Multifractal_Analysis.docx
+++ b/5_concepts/04_Network_and_Multifractal_Analysis.docx
@@ -6740,6 +6740,103 @@
         <w:t xml:space="preserve"> — the peak returns.</w:t>
       </w:r>
     </w:p>
+    <w:p>
+      <w:pPr>
+        <w:pBdr>
+          <w:left w:val="single" w:color="E0A030" w:sz="18" w:space="8"/>
+        </w:pBdr>
+        <w:shd w:fill="FFF6E5" w:val="clear"/>
+        <w:spacing w:after="0" w:before="140"/>
+        <w:ind w:left="144"/>
+      </w:pPr>
+      <w:r>
+        <w:rPr>
+          <w:rFonts w:ascii="Calibri" w:cs="Calibri" w:eastAsia="Calibri" w:hAnsi="Calibri"/>
+          <w:b/>
+          <w:bCs/>
+          <w:color w:val="7A5200"/>
+          <w:sz w:val="20"/>
+          <w:szCs w:val="20"/>
+        </w:rPr>
+        <w:t xml:space="preserve">Fixed, and re-measured on the full dataset</w:t>
+      </w:r>
+    </w:p>
+    <w:p>
+      <w:pPr>
+        <w:pBdr>
+          <w:left w:val="single" w:color="E0A030" w:sz="18" w:space="8"/>
+        </w:pBdr>
+        <w:shd w:fill="FFF6E5" w:val="clear"/>
+        <w:spacing w:after="60" w:line="290"/>
+        <w:ind w:left="144"/>
+      </w:pPr>
+      <w:r>
+        <w:rPr>
+          <w:rFonts w:ascii="Calibri" w:cs="Calibri" w:eastAsia="Calibri" w:hAnsi="Calibri"/>
+          <w:color w:val="4A3800"/>
+          <w:sz w:val="20"/>
+          <w:szCs w:val="20"/>
+        </w:rPr>
+        <w:t xml:space="preserve">With </w:t>
+      </w:r>
+      <w:r>
+        <w:rPr>
+          <w:rFonts w:ascii="Consolas" w:cs="Consolas" w:eastAsia="Consolas" w:hAnsi="Consolas"/>
+          <w:color w:val="B03060"/>
+          <w:sz w:val="18"/>
+          <w:szCs w:val="18"/>
+        </w:rPr>
+        <w:t xml:space="preserve">tau_mode="paper"</w:t>
+      </w:r>
+      <w:r>
+        <w:rPr>
+          <w:rFonts w:ascii="Calibri" w:cs="Calibri" w:eastAsia="Calibri" w:hAnsi="Calibri"/>
+          <w:color w:val="4A3800"/>
+          <w:sz w:val="20"/>
+          <w:szCs w:val="20"/>
+        </w:rPr>
+        <w:t xml:space="preserve"> the recomputed spectra give τ(0) = −2.5669 and f(α₀) = +2.5669, and </w:t>
+      </w:r>
+      <w:r>
+        <w:rPr>
+          <w:rFonts w:ascii="Calibri" w:cs="Calibri" w:eastAsia="Calibri" w:hAnsi="Calibri"/>
+          <w:b/>
+          <w:bCs/>
+          <w:color w:val="4A3800"/>
+          <w:sz w:val="20"/>
+          <w:szCs w:val="20"/>
+        </w:rPr>
+        <w:t xml:space="preserve">all 77 of 77 frameworks now peak at q = 0</w:t>
+      </w:r>
+      <w:r>
+        <w:rPr>
+          <w:rFonts w:ascii="Calibri" w:cs="Calibri" w:eastAsia="Calibri" w:hAnsi="Calibri"/>
+          <w:color w:val="4A3800"/>
+          <w:sz w:val="20"/>
+          <w:szCs w:val="20"/>
+        </w:rPr>
+        <w:t xml:space="preserve"> — proper inverted parabolas.</w:t>
+      </w:r>
+    </w:p>
+    <w:p>
+      <w:pPr>
+        <w:pBdr>
+          <w:left w:val="single" w:color="E0A030" w:sz="18" w:space="8"/>
+        </w:pBdr>
+        <w:shd w:fill="FFF6E5" w:val="clear"/>
+        <w:spacing w:after="170" w:line="290"/>
+        <w:ind w:left="144"/>
+      </w:pPr>
+      <w:r>
+        <w:rPr>
+          <w:rFonts w:ascii="Calibri" w:cs="Calibri" w:eastAsia="Calibri" w:hAnsi="Calibri"/>
+          <w:color w:val="4A3800"/>
+          <w:sz w:val="20"/>
+          <w:szCs w:val="20"/>
+        </w:rPr>
+        <w:t xml:space="preserve">Everything downstream of τ changed with it: α₀, the asymmetry A and D(q) are meaningful quantities for the first time, and the Δα values roughly quadrupled (median 1.20, previously ~0.3).</w:t>
+      </w:r>
+    </w:p>
     <w:tbl>
       <w:tblPr>
         <w:tblW w:type="dxa" w:w="9360"/>
@@ -8878,16 +8975,34 @@
           <w:sz w:val="21"/>
           <w:szCs w:val="21"/>
         </w:rPr>
-        <w:t xml:space="preserve">Δα = 0.36 – 0.65</w:t>
-      </w:r>
-      <w:r>
-        <w:rPr>
-          <w:rFonts w:ascii="Calibri" w:cs="Calibri" w:eastAsia="Calibri" w:hAnsi="Calibri"/>
-          <w:color w:val="1A1A2E"/>
-          <w:sz w:val="21"/>
-          <w:szCs w:val="21"/>
-        </w:rPr>
-        <w:t xml:space="preserve">.</w:t>
+        <w:t xml:space="preserve">Δα = 1.11 – 1.25</w:t>
+      </w:r>
+      <w:r>
+        <w:rPr>
+          <w:rFonts w:ascii="Calibri" w:cs="Calibri" w:eastAsia="Calibri" w:hAnsi="Calibri"/>
+          <w:color w:val="1A1A2E"/>
+          <w:sz w:val="21"/>
+          <w:szCs w:val="21"/>
+        </w:rPr>
+        <w:t xml:space="preserve">, with the asymmetry </w:t>
+      </w:r>
+      <w:r>
+        <w:rPr>
+          <w:rFonts w:ascii="Consolas" w:cs="Consolas" w:eastAsia="Consolas" w:hAnsi="Consolas"/>
+          <w:color w:val="B03060"/>
+          <w:sz w:val="19"/>
+          <w:szCs w:val="19"/>
+        </w:rPr>
+        <w:t xml:space="preserve">A</w:t>
+      </w:r>
+      <w:r>
+        <w:rPr>
+          <w:rFonts w:ascii="Calibri" w:cs="Calibri" w:eastAsia="Calibri" w:hAnsi="Calibri"/>
+          <w:color w:val="1A1A2E"/>
+          <w:sz w:val="21"/>
+          <w:szCs w:val="21"/>
+        </w:rPr>
+        <w:t xml:space="preserve"> negative in every single framework — a consistent family signature.</w:t>
       </w:r>
     </w:p>
     <w:p>
@@ -9050,7 +9165,7 @@
                 <w:sz w:val="19"/>
                 <w:szCs w:val="19"/>
               </w:rPr>
-              <w:t xml:space="preserve">−0.330</w:t>
+              <w:t xml:space="preserve">−0.497</w:t>
             </w:r>
           </w:p>
         </w:tc>
@@ -9120,7 +9235,7 @@
                 <w:sz w:val="19"/>
                 <w:szCs w:val="19"/>
               </w:rPr>
-              <w:t xml:space="preserve">+0.057</w:t>
+              <w:t xml:space="preserve">+0.101</w:t>
             </w:r>
             <w:r>
               <w:rPr>
@@ -9186,7 +9301,7 @@
                 <w:sz w:val="19"/>
                 <w:szCs w:val="19"/>
               </w:rPr>
-              <w:t xml:space="preserve">+0.487</w:t>
+              <w:t xml:space="preserve">+0.730</w:t>
             </w:r>
           </w:p>
         </w:tc>
@@ -9256,7 +9371,7 @@
                 <w:sz w:val="19"/>
                 <w:szCs w:val="19"/>
               </w:rPr>
-              <w:t xml:space="preserve">+0.384</w:t>
+              <w:t xml:space="preserve">+0.621</w:t>
             </w:r>
             <w:r>
               <w:rPr>
@@ -9405,7 +9520,7 @@
                 <w:sz w:val="19"/>
                 <w:szCs w:val="19"/>
               </w:rPr>
-              <w:t xml:space="preserve">0.237</w:t>
+              <w:t xml:space="preserve">0.533</w:t>
             </w:r>
           </w:p>
         </w:tc>
@@ -9462,7 +9577,7 @@
                 <w:sz w:val="19"/>
                 <w:szCs w:val="19"/>
               </w:rPr>
-              <w:t xml:space="preserve">0.109</w:t>
+              <w:t xml:space="preserve">0.247</w:t>
             </w:r>
           </w:p>
         </w:tc>
@@ -9519,7 +9634,7 @@
                 <w:sz w:val="19"/>
                 <w:szCs w:val="19"/>
               </w:rPr>
-              <w:t xml:space="preserve">0.240</w:t>
+              <w:t xml:space="preserve">0.538</w:t>
             </w:r>
           </w:p>
         </w:tc>
@@ -9580,7 +9695,7 @@
                 <w:sz w:val="19"/>
                 <w:szCs w:val="19"/>
               </w:rPr>
-              <w:t xml:space="preserve">+0.002</w:t>
+              <w:t xml:space="preserve">+0.005</w:t>
             </w:r>
           </w:p>
         </w:tc>
@@ -9628,7 +9743,7 @@
           <w:sz w:val="20"/>
           <w:szCs w:val="20"/>
         </w:rPr>
-        <w:t xml:space="preserve">The partial correlation collapses to roughly zero once graph size is held fixed, while graph size survives holding pore size fixed. Adding pore diameter to a model that already contains graph size buys about 0.002 of R².</w:t>
+        <w:t xml:space="preserve">The partial correlation collapses from −0.50 to +0.10 once graph size is held fixed, while graph size survives holding pore size fixed. Adding pore diameter to a model that already contains graph size buys about 0.005 of R².</w:t>
       </w:r>
     </w:p>
     <w:p>

--- a/5_concepts/04_Network_and_Multifractal_Analysis.docx
+++ b/5_concepts/04_Network_and_Multifractal_Analysis.docx
@@ -7303,7 +7303,47 @@
           <w:sz w:val="21"/>
           <w:szCs w:val="21"/>
         </w:rPr>
-        <w:t xml:space="preserve">Verified on a network built from scratch with identical data and only the τ definition swapped, then re-verified in both implementations: Python and the browser engine now agree at τ(0) = −2.6551 on HKUST-1. Selectable as </w:t>
+        <w:t xml:space="preserve">Those figures come from a synthetic test graph, where identical data was fitted both ways so only the τ definition differed. On the </w:t>
+      </w:r>
+      <w:r>
+        <w:rPr>
+          <w:rFonts w:ascii="Calibri" w:cs="Calibri" w:eastAsia="Calibri" w:hAnsi="Calibri"/>
+          <w:b/>
+          <w:bCs/>
+          <w:color w:val="1A1A2E"/>
+          <w:sz w:val="21"/>
+          <w:szCs w:val="21"/>
+        </w:rPr>
+        <w:t xml:space="preserve">real 77-framework dataset</w:t>
+      </w:r>
+      <w:r>
+        <w:rPr>
+          <w:rFonts w:ascii="Calibri" w:cs="Calibri" w:eastAsia="Calibri" w:hAnsi="Calibri"/>
+          <w:color w:val="1A1A2E"/>
+          <w:sz w:val="21"/>
+          <w:szCs w:val="21"/>
+        </w:rPr>
+        <w:t xml:space="preserve"> the corrected run gives </w:t>
+      </w:r>
+      <w:r>
+        <w:rPr>
+          <w:rFonts w:ascii="Calibri" w:cs="Calibri" w:eastAsia="Calibri" w:hAnsi="Calibri"/>
+          <w:b/>
+          <w:bCs/>
+          <w:color w:val="1A1A2E"/>
+          <w:sz w:val="21"/>
+          <w:szCs w:val="21"/>
+        </w:rPr>
+        <w:t xml:space="preserve">τ(0) = −2.5669, f(α₀) = +2.5669, and 77/77 spectra peaking at q = 0</w:t>
+      </w:r>
+      <w:r>
+        <w:rPr>
+          <w:rFonts w:ascii="Calibri" w:cs="Calibri" w:eastAsia="Calibri" w:hAnsi="Calibri"/>
+          <w:color w:val="1A1A2E"/>
+          <w:sz w:val="21"/>
+          <w:szCs w:val="21"/>
+        </w:rPr>
+        <w:t xml:space="preserve">. Python and the browser engine agree at τ(0) = −2.6551 on HKUST-1. Selectable as </w:t>
       </w:r>
       <w:r>
         <w:rPr>
